--- a/UI_Software_Project_Initiation_and_Planning/Digital_Portfolio_UI110021_Project_initiation_planning.docx
+++ b/UI_Software_Project_Initiation_and_Planning/Digital_Portfolio_UI110021_Project_initiation_planning.docx
@@ -4,7 +4,7 @@
   <w:body>
     <w:tbl>
       <w:tblPr>
-        <w:tblStyle w:val="750"/>
+        <w:tblStyle w:val="903"/>
         <w:tblW w:w="22585" w:type="dxa"/>
         <w:tblBorders/>
         <w:tblLayout w:type="fixed"/>
@@ -58,6 +58,13 @@
                 <w:bCs/>
               </w:rPr>
             </w:r>
+            <w:r>
+              <w:rPr>
+                <w:rFonts w:asciiTheme="minorHAnsi" w:hAnsiTheme="minorHAnsi" w:cstheme="minorHAnsi"/>
+                <w:b/>
+                <w:bCs/>
+              </w:rPr>
+            </w:r>
           </w:p>
         </w:tc>
         <w:tc>
@@ -90,6 +97,13 @@
                 <w:bCs/>
               </w:rPr>
               <w:t xml:space="preserve">Theme</w:t>
+            </w:r>
+            <w:r>
+              <w:rPr>
+                <w:rFonts w:asciiTheme="minorHAnsi" w:hAnsiTheme="minorHAnsi" w:cstheme="minorHAnsi"/>
+                <w:b/>
+                <w:bCs/>
+              </w:rPr>
             </w:r>
             <w:r>
               <w:rPr>
@@ -138,6 +152,13 @@
                 <w:bCs/>
               </w:rPr>
             </w:r>
+            <w:r>
+              <w:rPr>
+                <w:rFonts w:asciiTheme="minorHAnsi" w:hAnsiTheme="minorHAnsi" w:cstheme="minorHAnsi"/>
+                <w:b/>
+                <w:bCs/>
+              </w:rPr>
+            </w:r>
           </w:p>
         </w:tc>
         <w:tc>
@@ -170,6 +191,13 @@
                 <w:bCs/>
               </w:rPr>
               <w:t xml:space="preserve">Suggested Evidence</w:t>
+            </w:r>
+            <w:r>
+              <w:rPr>
+                <w:rFonts w:cs="Calibri" w:asciiTheme="minorHAnsi" w:hAnsiTheme="minorHAnsi"/>
+                <w:b/>
+                <w:bCs/>
+              </w:rPr>
             </w:r>
             <w:r>
               <w:rPr>
@@ -210,6 +238,13 @@
                 <w:bCs/>
               </w:rPr>
               <w:t xml:space="preserve">Your Actual Evidence </w:t>
+            </w:r>
+            <w:r>
+              <w:rPr>
+                <w:rFonts w:cs="Calibri" w:asciiTheme="minorHAnsi" w:hAnsiTheme="minorHAnsi"/>
+                <w:b/>
+                <w:bCs/>
+              </w:rPr>
             </w:r>
             <w:r>
               <w:rPr>
@@ -259,6 +294,12 @@
                 <w:bCs/>
               </w:rPr>
             </w:r>
+            <w:r>
+              <w:rPr>
+                <w:rFonts w:asciiTheme="minorHAnsi" w:hAnsiTheme="minorHAnsi" w:cstheme="minorHAnsi"/>
+                <w:bCs/>
+              </w:rPr>
+            </w:r>
           </w:p>
         </w:tc>
         <w:tc>
@@ -289,6 +330,12 @@
                 <w:bCs/>
               </w:rPr>
               <w:t xml:space="preserve">Agile</w:t>
+            </w:r>
+            <w:r>
+              <w:rPr>
+                <w:rFonts w:asciiTheme="minorHAnsi" w:hAnsiTheme="minorHAnsi" w:cstheme="minorHAnsi"/>
+                <w:bCs/>
+              </w:rPr>
             </w:r>
             <w:r>
               <w:rPr>
@@ -333,23 +380,6 @@
                 <w:bCs/>
               </w:rPr>
             </w:r>
-          </w:p>
-          <w:p>
-            <w:pPr>
-              <w:pBdr/>
-              <w:spacing w:after="40" w:before="40"/>
-              <w:ind/>
-              <w:rPr>
-                <w:rFonts w:asciiTheme="minorHAnsi" w:hAnsiTheme="minorHAnsi" w:cstheme="minorHAnsi"/>
-                <w:bCs/>
-              </w:rPr>
-            </w:pPr>
-            <w:r>
-              <w:rPr>
-                <w:rFonts w:asciiTheme="minorHAnsi" w:hAnsiTheme="minorHAnsi" w:cstheme="minorHAnsi"/>
-                <w:bCs/>
-              </w:rPr>
-            </w:r>
             <w:r>
               <w:rPr>
                 <w:rFonts w:asciiTheme="minorHAnsi" w:hAnsiTheme="minorHAnsi" w:cstheme="minorHAnsi"/>
@@ -367,6 +397,41 @@
                 <w:bCs/>
               </w:rPr>
             </w:pPr>
+            <w:r>
+              <w:rPr>
+                <w:rFonts w:asciiTheme="minorHAnsi" w:hAnsiTheme="minorHAnsi" w:cstheme="minorHAnsi"/>
+                <w:bCs/>
+              </w:rPr>
+            </w:r>
+            <w:r>
+              <w:rPr>
+                <w:rFonts w:asciiTheme="minorHAnsi" w:hAnsiTheme="minorHAnsi" w:cstheme="minorHAnsi"/>
+                <w:bCs/>
+              </w:rPr>
+            </w:r>
+            <w:r>
+              <w:rPr>
+                <w:rFonts w:asciiTheme="minorHAnsi" w:hAnsiTheme="minorHAnsi" w:cstheme="minorHAnsi"/>
+                <w:bCs/>
+              </w:rPr>
+            </w:r>
+          </w:p>
+          <w:p>
+            <w:pPr>
+              <w:pBdr/>
+              <w:spacing w:after="40" w:before="40"/>
+              <w:ind/>
+              <w:rPr>
+                <w:rFonts w:asciiTheme="minorHAnsi" w:hAnsiTheme="minorHAnsi" w:cstheme="minorHAnsi"/>
+                <w:bCs/>
+              </w:rPr>
+            </w:pPr>
+            <w:r>
+              <w:rPr>
+                <w:rFonts w:asciiTheme="minorHAnsi" w:hAnsiTheme="minorHAnsi" w:cstheme="minorHAnsi"/>
+                <w:bCs/>
+              </w:rPr>
+            </w:r>
             <w:r>
               <w:rPr>
                 <w:rFonts w:asciiTheme="minorHAnsi" w:hAnsiTheme="minorHAnsi" w:cstheme="minorHAnsi"/>
@@ -416,10 +481,16 @@
                 <w:color w:val="000000"/>
               </w:rPr>
             </w:r>
+            <w:r>
+              <w:rPr>
+                <w:rFonts w:cs="Calibri" w:asciiTheme="minorHAnsi" w:hAnsiTheme="minorHAnsi"/>
+                <w:color w:val="000000"/>
+              </w:rPr>
+            </w:r>
           </w:p>
           <w:p>
             <w:pPr>
-              <w:pStyle w:val="745"/>
+              <w:pStyle w:val="898"/>
               <w:numPr>
                 <w:ilvl w:val="0"/>
                 <w:numId w:val="1"/>
@@ -469,10 +540,18 @@
                 <w:szCs w:val="22"/>
               </w:rPr>
             </w:r>
+            <w:r>
+              <w:rPr>
+                <w:rFonts w:cs="Calibri" w:asciiTheme="minorHAnsi" w:hAnsiTheme="minorHAnsi"/>
+                <w:color w:val="000000"/>
+                <w:sz w:val="22"/>
+                <w:szCs w:val="22"/>
+              </w:rPr>
+            </w:r>
           </w:p>
           <w:p>
             <w:pPr>
-              <w:pStyle w:val="745"/>
+              <w:pStyle w:val="898"/>
               <w:numPr>
                 <w:ilvl w:val="0"/>
                 <w:numId w:val="1"/>
@@ -504,10 +583,18 @@
                 <w:szCs w:val="22"/>
               </w:rPr>
             </w:r>
+            <w:r>
+              <w:rPr>
+                <w:rFonts w:cs="Calibri" w:asciiTheme="minorHAnsi" w:hAnsiTheme="minorHAnsi"/>
+                <w:color w:val="000000"/>
+                <w:sz w:val="22"/>
+                <w:szCs w:val="22"/>
+              </w:rPr>
+            </w:r>
           </w:p>
           <w:p>
             <w:pPr>
-              <w:pStyle w:val="745"/>
+              <w:pStyle w:val="898"/>
               <w:numPr>
                 <w:ilvl w:val="0"/>
                 <w:numId w:val="1"/>
@@ -539,10 +626,18 @@
                 <w:szCs w:val="22"/>
               </w:rPr>
             </w:r>
+            <w:r>
+              <w:rPr>
+                <w:rFonts w:cs="Calibri" w:asciiTheme="minorHAnsi" w:hAnsiTheme="minorHAnsi"/>
+                <w:color w:val="000000"/>
+                <w:sz w:val="22"/>
+                <w:szCs w:val="22"/>
+              </w:rPr>
+            </w:r>
           </w:p>
           <w:p>
             <w:pPr>
-              <w:pStyle w:val="745"/>
+              <w:pStyle w:val="898"/>
               <w:numPr>
                 <w:ilvl w:val="0"/>
                 <w:numId w:val="1"/>
@@ -574,10 +669,18 @@
                 <w:szCs w:val="22"/>
               </w:rPr>
             </w:r>
+            <w:r>
+              <w:rPr>
+                <w:rFonts w:cs="Calibri" w:asciiTheme="minorHAnsi" w:hAnsiTheme="minorHAnsi"/>
+                <w:color w:val="000000"/>
+                <w:sz w:val="22"/>
+                <w:szCs w:val="22"/>
+              </w:rPr>
+            </w:r>
           </w:p>
           <w:p>
             <w:pPr>
-              <w:pStyle w:val="745"/>
+              <w:pStyle w:val="898"/>
               <w:numPr>
                 <w:ilvl w:val="0"/>
                 <w:numId w:val="1"/>
@@ -609,10 +712,18 @@
                 <w:szCs w:val="22"/>
               </w:rPr>
             </w:r>
+            <w:r>
+              <w:rPr>
+                <w:rFonts w:cs="Calibri" w:asciiTheme="minorHAnsi" w:hAnsiTheme="minorHAnsi"/>
+                <w:color w:val="000000"/>
+                <w:sz w:val="22"/>
+                <w:szCs w:val="22"/>
+              </w:rPr>
+            </w:r>
           </w:p>
           <w:p>
             <w:pPr>
-              <w:pStyle w:val="745"/>
+              <w:pStyle w:val="898"/>
               <w:numPr>
                 <w:ilvl w:val="0"/>
                 <w:numId w:val="1"/>
@@ -644,10 +755,18 @@
                 <w:szCs w:val="22"/>
               </w:rPr>
             </w:r>
+            <w:r>
+              <w:rPr>
+                <w:rFonts w:cs="Calibri" w:asciiTheme="minorHAnsi" w:hAnsiTheme="minorHAnsi"/>
+                <w:color w:val="000000"/>
+                <w:sz w:val="22"/>
+                <w:szCs w:val="22"/>
+              </w:rPr>
+            </w:r>
           </w:p>
           <w:p>
             <w:pPr>
-              <w:pStyle w:val="745"/>
+              <w:pStyle w:val="898"/>
               <w:numPr>
                 <w:ilvl w:val="0"/>
                 <w:numId w:val="1"/>
@@ -679,10 +798,18 @@
                 <w:szCs w:val="22"/>
               </w:rPr>
             </w:r>
+            <w:r>
+              <w:rPr>
+                <w:rFonts w:cs="Calibri" w:asciiTheme="minorHAnsi" w:hAnsiTheme="minorHAnsi"/>
+                <w:color w:val="000000"/>
+                <w:sz w:val="22"/>
+                <w:szCs w:val="22"/>
+              </w:rPr>
+            </w:r>
           </w:p>
           <w:p>
             <w:pPr>
-              <w:pStyle w:val="745"/>
+              <w:pStyle w:val="898"/>
               <w:numPr>
                 <w:ilvl w:val="0"/>
                 <w:numId w:val="3"/>
@@ -714,10 +841,18 @@
                 <w:szCs w:val="22"/>
               </w:rPr>
             </w:r>
+            <w:r>
+              <w:rPr>
+                <w:rFonts w:cs="Calibri" w:asciiTheme="minorHAnsi" w:hAnsiTheme="minorHAnsi"/>
+                <w:color w:val="000000"/>
+                <w:sz w:val="22"/>
+                <w:szCs w:val="22"/>
+              </w:rPr>
+            </w:r>
           </w:p>
           <w:p>
             <w:pPr>
-              <w:pStyle w:val="745"/>
+              <w:pStyle w:val="898"/>
               <w:numPr>
                 <w:ilvl w:val="0"/>
                 <w:numId w:val="3"/>
@@ -749,10 +884,18 @@
                 <w:szCs w:val="22"/>
               </w:rPr>
             </w:r>
+            <w:r>
+              <w:rPr>
+                <w:rFonts w:cs="Calibri" w:asciiTheme="minorHAnsi" w:hAnsiTheme="minorHAnsi"/>
+                <w:color w:val="000000"/>
+                <w:sz w:val="22"/>
+                <w:szCs w:val="22"/>
+              </w:rPr>
+            </w:r>
           </w:p>
           <w:p>
             <w:pPr>
-              <w:pStyle w:val="745"/>
+              <w:pStyle w:val="898"/>
               <w:numPr>
                 <w:ilvl w:val="0"/>
                 <w:numId w:val="3"/>
@@ -784,10 +927,18 @@
                 <w:szCs w:val="22"/>
               </w:rPr>
             </w:r>
+            <w:r>
+              <w:rPr>
+                <w:rFonts w:cs="Calibri" w:asciiTheme="minorHAnsi" w:hAnsiTheme="minorHAnsi"/>
+                <w:color w:val="000000"/>
+                <w:sz w:val="22"/>
+                <w:szCs w:val="22"/>
+              </w:rPr>
+            </w:r>
           </w:p>
           <w:p>
             <w:pPr>
-              <w:pStyle w:val="745"/>
+              <w:pStyle w:val="898"/>
               <w:numPr>
                 <w:ilvl w:val="0"/>
                 <w:numId w:val="3"/>
@@ -819,10 +970,18 @@
                 <w:szCs w:val="22"/>
               </w:rPr>
             </w:r>
+            <w:r>
+              <w:rPr>
+                <w:rFonts w:cs="Calibri" w:asciiTheme="minorHAnsi" w:hAnsiTheme="minorHAnsi"/>
+                <w:color w:val="000000"/>
+                <w:sz w:val="22"/>
+                <w:szCs w:val="22"/>
+              </w:rPr>
+            </w:r>
           </w:p>
           <w:p>
             <w:pPr>
-              <w:pStyle w:val="745"/>
+              <w:pStyle w:val="898"/>
               <w:numPr>
                 <w:ilvl w:val="0"/>
                 <w:numId w:val="3"/>
@@ -872,10 +1031,18 @@
                 <w:szCs w:val="22"/>
               </w:rPr>
             </w:r>
+            <w:r>
+              <w:rPr>
+                <w:rFonts w:cs="Calibri" w:asciiTheme="minorHAnsi" w:hAnsiTheme="minorHAnsi"/>
+                <w:color w:val="000000"/>
+                <w:sz w:val="22"/>
+                <w:szCs w:val="22"/>
+              </w:rPr>
+            </w:r>
           </w:p>
           <w:p>
             <w:pPr>
-              <w:pStyle w:val="745"/>
+              <w:pStyle w:val="898"/>
               <w:numPr>
                 <w:ilvl w:val="0"/>
                 <w:numId w:val="3"/>
@@ -907,10 +1074,18 @@
                 <w:szCs w:val="22"/>
               </w:rPr>
             </w:r>
+            <w:r>
+              <w:rPr>
+                <w:rFonts w:cs="Calibri" w:asciiTheme="minorHAnsi" w:hAnsiTheme="minorHAnsi"/>
+                <w:color w:val="000000"/>
+                <w:sz w:val="22"/>
+                <w:szCs w:val="22"/>
+              </w:rPr>
+            </w:r>
           </w:p>
           <w:p>
             <w:pPr>
-              <w:pStyle w:val="745"/>
+              <w:pStyle w:val="898"/>
               <w:numPr>
                 <w:ilvl w:val="0"/>
                 <w:numId w:val="3"/>
@@ -942,10 +1117,18 @@
                 <w:szCs w:val="22"/>
               </w:rPr>
             </w:r>
+            <w:r>
+              <w:rPr>
+                <w:rFonts w:cs="Calibri" w:asciiTheme="minorHAnsi" w:hAnsiTheme="minorHAnsi"/>
+                <w:color w:val="000000"/>
+                <w:sz w:val="22"/>
+                <w:szCs w:val="22"/>
+              </w:rPr>
+            </w:r>
           </w:p>
           <w:p>
             <w:pPr>
-              <w:pStyle w:val="745"/>
+              <w:pStyle w:val="898"/>
               <w:numPr>
                 <w:ilvl w:val="0"/>
                 <w:numId w:val="1"/>
@@ -968,6 +1151,14 @@
                 <w:szCs w:val="22"/>
               </w:rPr>
               <w:t xml:space="preserve">Lists of assumptions, dependencies, and constraints.</w:t>
+            </w:r>
+            <w:r>
+              <w:rPr>
+                <w:rFonts w:cs="Calibri" w:asciiTheme="minorHAnsi" w:hAnsiTheme="minorHAnsi"/>
+                <w:color w:val="000000"/>
+                <w:sz w:val="22"/>
+                <w:szCs w:val="22"/>
+              </w:rPr>
             </w:r>
             <w:r>
               <w:rPr>
@@ -1000,6 +1191,8 @@
                 <w:rFonts w:cs="Calibri" w:asciiTheme="minorHAnsi" w:hAnsiTheme="minorHAnsi"/>
                 <w:sz w:val="20"/>
                 <w:szCs w:val="20"/>
+                <w:highlight w:val="none"/>
+                <w:lang w:val="en-GB"/>
               </w:rPr>
             </w:pPr>
             <w:r>
@@ -1009,13 +1202,165 @@
                 <w:szCs w:val="20"/>
                 <w:lang w:val="en-GB"/>
               </w:rPr>
-              <w:t xml:space="preserve">link</w:t>
+              <w:t xml:space="preserve">I created a Software Requirements Specification document that includ</w:t>
             </w:r>
             <w:r>
               <w:rPr>
                 <w:rFonts w:cs="Calibri" w:asciiTheme="minorHAnsi" w:hAnsiTheme="minorHAnsi"/>
                 <w:sz w:val="20"/>
                 <w:szCs w:val="20"/>
+                <w:lang w:val="en-GB"/>
+              </w:rPr>
+              <w:t xml:space="preserve">es</w:t>
+            </w:r>
+            <w:r>
+              <w:rPr>
+                <w:rFonts w:cs="Calibri" w:asciiTheme="minorHAnsi" w:hAnsiTheme="minorHAnsi"/>
+                <w:sz w:val="20"/>
+                <w:szCs w:val="20"/>
+                <w:lang w:val="en-GB"/>
+              </w:rPr>
+              <w:t xml:space="preserve"> cited evidence of research into the application purpose, research into possible funding for the application development, evidence of risk reporting and a list of all functional and non-functional requirements necessary to build the proposed application. This is used along with a Unified Modelling Language (UML) Diagram as design documentation for stakeholders to agree upon, and for the development team to refer to for steering development. (</w:t>
+            </w:r>
+            <w:r>
+              <w:rPr>
+                <w:rFonts w:cs="Calibri" w:asciiTheme="minorHAnsi" w:hAnsiTheme="minorHAnsi"/>
+                <w:sz w:val="20"/>
+                <w:szCs w:val="20"/>
+                <w:lang w:val="en-GB"/>
+              </w:rPr>
+              <w:t xml:space="preserve">https://github.com/TortoiseLeaf/laurenk_personal_repository_2025/blob/main/UI_Software_Project_Initiation_and_Planning/SRS_MAUI.md</w:t>
+            </w:r>
+            <w:r>
+              <w:rPr>
+                <w:rFonts w:cs="Calibri" w:asciiTheme="minorHAnsi" w:hAnsiTheme="minorHAnsi"/>
+                <w:sz w:val="20"/>
+                <w:szCs w:val="20"/>
+                <w:lang w:val="en-GB"/>
+              </w:rPr>
+              <w:t xml:space="preserve">)</w:t>
+            </w:r>
+            <w:r>
+              <w:rPr>
+                <w:rFonts w:cs="Calibri" w:asciiTheme="minorHAnsi" w:hAnsiTheme="minorHAnsi"/>
+                <w:sz w:val="20"/>
+                <w:szCs w:val="20"/>
+                <w:highlight w:val="none"/>
+                <w:lang w:val="en-GB"/>
+              </w:rPr>
+            </w:r>
+            <w:r>
+              <w:rPr>
+                <w:rFonts w:cs="Calibri" w:asciiTheme="minorHAnsi" w:hAnsiTheme="minorHAnsi"/>
+                <w:sz w:val="20"/>
+                <w:szCs w:val="20"/>
+                <w:highlight w:val="none"/>
+                <w:lang w:val="en-GB"/>
+              </w:rPr>
+            </w:r>
+          </w:p>
+          <w:p>
+            <w:pPr>
+              <w:pBdr/>
+              <w:spacing/>
+              <w:ind/>
+              <w:rPr>
+                <w:rFonts w:cs="Calibri" w:asciiTheme="minorHAnsi" w:hAnsiTheme="minorHAnsi"/>
+                <w:sz w:val="20"/>
+                <w:szCs w:val="20"/>
+                <w:highlight w:val="none"/>
+                <w:lang w:val="en-GB"/>
+              </w:rPr>
+            </w:pPr>
+            <w:r>
+              <w:rPr>
+                <w:rFonts w:cs="Calibri" w:asciiTheme="minorHAnsi" w:hAnsiTheme="minorHAnsi"/>
+                <w:sz w:val="20"/>
+                <w:szCs w:val="20"/>
+                <w:highlight w:val="none"/>
+                <w:lang w:val="en-GB"/>
+              </w:rPr>
+              <w:t xml:space="preserve">I also researched and applied for project funding from Prickly Thistle’s Rebel Fund, which was rewarded in full to the project at £2500. This is evidenced by the UHI Rebel Fund funding agreement document between myself and Prickly Thistle. </w:t>
+            </w:r>
+            <w:r>
+              <w:rPr>
+                <w:rFonts w:cs="Calibri" w:asciiTheme="minorHAnsi" w:hAnsiTheme="minorHAnsi"/>
+                <w:sz w:val="20"/>
+                <w:szCs w:val="20"/>
+                <w:highlight w:val="none"/>
+                <w:lang w:val="en-GB"/>
+              </w:rPr>
+              <w:t xml:space="preserve">(</w:t>
+            </w:r>
+            <w:r>
+              <w:rPr>
+                <w:rFonts w:cs="Calibri" w:asciiTheme="minorHAnsi" w:hAnsiTheme="minorHAnsi"/>
+                <w:sz w:val="20"/>
+                <w:szCs w:val="20"/>
+                <w:highlight w:val="none"/>
+                <w:lang w:val="en-GB"/>
+              </w:rPr>
+              <w:t xml:space="preserve">https://github.com/TortoiseLeaf/laurenk_personal_repository_2025/blob/main/UI_Software_Project_Initiation_and_Planning/UHI%20Rebel%20Fund%20%E2%80%93%20Funding%20Agreement%20Lauren%20Keenan.docx</w:t>
+            </w:r>
+            <w:r>
+              <w:rPr>
+                <w:rFonts w:cs="Calibri" w:asciiTheme="minorHAnsi" w:hAnsiTheme="minorHAnsi"/>
+                <w:sz w:val="20"/>
+                <w:szCs w:val="20"/>
+                <w:highlight w:val="none"/>
+                <w:lang w:val="en-GB"/>
+              </w:rPr>
+              <w:t xml:space="preserve">)</w:t>
+            </w:r>
+            <w:r>
+              <w:rPr>
+                <w:rFonts w:cs="Calibri" w:asciiTheme="minorHAnsi" w:hAnsiTheme="minorHAnsi"/>
+                <w:sz w:val="20"/>
+                <w:szCs w:val="20"/>
+                <w:highlight w:val="none"/>
+                <w:lang w:val="en-GB"/>
+              </w:rPr>
+            </w:r>
+          </w:p>
+          <w:p>
+            <w:pPr>
+              <w:pBdr/>
+              <w:spacing/>
+              <w:ind/>
+              <w:rPr>
+                <w:rFonts w:cs="Calibri" w:asciiTheme="minorHAnsi" w:hAnsiTheme="minorHAnsi"/>
+                <w:sz w:val="20"/>
+                <w:szCs w:val="20"/>
+                <w:highlight w:val="none"/>
+                <w:lang w:val="en-GB"/>
+              </w:rPr>
+            </w:pPr>
+            <w:r>
+              <w:rPr>
+                <w:rFonts w:cs="Calibri" w:asciiTheme="minorHAnsi" w:hAnsiTheme="minorHAnsi"/>
+                <w:sz w:val="20"/>
+                <w:szCs w:val="20"/>
+                <w:highlight w:val="none"/>
+                <w:lang w:val="en-GB" w:bidi="en-GB"/>
+              </w:rPr>
+              <w:t xml:space="preserve">The process overall was good, it was a straightforward application with a  lot of communication and interest from the awarding body. I was grateful to receive a lot of guidance from the support lecturer on the project, as their experience really showed and I was able to learn a lot from it. For example how to market an idea to make it engaging and exciting to the audience, in order to stoke interest and begin conversations around the idea.</w:t>
+            </w:r>
+            <w:r>
+              <w:rPr>
+                <w:rFonts w:cs="Calibri" w:asciiTheme="minorHAnsi" w:hAnsiTheme="minorHAnsi"/>
+                <w:sz w:val="20"/>
+                <w:szCs w:val="20"/>
+                <w:highlight w:val="none"/>
+                <w:lang w:val="en-GB" w:bidi="en-GB"/>
+              </w:rPr>
+            </w:r>
+            <w:r>
+              <w:rPr>
+                <w:rFonts w:cs="Calibri" w:asciiTheme="minorHAnsi" w:hAnsiTheme="minorHAnsi"/>
+                <w:sz w:val="20"/>
+                <w:szCs w:val="20"/>
+                <w:highlight w:val="none"/>
+                <w:lang w:val="en-GB"/>
               </w:rPr>
             </w:r>
           </w:p>
@@ -1059,6 +1404,12 @@
                 <w:bCs/>
               </w:rPr>
             </w:r>
+            <w:r>
+              <w:rPr>
+                <w:rFonts w:cs="Calibri" w:asciiTheme="minorHAnsi" w:hAnsiTheme="minorHAnsi"/>
+                <w:bCs/>
+              </w:rPr>
+            </w:r>
           </w:p>
         </w:tc>
         <w:tc>
@@ -1089,6 +1440,12 @@
                 <w:bCs/>
               </w:rPr>
               <w:t xml:space="preserve">Business</w:t>
+            </w:r>
+            <w:r>
+              <w:rPr>
+                <w:rFonts w:cs="Calibri" w:asciiTheme="minorHAnsi" w:hAnsiTheme="minorHAnsi"/>
+                <w:bCs/>
+              </w:rPr>
             </w:r>
             <w:r>
               <w:rPr>
@@ -1134,6 +1491,12 @@
                 <w:color w:val="000000"/>
               </w:rPr>
             </w:r>
+            <w:r>
+              <w:rPr>
+                <w:rFonts w:cs="Calibri" w:asciiTheme="minorHAnsi" w:hAnsiTheme="minorHAnsi"/>
+                <w:color w:val="000000"/>
+              </w:rPr>
+            </w:r>
           </w:p>
         </w:tc>
         <w:tc>
@@ -1171,6 +1534,12 @@
                 <w:color w:val="000000"/>
               </w:rPr>
               <w:t xml:space="preserve">deployment will be funded.  The business plan should be at a level whereby it could be presented to a funder to prove viability. </w:t>
+            </w:r>
+            <w:r>
+              <w:rPr>
+                <w:rFonts w:cs="Calibri" w:asciiTheme="minorHAnsi" w:hAnsiTheme="minorHAnsi"/>
+                <w:color w:val="000000"/>
+              </w:rPr>
             </w:r>
             <w:r>
               <w:rPr>
@@ -1199,6 +1568,8 @@
               <w:ind/>
               <w:rPr>
                 <w:rFonts w:cs="Calibri" w:asciiTheme="minorHAnsi" w:hAnsiTheme="minorHAnsi"/>
+                <w:highlight w:val="none"/>
+                <w:lang w:val="en-GB"/>
               </w:rPr>
             </w:pPr>
             <w:r>
@@ -1206,7 +1577,58 @@
                 <w:rFonts w:cs="Calibri" w:asciiTheme="minorHAnsi" w:hAnsiTheme="minorHAnsi"/>
                 <w:lang w:val="en-GB"/>
               </w:rPr>
-              <w:t xml:space="preserve">Ben</w:t>
+              <w:t xml:space="preserve">I have created a business plan that justifies why the project is valuable, fundable and necessary (</w:t>
+            </w:r>
+            <w:r>
+              <w:rPr>
+                <w:rFonts w:cs="Calibri" w:asciiTheme="minorHAnsi" w:hAnsiTheme="minorHAnsi"/>
+                <w:lang w:val="en-GB"/>
+              </w:rPr>
+              <w:t xml:space="preserve">https://github.com/TortoiseLeaf/laurenk_personal_repository_2025/blob/main/UI_Software_Project_Initiation_and_Planning/Business%20Plan%20Template%20ASD.docx</w:t>
+            </w:r>
+            <w:r>
+              <w:rPr>
+                <w:rFonts w:cs="Calibri" w:asciiTheme="minorHAnsi" w:hAnsiTheme="minorHAnsi"/>
+                <w:lang w:val="en-GB"/>
+              </w:rPr>
+              <w:t xml:space="preserve">). </w:t>
+            </w:r>
+            <w:r>
+              <w:rPr>
+                <w:rFonts w:cs="Calibri" w:asciiTheme="minorHAnsi" w:hAnsiTheme="minorHAnsi"/>
+                <w:highlight w:val="none"/>
+                <w:lang w:val="en-GB"/>
+              </w:rPr>
+            </w:r>
+            <w:r>
+              <w:rPr>
+                <w:rFonts w:cs="Calibri" w:asciiTheme="minorHAnsi" w:hAnsiTheme="minorHAnsi"/>
+                <w:highlight w:val="none"/>
+                <w:lang w:val="en-GB"/>
+              </w:rPr>
+            </w:r>
+          </w:p>
+          <w:p>
+            <w:pPr>
+              <w:pBdr/>
+              <w:spacing/>
+              <w:ind/>
+              <w:rPr>
+                <w:rFonts w:cs="Calibri" w:asciiTheme="minorHAnsi" w:hAnsiTheme="minorHAnsi"/>
+              </w:rPr>
+            </w:pPr>
+            <w:r>
+              <w:rPr>
+                <w:rFonts w:cs="Calibri" w:asciiTheme="minorHAnsi" w:hAnsiTheme="minorHAnsi"/>
+                <w:highlight w:val="none"/>
+                <w:lang w:val="en-GB"/>
+              </w:rPr>
+              <w:t xml:space="preserve">(This is a WIP and will include a cashflow forecast)</w:t>
+            </w:r>
+            <w:r>
+              <w:rPr>
+                <w:rFonts w:cs="Calibri" w:asciiTheme="minorHAnsi" w:hAnsiTheme="minorHAnsi"/>
+              </w:rPr>
             </w:r>
             <w:r>
               <w:rPr>
@@ -1254,6 +1676,12 @@
                 <w:bCs/>
               </w:rPr>
             </w:r>
+            <w:r>
+              <w:rPr>
+                <w:rFonts w:asciiTheme="minorHAnsi" w:hAnsiTheme="minorHAnsi" w:cstheme="minorHAnsi"/>
+                <w:bCs/>
+              </w:rPr>
+            </w:r>
           </w:p>
         </w:tc>
         <w:tc>
@@ -1284,6 +1712,12 @@
                 <w:bCs/>
               </w:rPr>
               <w:t xml:space="preserve">Meta-skills</w:t>
+            </w:r>
+            <w:r>
+              <w:rPr>
+                <w:rFonts w:asciiTheme="minorHAnsi" w:hAnsiTheme="minorHAnsi" w:cstheme="minorHAnsi"/>
+                <w:bCs/>
+              </w:rPr>
             </w:r>
             <w:r>
               <w:rPr>
@@ -1328,6 +1762,12 @@
                 <w:bCs/>
               </w:rPr>
             </w:r>
+            <w:r>
+              <w:rPr>
+                <w:rFonts w:asciiTheme="minorHAnsi" w:hAnsiTheme="minorHAnsi" w:cstheme="minorHAnsi"/>
+                <w:bCs/>
+              </w:rPr>
+            </w:r>
           </w:p>
         </w:tc>
         <w:tc>
@@ -1386,6 +1826,12 @@
                 <w:color w:val="000000"/>
               </w:rPr>
               <w:t xml:space="preserve">, meeting minutes, meeting recordings. </w:t>
+            </w:r>
+            <w:r>
+              <w:rPr>
+                <w:rFonts w:cs="Calibri" w:asciiTheme="minorHAnsi" w:hAnsiTheme="minorHAnsi"/>
+                <w:color w:val="000000"/>
+              </w:rPr>
             </w:r>
             <w:r>
               <w:rPr>
@@ -1423,14 +1869,25 @@
               <w:rPr>
                 <w:rFonts w:cs="Calibri" w:asciiTheme="minorHAnsi" w:hAnsiTheme="minorHAnsi"/>
                 <w:color w:val="000000"/>
+                <w:highlight w:val="none"/>
                 <w:lang w:val="en-GB"/>
               </w:rPr>
-              <w:t xml:space="preserve">Link to sprint review documentation</w:t>
+              <w:t xml:space="preserve">Meeting minutes and recordings</w:t>
             </w:r>
             <w:r>
               <w:rPr>
                 <w:rFonts w:cs="Calibri" w:asciiTheme="minorHAnsi" w:hAnsiTheme="minorHAnsi"/>
                 <w:color w:val="000000"/>
+                <w:highlight w:val="none"/>
+                <w:lang w:val="en-GB"/>
+              </w:rPr>
+            </w:r>
+            <w:r>
+              <w:rPr>
+                <w:rFonts w:cs="Calibri" w:asciiTheme="minorHAnsi" w:hAnsiTheme="minorHAnsi"/>
+                <w:color w:val="000000"/>
+                <w:highlight w:val="none"/>
+                <w:lang w:val="en-GB"/>
               </w:rPr>
             </w:r>
           </w:p>
@@ -1442,18 +1899,37 @@
               <w:rPr>
                 <w:rFonts w:cs="Calibri" w:asciiTheme="minorHAnsi" w:hAnsiTheme="minorHAnsi"/>
                 <w:color w:val="000000"/>
-                <w:highlight w:val="none"/>
-                <w:lang w:val="en-GB"/>
               </w:rPr>
             </w:pPr>
             <w:r>
               <w:rPr>
                 <w:rFonts w:cs="Calibri" w:asciiTheme="minorHAnsi" w:hAnsiTheme="minorHAnsi"/>
                 <w:color w:val="000000"/>
-                <w:highlight w:val="none"/>
                 <w:lang w:val="en-GB"/>
               </w:rPr>
-              <w:t xml:space="preserve">Meeting minutes and recordings</w:t>
+              <w:t xml:space="preserve">Evidenced in the requirements specification document (</w:t>
+            </w:r>
+            <w:r>
+              <w:rPr>
+                <w:rFonts w:cs="Calibri" w:asciiTheme="minorHAnsi" w:hAnsiTheme="minorHAnsi"/>
+                <w:color w:val="000000"/>
+                <w:lang w:val="en-GB"/>
+              </w:rPr>
+              <w:t xml:space="preserve">https://github.com/TortoiseLeaf/laurenk_personal_repository_2025/blob/main/UI_Software_Project_Initiation_and_Planning/SRS_MAUI.md</w:t>
+            </w:r>
+            <w:r>
+              <w:rPr>
+                <w:rFonts w:cs="Calibri" w:asciiTheme="minorHAnsi" w:hAnsiTheme="minorHAnsi"/>
+                <w:color w:val="000000"/>
+                <w:lang w:val="en-GB"/>
+              </w:rPr>
+              <w:t xml:space="preserve">)</w:t>
+            </w:r>
+            <w:r>
+              <w:rPr>
+                <w:rFonts w:cs="Calibri" w:asciiTheme="minorHAnsi" w:hAnsiTheme="minorHAnsi"/>
+                <w:color w:val="000000"/>
+              </w:rPr>
             </w:r>
             <w:r>
               <w:rPr>
@@ -1469,25 +1945,52 @@
               <w:ind/>
               <w:rPr>
                 <w:rFonts w:cs="Calibri" w:asciiTheme="minorHAnsi" w:hAnsiTheme="minorHAnsi"/>
-                <w:color w:val="000000"/>
+                <w:highlight w:val="none"/>
+                <w:lang w:val="en-GB"/>
               </w:rPr>
             </w:pPr>
             <w:r>
               <w:rPr>
                 <w:rFonts w:cs="Calibri" w:asciiTheme="minorHAnsi" w:hAnsiTheme="minorHAnsi"/>
                 <w:color w:val="000000"/>
-              </w:rPr>
+                <w:highlight w:val="none"/>
+                <w:lang w:val="en-GB"/>
+              </w:rPr>
+              <w:t xml:space="preserve">And business plan </w:t>
             </w:r>
             <w:r>
               <w:rPr>
                 <w:rFonts w:cs="Calibri" w:asciiTheme="minorHAnsi" w:hAnsiTheme="minorHAnsi"/>
-                <w:color w:val="000000"/>
-              </w:rPr>
+                <w:lang w:val="en-GB"/>
+              </w:rPr>
+              <w:t xml:space="preserve">(</w:t>
             </w:r>
             <w:r>
               <w:rPr>
                 <w:rFonts w:cs="Calibri" w:asciiTheme="minorHAnsi" w:hAnsiTheme="minorHAnsi"/>
-                <w:color w:val="000000"/>
+                <w:lang w:val="en-GB"/>
+              </w:rPr>
+              <w:t xml:space="preserve">https://github.com/TortoiseLeaf/laurenk_personal_repository_2025/blob/main/UI_Software_Project_Initiation_and_Planning/Business%20Plan%20Template%20ASD.docx</w:t>
+            </w:r>
+            <w:r>
+              <w:rPr>
+                <w:rFonts w:cs="Calibri" w:asciiTheme="minorHAnsi" w:hAnsiTheme="minorHAnsi"/>
+                <w:lang w:val="en-GB"/>
+              </w:rPr>
+              <w:t xml:space="preserve">).</w:t>
+            </w:r>
+            <w:r>
+              <w:rPr>
+                <w:rFonts w:cs="Calibri" w:asciiTheme="minorHAnsi" w:hAnsiTheme="minorHAnsi"/>
+                <w:highlight w:val="none"/>
+                <w:lang w:val="en-GB"/>
+              </w:rPr>
+            </w:r>
+            <w:r>
+              <w:rPr>
+                <w:rFonts w:cs="Calibri" w:asciiTheme="minorHAnsi" w:hAnsiTheme="minorHAnsi"/>
+                <w:highlight w:val="none"/>
+                <w:lang w:val="en-GB"/>
               </w:rPr>
             </w:r>
           </w:p>
@@ -1505,24 +2008,415 @@
               <w:rPr>
                 <w:rFonts w:cs="Calibri" w:asciiTheme="minorHAnsi" w:hAnsiTheme="minorHAnsi"/>
                 <w:color w:val="000000"/>
-                <w:highlight w:val="none"/>
-                <w:lang w:val="en-GB"/>
               </w:rPr>
             </w:r>
             <w:r>
+              <w:rPr>
+                <w:rFonts w:cs="Calibri" w:asciiTheme="minorHAnsi" w:hAnsiTheme="minorHAnsi"/>
+                <w:color w:val="000000"/>
+              </w:rPr>
+            </w:r>
+            <w:r>
+              <w:rPr>
+                <w:rFonts w:cs="Calibri" w:asciiTheme="minorHAnsi" w:hAnsiTheme="minorHAnsi"/>
+                <w:color w:val="000000"/>
+              </w:rPr>
+            </w:r>
+          </w:p>
+          <w:p>
+            <w:pPr>
+              <w:pBdr/>
+              <w:spacing w:after="40" w:before="40"/>
+              <w:ind/>
               <w:rPr>
                 <w:rFonts w:cs="Calibri" w:asciiTheme="minorHAnsi" w:hAnsiTheme="minorHAnsi"/>
                 <w:color w:val="000000"/>
                 <w:highlight w:val="none"/>
                 <w:lang w:val="en-GB"/>
               </w:rPr>
+            </w:pPr>
+            <w:r>
+              <w:rPr>
+                <w:rFonts w:cs="Calibri" w:asciiTheme="minorHAnsi" w:hAnsiTheme="minorHAnsi"/>
+                <w:color w:val="000000"/>
+                <w:lang w:val="en-GB"/>
+              </w:rPr>
+              <w:t xml:space="preserve">Friday meeting (</w:t>
             </w:r>
+            <w:hyperlink r:id="rId10" w:tooltip="https://myuhi.sharepoint.com/sites/D2L-103823-group/_layouts/15/stream.aspx?id=%2Fsites%2FD2L%2D103823%2Dgroup%2FShared%20Documents%2FGeneral%2FRecordings%2FApplied%20Software%20Development%20%2D%20Weekly%20Friday%20Session%2D20251010%5F142858%2DMeeting%20Recording%2Emp4&amp;referrer=StreamWebApp%2EWeb&amp;referrerScenario=AddressBarCopied%2Eview%2E23f8be53%2D9a40%2D4109%2D816b%2D9235b1b0b2e3" w:history="1">
+              <w:r>
+                <w:rPr>
+                  <w:rStyle w:val="856"/>
+                  <w:rFonts w:ascii="Times New Roman" w:hAnsi="Times New Roman" w:eastAsia="Times New Roman" w:cs="Times New Roman"/>
+                  <w:color w:val="0000ee"/>
+                  <w:sz w:val="24"/>
+                  <w:u w:val="single"/>
+                </w:rPr>
+                <w:t xml:space="preserve">Applied Software Development - Weekly Friday Session-20251010_142858-Meeting Recording.mp4</w:t>
+              </w:r>
+            </w:hyperlink>
+            <w:r>
+              <w:rPr>
+                <w:rFonts w:cs="Calibri" w:asciiTheme="minorHAnsi" w:hAnsiTheme="minorHAnsi"/>
+                <w:color w:val="000000"/>
+                <w:lang w:val="en-GB"/>
+              </w:rPr>
+              <w:t xml:space="preserve">)</w:t>
+            </w:r>
+            <w:r>
+              <w:rPr>
+                <w:rFonts w:cs="Calibri" w:asciiTheme="minorHAnsi" w:hAnsiTheme="minorHAnsi"/>
+                <w:color w:val="000000"/>
+              </w:rPr>
+            </w:r>
+          </w:p>
+          <w:p>
+            <w:pPr>
+              <w:pBdr/>
+              <w:spacing w:after="40" w:before="40"/>
+              <w:ind/>
+              <w:rPr>
+                <w:rFonts w:cs="Calibri" w:asciiTheme="minorHAnsi" w:hAnsiTheme="minorHAnsi"/>
+                <w:color w:val="000000"/>
+              </w:rPr>
+            </w:pPr>
+            <w:r>
+              <w:rPr>
+                <w:rFonts w:cs="Calibri" w:asciiTheme="minorHAnsi" w:hAnsiTheme="minorHAnsi"/>
+                <w:color w:val="000000"/>
+              </w:rPr>
+            </w:r>
+            <w:r>
+              <w:rPr>
+                <w:rFonts w:cs="Calibri" w:asciiTheme="minorHAnsi" w:hAnsiTheme="minorHAnsi"/>
+                <w:color w:val="000000"/>
+              </w:rPr>
+            </w:r>
+            <w:r>
+              <w:rPr>
+                <w:rFonts w:cs="Calibri" w:asciiTheme="minorHAnsi" w:hAnsiTheme="minorHAnsi"/>
+                <w:color w:val="000000"/>
+              </w:rPr>
+            </w:r>
+          </w:p>
+          <w:p>
+            <w:pPr>
+              <w:pBdr/>
+              <w:spacing w:after="40" w:before="40"/>
+              <w:ind/>
+              <w:rPr>
+                <w:rFonts w:cs="Calibri" w:asciiTheme="minorHAnsi" w:hAnsiTheme="minorHAnsi"/>
+                <w:color w:val="000000"/>
+              </w:rPr>
+            </w:pPr>
             <w:r>
               <w:rPr>
                 <w:rFonts w:cs="Calibri" w:asciiTheme="minorHAnsi" w:hAnsiTheme="minorHAnsi"/>
                 <w:color w:val="000000"/>
                 <w:highlight w:val="none"/>
                 <w:lang w:val="en-GB"/>
+              </w:rPr>
+              <w:t xml:space="preserve">Friday sprint end (</w:t>
+            </w:r>
+            <w:r>
+              <w:rPr>
+                <w:rFonts w:cs="Calibri" w:asciiTheme="minorHAnsi" w:hAnsiTheme="minorHAnsi"/>
+                <w:color w:val="000000"/>
+                <w:highlight w:val="none"/>
+                <w:lang w:val="en-GB"/>
+              </w:rPr>
+            </w:r>
+            <w:r>
+              <w:rPr>
+                <w:rFonts w:cs="Calibri" w:asciiTheme="minorHAnsi" w:hAnsiTheme="minorHAnsi"/>
+                <w:color w:val="000000"/>
+                <w:highlight w:val="none"/>
+                <w:lang w:val="en-GB"/>
+              </w:rPr>
+              <w:t xml:space="preserve">https://myuhi.sharepoint.com/sites/D2L-103823-group/_layouts/15/stream.aspx?id=%2Fsites%2FD2L%2D103823%2Dgroup%2FShared%20Documents%2FGeneral%2FRecordings%2FApplied%20Software%20Development%20%2D%20Weekly%20Friday%20Session%2D20251107%5F141600%2DMeeting%20R</w:t>
+            </w:r>
+            <w:r>
+              <w:rPr>
+                <w:rFonts w:cs="Calibri" w:asciiTheme="minorHAnsi" w:hAnsiTheme="minorHAnsi"/>
+                <w:color w:val="000000"/>
+                <w:highlight w:val="none"/>
+                <w:lang w:val="en-GB"/>
+              </w:rPr>
+              <w:t xml:space="preserve">ecording%2Emp4&amp;referrer=StreamWebApp%2EWeb&amp;referrerScenario=AddressBarCopied%2Eview%2Edc3b2882%2D7512%2D4b26%2Da5a4%2Deb997416aa1c</w:t>
+            </w:r>
+            <w:r>
+              <w:rPr>
+                <w:rFonts w:cs="Calibri" w:asciiTheme="minorHAnsi" w:hAnsiTheme="minorHAnsi"/>
+                <w:color w:val="000000"/>
+                <w:highlight w:val="none"/>
+                <w:lang w:val="en-GB"/>
+              </w:rPr>
+            </w:r>
+            <w:r>
+              <w:rPr>
+                <w:rFonts w:cs="Calibri" w:asciiTheme="minorHAnsi" w:hAnsiTheme="minorHAnsi"/>
+                <w:color w:val="000000"/>
+                <w:highlight w:val="none"/>
+                <w:lang w:val="en-GB"/>
+              </w:rPr>
+            </w:r>
+            <w:r>
+              <w:rPr>
+                <w:rFonts w:cs="Calibri" w:asciiTheme="minorHAnsi" w:hAnsiTheme="minorHAnsi"/>
+                <w:color w:val="000000"/>
+                <w:highlight w:val="none"/>
+                <w:lang w:val="en-GB"/>
+              </w:rPr>
+              <w:t xml:space="preserve">)</w:t>
+            </w:r>
+            <w:r>
+              <w:rPr>
+                <w:rFonts w:cs="Calibri" w:asciiTheme="minorHAnsi" w:hAnsiTheme="minorHAnsi"/>
+                <w:color w:val="000000"/>
+                <w:highlight w:val="none"/>
+                <w:lang w:val="en-GB"/>
+              </w:rPr>
+            </w:r>
+            <w:r>
+              <w:rPr>
+                <w:rFonts w:cs="Calibri" w:asciiTheme="minorHAnsi" w:hAnsiTheme="minorHAnsi"/>
+                <w:color w:val="000000"/>
+                <w:highlight w:val="none"/>
+                <w:lang w:val="en-GB"/>
+              </w:rPr>
+            </w:r>
+          </w:p>
+          <w:p>
+            <w:pPr>
+              <w:pBdr/>
+              <w:spacing w:after="40" w:before="40"/>
+              <w:ind/>
+              <w:rPr>
+                <w:rFonts w:cs="Calibri" w:asciiTheme="minorHAnsi" w:hAnsiTheme="minorHAnsi"/>
+                <w:color w:val="000000"/>
+              </w:rPr>
+            </w:pPr>
+            <w:r>
+              <w:rPr>
+                <w:rFonts w:cs="Calibri" w:asciiTheme="minorHAnsi" w:hAnsiTheme="minorHAnsi"/>
+                <w:color w:val="000000"/>
+              </w:rPr>
+            </w:r>
+            <w:r>
+              <w:rPr>
+                <w:rFonts w:cs="Calibri" w:asciiTheme="minorHAnsi" w:hAnsiTheme="minorHAnsi"/>
+                <w:color w:val="000000"/>
+              </w:rPr>
+            </w:r>
+            <w:r>
+              <w:rPr>
+                <w:rFonts w:cs="Calibri" w:asciiTheme="minorHAnsi" w:hAnsiTheme="minorHAnsi"/>
+                <w:color w:val="000000"/>
+              </w:rPr>
+            </w:r>
+          </w:p>
+          <w:p>
+            <w:pPr>
+              <w:pBdr/>
+              <w:spacing w:after="40" w:before="40"/>
+              <w:ind/>
+              <w:rPr>
+                <w:rFonts w:cs="Calibri" w:asciiTheme="minorHAnsi" w:hAnsiTheme="minorHAnsi"/>
+                <w:color w:val="000000"/>
+                <w:highlight w:val="none"/>
+                <w:lang w:val="en-GB"/>
+              </w:rPr>
+            </w:pPr>
+            <w:r>
+              <w:rPr>
+                <w:rFonts w:cs="Calibri" w:asciiTheme="minorHAnsi" w:hAnsiTheme="minorHAnsi"/>
+                <w:highlight w:val="none"/>
+                <w:lang w:val="en-GB"/>
+              </w:rPr>
+              <w:t xml:space="preserve">An example of sprint review </w:t>
+            </w:r>
+            <w:r>
+              <w:rPr>
+                <w:rFonts w:cs="Calibri" w:asciiTheme="minorHAnsi" w:hAnsiTheme="minorHAnsi"/>
+                <w:color w:val="000000"/>
+                <w:lang w:val="en-GB"/>
+              </w:rPr>
+              <w:t xml:space="preserve">documentation</w:t>
+            </w:r>
+            <w:r>
+              <w:rPr>
+                <w:rFonts w:cs="Calibri" w:asciiTheme="minorHAnsi" w:hAnsiTheme="minorHAnsi"/>
+                <w:color w:val="000000"/>
+                <w:highlight w:val="none"/>
+                <w:lang w:val="en-GB"/>
+              </w:rPr>
+            </w:r>
+            <w:r>
+              <w:rPr>
+                <w:rFonts w:cs="Calibri" w:asciiTheme="minorHAnsi" w:hAnsiTheme="minorHAnsi"/>
+                <w:color w:val="000000"/>
+                <w:highlight w:val="none"/>
+                <w:lang w:val="en-GB"/>
+              </w:rPr>
+            </w:r>
+          </w:p>
+          <w:p>
+            <w:pPr>
+              <w:pBdr/>
+              <w:spacing w:after="40" w:before="40"/>
+              <w:ind/>
+              <w:rPr>
+                <w:rFonts w:cs="Calibri" w:asciiTheme="minorHAnsi" w:hAnsiTheme="minorHAnsi"/>
+                <w:highlight w:val="none"/>
+                <w:lang w:val="en-GB"/>
+              </w:rPr>
+            </w:pPr>
+            <w:r>
+              <w:rPr>
+                <w:rFonts w:cs="Calibri" w:asciiTheme="minorHAnsi" w:hAnsiTheme="minorHAnsi"/>
+                <w:highlight w:val="none"/>
+                <w:lang w:val="en-GB"/>
+              </w:rPr>
+              <w:t xml:space="preserve">(</w:t>
+            </w:r>
+            <w:r>
+              <w:rPr>
+                <w:rFonts w:cs="Calibri" w:asciiTheme="minorHAnsi" w:hAnsiTheme="minorHAnsi"/>
+                <w:highlight w:val="none"/>
+                <w:lang w:val="en-GB"/>
+              </w:rPr>
+              <w:t xml:space="preserve">https://pitch.com/v/mauiscreentime-sprint-2-barmuc</w:t>
+            </w:r>
+            <w:r>
+              <w:rPr>
+                <w:rFonts w:cs="Calibri" w:asciiTheme="minorHAnsi" w:hAnsiTheme="minorHAnsi"/>
+                <w:highlight w:val="none"/>
+                <w:lang w:val="en-GB"/>
+              </w:rPr>
+              <w:t xml:space="preserve">)</w:t>
+            </w:r>
+            <w:r>
+              <w:rPr>
+                <w:rFonts w:cs="Calibri" w:asciiTheme="minorHAnsi" w:hAnsiTheme="minorHAnsi"/>
+                <w:highlight w:val="none"/>
+                <w:lang w:val="en-GB"/>
+              </w:rPr>
+            </w:r>
+            <w:r>
+              <w:rPr>
+                <w:rFonts w:cs="Calibri" w:asciiTheme="minorHAnsi" w:hAnsiTheme="minorHAnsi"/>
+                <w:highlight w:val="none"/>
+                <w:lang w:val="en-GB"/>
+              </w:rPr>
+            </w:r>
+          </w:p>
+          <w:p>
+            <w:pPr>
+              <w:pBdr/>
+              <w:spacing w:after="40" w:before="40"/>
+              <w:ind/>
+              <w:rPr>
+                <w:rFonts w:cs="Calibri" w:asciiTheme="minorHAnsi" w:hAnsiTheme="minorHAnsi"/>
+                <w:color w:val="000000"/>
+              </w:rPr>
+            </w:pPr>
+            <w:r>
+              <w:rPr>
+                <w:rFonts w:cs="Calibri" w:asciiTheme="minorHAnsi" w:hAnsiTheme="minorHAnsi"/>
+                <w:color w:val="000000"/>
+              </w:rPr>
+            </w:r>
+            <w:r>
+              <w:rPr>
+                <w:rFonts w:cs="Calibri" w:asciiTheme="minorHAnsi" w:hAnsiTheme="minorHAnsi"/>
+                <w:color w:val="000000"/>
+              </w:rPr>
+            </w:r>
+            <w:r>
+              <w:rPr>
+                <w:rFonts w:cs="Calibri" w:asciiTheme="minorHAnsi" w:hAnsiTheme="minorHAnsi"/>
+                <w:color w:val="000000"/>
+              </w:rPr>
+            </w:r>
+          </w:p>
+          <w:p>
+            <w:pPr>
+              <w:pBdr/>
+              <w:spacing w:after="40" w:before="40"/>
+              <w:ind/>
+              <w:rPr>
+                <w:rFonts w:cs="Calibri" w:asciiTheme="minorHAnsi" w:hAnsiTheme="minorHAnsi"/>
+                <w:highlight w:val="none"/>
+                <w:lang w:val="en-GB"/>
+              </w:rPr>
+            </w:pPr>
+            <w:r>
+              <w:rPr>
+                <w:rFonts w:cs="Calibri" w:asciiTheme="minorHAnsi" w:hAnsiTheme="minorHAnsi"/>
+                <w:highlight w:val="none"/>
+                <w:lang w:val="en-GB"/>
+              </w:rPr>
+              <w:t xml:space="preserve">Or also</w:t>
+            </w:r>
+            <w:r>
+              <w:rPr>
+                <w:rFonts w:cs="Calibri" w:asciiTheme="minorHAnsi" w:hAnsiTheme="minorHAnsi"/>
+                <w:highlight w:val="none"/>
+                <w:lang w:val="en-GB"/>
+              </w:rPr>
+            </w:r>
+            <w:r>
+              <w:rPr>
+                <w:rFonts w:cs="Calibri" w:asciiTheme="minorHAnsi" w:hAnsiTheme="minorHAnsi"/>
+                <w:highlight w:val="none"/>
+                <w:lang w:val="en-GB"/>
+              </w:rPr>
+            </w:r>
+          </w:p>
+          <w:p>
+            <w:pPr>
+              <w:pBdr/>
+              <w:spacing w:after="40" w:before="40"/>
+              <w:ind/>
+              <w:rPr>
+                <w:rFonts w:cs="Calibri" w:asciiTheme="minorHAnsi" w:hAnsiTheme="minorHAnsi"/>
+                <w:color w:val="000000"/>
+              </w:rPr>
+            </w:pPr>
+            <w:r>
+              <w:rPr>
+                <w:rFonts w:cs="Calibri" w:asciiTheme="minorHAnsi" w:hAnsiTheme="minorHAnsi"/>
+                <w:highlight w:val="none"/>
+                <w:lang w:val="en-GB"/>
+              </w:rPr>
+              <w:t xml:space="preserve">(</w:t>
+            </w:r>
+            <w:r>
+              <w:rPr>
+                <w:rFonts w:cs="Calibri" w:asciiTheme="minorHAnsi" w:hAnsiTheme="minorHAnsi"/>
+                <w:highlight w:val="none"/>
+                <w:lang w:val="en-GB"/>
+              </w:rPr>
+              <w:t xml:space="preserve">https://github.com/TortoiseLeaf/laurenk_personal_repository_2025/blob/main/notes/Mauisprint1end.pptx</w:t>
+            </w:r>
+            <w:r>
+              <w:rPr>
+                <w:rFonts w:cs="Calibri" w:asciiTheme="minorHAnsi" w:hAnsiTheme="minorHAnsi"/>
+                <w:highlight w:val="none"/>
+                <w:lang w:val="en-GB"/>
+              </w:rPr>
+              <w:t xml:space="preserve">)</w:t>
+            </w:r>
+            <w:r>
+              <w:rPr>
+                <w:rFonts w:cs="Calibri" w:asciiTheme="minorHAnsi" w:hAnsiTheme="minorHAnsi"/>
+                <w:color w:val="000000"/>
+              </w:rPr>
+            </w:r>
+            <w:r>
+              <w:rPr>
+                <w:rFonts w:cs="Calibri" w:asciiTheme="minorHAnsi" w:hAnsiTheme="minorHAnsi"/>
+                <w:color w:val="000000"/>
               </w:rPr>
             </w:r>
           </w:p>
@@ -1566,6 +2460,12 @@
                 <w:bCs/>
               </w:rPr>
             </w:r>
+            <w:r>
+              <w:rPr>
+                <w:rFonts w:asciiTheme="minorHAnsi" w:hAnsiTheme="minorHAnsi" w:cstheme="minorHAnsi"/>
+                <w:bCs/>
+              </w:rPr>
+            </w:r>
           </w:p>
         </w:tc>
         <w:tc>
@@ -1596,6 +2496,12 @@
                 <w:bCs/>
               </w:rPr>
               <w:t xml:space="preserve">Security</w:t>
+            </w:r>
+            <w:r>
+              <w:rPr>
+                <w:rFonts w:asciiTheme="minorHAnsi" w:hAnsiTheme="minorHAnsi" w:cstheme="minorHAnsi"/>
+                <w:bCs/>
+              </w:rPr>
             </w:r>
             <w:r>
               <w:rPr>
@@ -1640,6 +2546,12 @@
                 <w:color w:val="000000"/>
               </w:rPr>
             </w:r>
+            <w:r>
+              <w:rPr>
+                <w:rFonts w:cs="Calibri" w:asciiTheme="minorHAnsi" w:hAnsiTheme="minorHAnsi"/>
+                <w:color w:val="000000"/>
+              </w:rPr>
+            </w:r>
           </w:p>
         </w:tc>
         <w:tc>
@@ -1684,6 +2596,12 @@
                 <w:color w:val="000000"/>
               </w:rPr>
               <w:t xml:space="preserve"> audio descriptions, etc.).  This outcome also requires evidence of how you keep the project/product software and user data secure and safe, for example through tight version control, anti-hacking or encryption methods, secure storage environments, etc.   </w:t>
+            </w:r>
+            <w:r>
+              <w:rPr>
+                <w:rFonts w:cs="Calibri" w:asciiTheme="minorHAnsi" w:hAnsiTheme="minorHAnsi"/>
+                <w:color w:val="000000"/>
+              </w:rPr>
             </w:r>
             <w:r>
               <w:rPr>
@@ -1721,14 +2639,24 @@
               <w:rPr>
                 <w:rFonts w:cs="Calibri" w:asciiTheme="minorHAnsi" w:hAnsiTheme="minorHAnsi"/>
                 <w:color w:val="000000"/>
+                <w:highlight w:val="none"/>
                 <w:lang w:val="en-GB"/>
               </w:rPr>
-              <w:t xml:space="preserve">Old people and accessibility training for the app</w:t>
             </w:r>
             <w:r>
               <w:rPr>
                 <w:rFonts w:cs="Calibri" w:asciiTheme="minorHAnsi" w:hAnsiTheme="minorHAnsi"/>
                 <w:color w:val="000000"/>
+                <w:highlight w:val="none"/>
+                <w:lang w:val="en-GB"/>
+              </w:rPr>
+            </w:r>
+            <w:r>
+              <w:rPr>
+                <w:rFonts w:cs="Calibri" w:asciiTheme="minorHAnsi" w:hAnsiTheme="minorHAnsi"/>
+                <w:color w:val="000000"/>
+                <w:highlight w:val="none"/>
+                <w:lang w:val="en-GB"/>
               </w:rPr>
             </w:r>
           </w:p>
@@ -1751,12 +2679,14 @@
                 <w:highlight w:val="none"/>
                 <w:lang w:val="en-GB"/>
               </w:rPr>
-              <w:t xml:space="preserve">Different levels of coherence?</w:t>
+              <w:t xml:space="preserve">A clickable visual prototype of the application is in development by the design team and will be used to create an instructional video walk-through of the application, pausing at key features in order to explain the application in more depth. The video will include information on how and why certain design choices protect the users data and make the application more secure. </w:t>
             </w:r>
             <w:r>
               <w:rPr>
                 <w:rFonts w:cs="Calibri" w:asciiTheme="minorHAnsi" w:hAnsiTheme="minorHAnsi"/>
                 <w:color w:val="000000"/>
+                <w:highlight w:val="none"/>
+                <w:lang w:val="en-GB"/>
               </w:rPr>
             </w:r>
           </w:p>
@@ -1779,12 +2709,14 @@
                 <w:highlight w:val="none"/>
                 <w:lang w:val="en-GB"/>
               </w:rPr>
-              <w:t xml:space="preserve">Any accessibility features?</w:t>
+              <w:t xml:space="preserve">A transcript with key screenshots will also be made available for those who prefer reading to watching videos.</w:t>
             </w:r>
             <w:r>
               <w:rPr>
                 <w:rFonts w:cs="Calibri" w:asciiTheme="minorHAnsi" w:hAnsiTheme="minorHAnsi"/>
                 <w:color w:val="000000"/>
+                <w:highlight w:val="none"/>
+                <w:lang w:val="en-GB"/>
               </w:rPr>
             </w:r>
           </w:p>
@@ -1796,24 +2728,51 @@
               <w:rPr>
                 <w:rFonts w:cs="Calibri" w:asciiTheme="minorHAnsi" w:hAnsiTheme="minorHAnsi"/>
                 <w:color w:val="000000"/>
+                <w:highlight w:val="none"/>
+                <w:lang w:val="en-GB"/>
               </w:rPr>
             </w:pPr>
             <w:r>
               <w:rPr>
                 <w:rFonts w:cs="Calibri" w:asciiTheme="minorHAnsi" w:hAnsiTheme="minorHAnsi"/>
                 <w:color w:val="000000"/>
-              </w:rPr>
+                <w:highlight w:val="none"/>
+                <w:lang w:val="en-GB"/>
+              </w:rPr>
+              <w:t xml:space="preserve">While the application design aims to be simple and intuitive to use for younger adult audiences, it has been shown in studies that older adults prefer to rewatch instructional videos in order to better understand them (</w:t>
             </w:r>
             <w:r>
               <w:rPr>
                 <w:rFonts w:cs="Calibri" w:asciiTheme="minorHAnsi" w:hAnsiTheme="minorHAnsi"/>
                 <w:color w:val="000000"/>
-              </w:rPr>
+                <w:highlight w:val="none"/>
+                <w:lang w:val="en-GB"/>
+              </w:rPr>
+              <w:t xml:space="preserve">https://dl.acm.org/doi/10.1145/3544548.3580671#Bib0022</w:t>
             </w:r>
             <w:r>
               <w:rPr>
                 <w:rFonts w:cs="Calibri" w:asciiTheme="minorHAnsi" w:hAnsiTheme="minorHAnsi"/>
                 <w:color w:val="000000"/>
+                <w:highlight w:val="none"/>
+                <w:lang w:val="en-GB"/>
+              </w:rPr>
+              <w:t xml:space="preserve">).</w:t>
+            </w:r>
+            <w:r>
+              <w:rPr>
+                <w:rFonts w:cs="Calibri" w:asciiTheme="minorHAnsi" w:hAnsiTheme="minorHAnsi"/>
+                <w:color w:val="000000"/>
+                <w:highlight w:val="none"/>
+                <w:lang w:val="en-GB"/>
+              </w:rPr>
+            </w:r>
+            <w:r>
+              <w:rPr>
+                <w:rFonts w:cs="Calibri" w:asciiTheme="minorHAnsi" w:hAnsiTheme="minorHAnsi"/>
+                <w:color w:val="000000"/>
+                <w:highlight w:val="none"/>
+                <w:lang w:val="en-GB"/>
               </w:rPr>
             </w:r>
           </w:p>
@@ -1834,14 +2793,23 @@
                 <w:rFonts w:cs="Calibri" w:asciiTheme="minorHAnsi" w:hAnsiTheme="minorHAnsi"/>
                 <w:color w:val="000000"/>
                 <w:highlight w:val="none"/>
-                <w:lang w:val="en-GB"/>
-              </w:rPr>
-              <w:t xml:space="preserve">Evidence of keeping it safe like branch protections in tight version control.</w:t>
+                <w:lang w:val="en-GB" w:bidi="en-GB"/>
+              </w:rPr>
             </w:r>
             <w:r>
               <w:rPr>
                 <w:rFonts w:cs="Calibri" w:asciiTheme="minorHAnsi" w:hAnsiTheme="minorHAnsi"/>
                 <w:color w:val="000000"/>
+                <w:highlight w:val="none"/>
+                <w:lang w:val="en-GB" w:bidi="en-GB"/>
+              </w:rPr>
+            </w:r>
+            <w:r>
+              <w:rPr>
+                <w:rFonts w:cs="Calibri" w:asciiTheme="minorHAnsi" w:hAnsiTheme="minorHAnsi"/>
+                <w:color w:val="000000"/>
+                <w:highlight w:val="none"/>
+                <w:lang w:val="en-GB"/>
               </w:rPr>
             </w:r>
           </w:p>
@@ -1853,24 +2821,63 @@
               <w:rPr>
                 <w:rFonts w:cs="Calibri" w:asciiTheme="minorHAnsi" w:hAnsiTheme="minorHAnsi"/>
                 <w:color w:val="000000"/>
+                <w:highlight w:val="none"/>
+                <w:lang w:val="en-GB"/>
               </w:rPr>
             </w:pPr>
             <w:r>
               <w:rPr>
                 <w:rFonts w:cs="Calibri" w:asciiTheme="minorHAnsi" w:hAnsiTheme="minorHAnsi"/>
                 <w:color w:val="000000"/>
-              </w:rPr>
+                <w:highlight w:val="none"/>
+                <w:lang w:val="en-GB"/>
+              </w:rPr>
+              <w:t xml:space="preserve">This aims to bridge the gap in tech literacy between generations, with the goal of making the application more accessible across audiences.</w:t>
             </w:r>
             <w:r>
               <w:rPr>
                 <w:rFonts w:cs="Calibri" w:asciiTheme="minorHAnsi" w:hAnsiTheme="minorHAnsi"/>
                 <w:color w:val="000000"/>
+                <w:highlight w:val="none"/>
+                <w:lang w:val="en-GB"/>
+              </w:rPr>
+            </w:r>
+            <w:r/>
+          </w:p>
+          <w:p>
+            <w:pPr>
+              <w:pBdr/>
+              <w:spacing w:after="40" w:before="40"/>
+              <w:ind/>
+              <w:rPr>
+                <w:rFonts w:cs="Calibri" w:asciiTheme="minorHAnsi" w:hAnsiTheme="minorHAnsi"/>
+                <w:color w:val="000000"/>
+                <w:highlight w:val="none"/>
+                <w:lang w:val="en-GB"/>
+              </w:rPr>
+            </w:pPr>
+            <w:r>
+              <w:rPr>
+                <w:rFonts w:cs="Calibri" w:asciiTheme="minorHAnsi" w:hAnsiTheme="minorHAnsi"/>
+                <w:color w:val="000000"/>
+                <w:highlight w:val="none"/>
+                <w:lang w:val="en-GB"/>
               </w:rPr>
             </w:r>
             <w:r>
               <w:rPr>
                 <w:rFonts w:cs="Calibri" w:asciiTheme="minorHAnsi" w:hAnsiTheme="minorHAnsi"/>
                 <w:color w:val="000000"/>
+                <w:highlight w:val="none"/>
+                <w:lang w:val="en-GB"/>
+              </w:rPr>
+            </w:r>
+            <w:r>
+              <w:rPr>
+                <w:rFonts w:cs="Calibri" w:asciiTheme="minorHAnsi" w:hAnsiTheme="minorHAnsi"/>
+                <w:color w:val="000000"/>
+                <w:highlight w:val="none"/>
+                <w:lang w:val="en-GB"/>
               </w:rPr>
             </w:r>
           </w:p>
@@ -1893,12 +2900,54 @@
                 <w:highlight w:val="none"/>
                 <w:lang w:val="en-GB"/>
               </w:rPr>
-              <w:t xml:space="preserve">Offline for secure storage methods</w:t>
+              <w:t xml:space="preserve">(Include data controls page for how users can revoke or delete policy consent. Explain that data is retained and disposed by the Android device itself.)</w:t>
             </w:r>
             <w:r>
               <w:rPr>
                 <w:rFonts w:cs="Calibri" w:asciiTheme="minorHAnsi" w:hAnsiTheme="minorHAnsi"/>
                 <w:color w:val="000000"/>
+                <w:highlight w:val="none"/>
+                <w:lang w:val="en-GB"/>
+              </w:rPr>
+            </w:r>
+            <w:r>
+              <w:rPr>
+                <w:rFonts w:cs="Calibri" w:asciiTheme="minorHAnsi" w:hAnsiTheme="minorHAnsi"/>
+                <w:color w:val="000000"/>
+                <w:highlight w:val="none"/>
+                <w:lang w:val="en-GB"/>
+              </w:rPr>
+            </w:r>
+            <w:r>
+              <w:rPr>
+                <w:rFonts w:cs="Calibri" w:asciiTheme="minorHAnsi" w:hAnsiTheme="minorHAnsi"/>
+                <w:color w:val="000000"/>
+                <w:highlight w:val="none"/>
+                <w:lang w:val="en-GB"/>
+              </w:rPr>
+            </w:r>
+            <w:r>
+              <w:rPr>
+                <w:rFonts w:cs="Calibri" w:asciiTheme="minorHAnsi" w:hAnsiTheme="minorHAnsi"/>
+                <w:color w:val="000000"/>
+                <w:highlight w:val="none"/>
+                <w:lang w:val="en-GB"/>
+              </w:rPr>
+            </w:r>
+            <w:r>
+              <w:rPr>
+                <w:rFonts w:cs="Calibri" w:asciiTheme="minorHAnsi" w:hAnsiTheme="minorHAnsi"/>
+                <w:color w:val="000000"/>
+                <w:highlight w:val="none"/>
+                <w:lang w:val="en-GB"/>
+              </w:rPr>
+            </w:r>
+            <w:r>
+              <w:rPr>
+                <w:rFonts w:cs="Calibri" w:asciiTheme="minorHAnsi" w:hAnsiTheme="minorHAnsi"/>
+                <w:color w:val="000000"/>
+                <w:highlight w:val="none"/>
+                <w:lang w:val="en-GB"/>
               </w:rPr>
             </w:r>
           </w:p>
@@ -1910,24 +2959,33 @@
               <w:rPr>
                 <w:rFonts w:cs="Calibri" w:asciiTheme="minorHAnsi" w:hAnsiTheme="minorHAnsi"/>
                 <w:color w:val="000000"/>
+                <w:highlight w:val="none"/>
+                <w:lang w:val="en-GB"/>
               </w:rPr>
             </w:pPr>
             <w:r>
               <w:rPr>
                 <w:rFonts w:cs="Calibri" w:asciiTheme="minorHAnsi" w:hAnsiTheme="minorHAnsi"/>
                 <w:color w:val="000000"/>
-              </w:rPr>
+                <w:highlight w:val="none"/>
+                <w:lang w:val="en-GB"/>
+              </w:rPr>
+              <w:t xml:space="preserve">(Explore any accessibility features?)</w:t>
             </w:r>
             <w:r>
               <w:rPr>
                 <w:rFonts w:cs="Calibri" w:asciiTheme="minorHAnsi" w:hAnsiTheme="minorHAnsi"/>
                 <w:color w:val="000000"/>
+                <w:highlight w:val="none"/>
+                <w:lang w:val="en-GB"/>
               </w:rPr>
             </w:r>
             <w:r>
               <w:rPr>
                 <w:rFonts w:cs="Calibri" w:asciiTheme="minorHAnsi" w:hAnsiTheme="minorHAnsi"/>
                 <w:color w:val="000000"/>
+                <w:highlight w:val="none"/>
+                <w:lang w:val="en-GB"/>
               </w:rPr>
             </w:r>
           </w:p>
@@ -1939,25 +2997,24 @@
               <w:rPr>
                 <w:rFonts w:cs="Calibri" w:asciiTheme="minorHAnsi" w:hAnsiTheme="minorHAnsi"/>
                 <w:color w:val="000000"/>
-                <w:highlight w:val="none"/>
-                <w:lang w:val="en-GB"/>
               </w:rPr>
             </w:pPr>
             <w:r>
               <w:rPr>
                 <w:rFonts w:cs="Calibri" w:asciiTheme="minorHAnsi" w:hAnsiTheme="minorHAnsi"/>
                 <w:color w:val="000000"/>
-                <w:highlight w:val="none"/>
-                <w:lang w:val="en-GB"/>
-              </w:rPr>
-              <w:t xml:space="preserve">Add the security measures in the training it will also cover some gdpr for transparency on data usage etc.</w:t>
+              </w:rPr>
             </w:r>
             <w:r>
               <w:rPr>
                 <w:rFonts w:cs="Calibri" w:asciiTheme="minorHAnsi" w:hAnsiTheme="minorHAnsi"/>
                 <w:color w:val="000000"/>
-                <w:highlight w:val="none"/>
-                <w:lang w:val="en-GB"/>
+              </w:rPr>
+            </w:r>
+            <w:r>
+              <w:rPr>
+                <w:rFonts w:cs="Calibri" w:asciiTheme="minorHAnsi" w:hAnsiTheme="minorHAnsi"/>
+                <w:color w:val="000000"/>
               </w:rPr>
             </w:r>
           </w:p>
@@ -1978,7 +3035,34 @@
                 <w:rFonts w:cs="Calibri" w:asciiTheme="minorHAnsi" w:hAnsiTheme="minorHAnsi"/>
                 <w:color w:val="000000"/>
                 <w:highlight w:val="none"/>
-                <w:lang w:val="en-GB" w:bidi="en-GB"/>
+                <w:lang w:val="en-GB"/>
+              </w:rPr>
+              <w:t xml:space="preserve">The source code of the application itself is protected in Github source control, where tight branch protections are in place to prevent errant or malfunctioning code from reaching production and affecting the live product. This is evidenced in a pull request, where team members must review code changes, that must also pass automated tests in order to proceed to be merged into the main code branch. (</w:t>
+            </w:r>
+            <w:r>
+              <w:rPr>
+                <w:rFonts w:cs="Calibri" w:asciiTheme="minorHAnsi" w:hAnsiTheme="minorHAnsi"/>
+                <w:color w:val="000000"/>
+                <w:highlight w:val="none"/>
+                <w:lang w:val="en-GB"/>
+              </w:rPr>
+              <w:t xml:space="preserve">https://github.com/TortoiseLeaf/MauiScreenTime/pull/37</w:t>
+            </w:r>
+            <w:r>
+              <w:rPr>
+                <w:rFonts w:cs="Calibri" w:asciiTheme="minorHAnsi" w:hAnsiTheme="minorHAnsi"/>
+                <w:color w:val="000000"/>
+                <w:highlight w:val="none"/>
+                <w:lang w:val="en-GB"/>
+              </w:rPr>
+              <w:t xml:space="preserve">)</w:t>
+            </w:r>
+            <w:r>
+              <w:rPr>
+                <w:rFonts w:cs="Calibri" w:asciiTheme="minorHAnsi" w:hAnsiTheme="minorHAnsi"/>
+                <w:color w:val="000000"/>
+                <w:highlight w:val="none"/>
+                <w:lang w:val="en-GB"/>
               </w:rPr>
             </w:r>
             <w:r>
@@ -1987,6 +3071,22 @@
                 <w:color w:val="000000"/>
                 <w:highlight w:val="none"/>
                 <w:lang w:val="en-GB" w:bidi="en-GB"/>
+              </w:rPr>
+            </w:r>
+            <w:r>
+              <w:rPr>
+                <w:rFonts w:cs="Calibri" w:asciiTheme="minorHAnsi" w:hAnsiTheme="minorHAnsi"/>
+                <w:color w:val="000000"/>
+                <w:highlight w:val="none"/>
+                <w:lang w:val="en-GB"/>
+              </w:rPr>
+            </w:r>
+            <w:r>
+              <w:rPr>
+                <w:rFonts w:cs="Calibri" w:asciiTheme="minorHAnsi" w:hAnsiTheme="minorHAnsi"/>
+                <w:color w:val="000000"/>
+                <w:highlight w:val="none"/>
+                <w:lang w:val="en-GB"/>
               </w:rPr>
             </w:r>
             <w:r>
@@ -2038,6 +3138,12 @@
                 <w:bCs/>
               </w:rPr>
             </w:r>
+            <w:r>
+              <w:rPr>
+                <w:rFonts w:asciiTheme="minorHAnsi" w:hAnsiTheme="minorHAnsi" w:cstheme="minorHAnsi"/>
+                <w:bCs/>
+              </w:rPr>
+            </w:r>
           </w:p>
         </w:tc>
         <w:tc>
@@ -2068,6 +3174,12 @@
                 <w:bCs/>
               </w:rPr>
               <w:t xml:space="preserve">Technical</w:t>
+            </w:r>
+            <w:r>
+              <w:rPr>
+                <w:rFonts w:asciiTheme="minorHAnsi" w:hAnsiTheme="minorHAnsi" w:cstheme="minorHAnsi"/>
+                <w:bCs/>
+              </w:rPr>
             </w:r>
             <w:r>
               <w:rPr>
@@ -2112,6 +3224,12 @@
                 <w:bCs/>
               </w:rPr>
             </w:r>
+            <w:r>
+              <w:rPr>
+                <w:rFonts w:asciiTheme="minorHAnsi" w:hAnsiTheme="minorHAnsi" w:cstheme="minorHAnsi"/>
+                <w:bCs/>
+              </w:rPr>
+            </w:r>
           </w:p>
         </w:tc>
         <w:tc>
@@ -2194,6 +3312,11 @@
                 <w:rFonts w:cs="Calibri" w:asciiTheme="minorHAnsi" w:hAnsiTheme="minorHAnsi"/>
               </w:rPr>
               <w:t xml:space="preserve"> As this is for a medium-sized software product you should provide some evidence of team leadership, e.g. during sprints and team communications. </w:t>
+            </w:r>
+            <w:r>
+              <w:rPr>
+                <w:rFonts w:cs="Calibri" w:asciiTheme="minorHAnsi" w:hAnsiTheme="minorHAnsi"/>
+              </w:rPr>
             </w:r>
             <w:r>
               <w:rPr>
@@ -2228,13 +3351,47 @@
             <w:r>
               <w:rPr>
                 <w:rFonts w:cs="Calibri" w:asciiTheme="minorHAnsi" w:hAnsiTheme="minorHAnsi"/>
-                <w:lang w:val="en-GB"/>
-              </w:rPr>
-              <w:t xml:space="preserve">Agile project management.</w:t>
+                <w:highlight w:val="none"/>
+                <w:lang w:val="en-GB" w:bidi="en-GB"/>
+              </w:rPr>
+              <w:t xml:space="preserve">I am facilitating the design of a medium-sized software project using a software requirements specification document, evidenced here </w:t>
             </w:r>
             <w:r>
               <w:rPr>
                 <w:rFonts w:cs="Calibri" w:asciiTheme="minorHAnsi" w:hAnsiTheme="minorHAnsi"/>
+                <w:color w:val="000000"/>
+                <w:lang w:val="en-GB"/>
+              </w:rPr>
+              <w:t xml:space="preserve">(</w:t>
+            </w:r>
+            <w:r>
+              <w:rPr>
+                <w:rFonts w:cs="Calibri" w:asciiTheme="minorHAnsi" w:hAnsiTheme="minorHAnsi"/>
+                <w:color w:val="000000"/>
+                <w:lang w:val="en-GB"/>
+              </w:rPr>
+              <w:t xml:space="preserve">https://github.com/TortoiseLeaf/laurenk_personal_repository_2025/blob/main/UI_Software_Project_Initiation_and_Planning/SRS_MAUI.md</w:t>
+            </w:r>
+            <w:r>
+              <w:rPr>
+                <w:rFonts w:cs="Calibri" w:asciiTheme="minorHAnsi" w:hAnsiTheme="minorHAnsi"/>
+                <w:color w:val="000000"/>
+                <w:lang w:val="en-GB"/>
+              </w:rPr>
+              <w:t xml:space="preserve">).</w:t>
+            </w:r>
+            <w:r>
+              <w:rPr>
+                <w:rFonts w:cs="Calibri" w:asciiTheme="minorHAnsi" w:hAnsiTheme="minorHAnsi"/>
+                <w:highlight w:val="none"/>
+                <w:lang w:val="en-GB"/>
+              </w:rPr>
+            </w:r>
+            <w:r>
+              <w:rPr>
+                <w:rFonts w:cs="Calibri" w:asciiTheme="minorHAnsi" w:hAnsiTheme="minorHAnsi"/>
+                <w:highlight w:val="none"/>
+                <w:lang w:val="en-GB"/>
               </w:rPr>
             </w:r>
           </w:p>
@@ -2255,11 +3412,36 @@
                 <w:highlight w:val="none"/>
                 <w:lang w:val="en-GB"/>
               </w:rPr>
-              <w:t xml:space="preserve">UML we have </w:t>
+              <w:t xml:space="preserve">The project also uses a master UML diagram using Object Oriented Design to show the overall view of the software architecture and how its components like pages, databases and services interact (</w:t>
             </w:r>
             <w:r>
               <w:rPr>
                 <w:rFonts w:cs="Calibri" w:asciiTheme="minorHAnsi" w:hAnsiTheme="minorHAnsi"/>
+                <w:highlight w:val="none"/>
+                <w:lang w:val="en-GB"/>
+              </w:rPr>
+              <w:t xml:space="preserve">https://app.moqups.com/D97l8oJK6qShGe2DNts1beDq3X2Ts90W/view/page/ab0c2effe</w:t>
+            </w:r>
+            <w:r>
+              <w:rPr>
+                <w:rFonts w:cs="Calibri" w:asciiTheme="minorHAnsi" w:hAnsiTheme="minorHAnsi"/>
+                <w:highlight w:val="none"/>
+                <w:lang w:val="en-GB"/>
+              </w:rPr>
+              <w:t xml:space="preserve">). </w:t>
+            </w:r>
+            <w:r>
+              <w:rPr>
+                <w:rFonts w:cs="Calibri" w:asciiTheme="minorHAnsi" w:hAnsiTheme="minorHAnsi"/>
+                <w:highlight w:val="none"/>
+                <w:lang w:val="en-GB"/>
+              </w:rPr>
+            </w:r>
+            <w:r>
+              <w:rPr>
+                <w:rFonts w:cs="Calibri" w:asciiTheme="minorHAnsi" w:hAnsiTheme="minorHAnsi"/>
+                <w:highlight w:val="none"/>
+                <w:lang w:val="en-GB"/>
               </w:rPr>
             </w:r>
           </w:p>
@@ -2280,12 +3462,7 @@
                 <w:highlight w:val="none"/>
                 <w:lang w:val="en-GB"/>
               </w:rPr>
-              <w:t xml:space="preserve">Show direction you took in team meetings. With Kenny and Matthew</w:t>
-            </w:r>
-            <w:r>
-              <w:rPr>
-                <w:rFonts w:cs="Calibri" w:asciiTheme="minorHAnsi" w:hAnsiTheme="minorHAnsi"/>
-              </w:rPr>
+              <w:t xml:space="preserve">Following Agile Scrum methodology, the team meets regul</w:t>
             </w:r>
             <w:r>
               <w:rPr>
@@ -2293,6 +3470,7 @@
                 <w:highlight w:val="none"/>
                 <w:lang w:val="en-GB"/>
               </w:rPr>
+              <w:t xml:space="preserve">arly to plan and review sprints, as well as attending “stand-ups” where members brief the team on their tasks and progress, expressing any blockers. The meeting is summarised for those unable to attend, and clear objectives for going forward are outlined (</w:t>
             </w:r>
             <w:r>
               <w:rPr>
@@ -2300,6 +3478,7 @@
                 <w:highlight w:val="none"/>
                 <w:lang w:val="en-GB"/>
               </w:rPr>
+              <w:t xml:space="preserve">https://github.com/TortoiseLeaf/laurenk_personal_repository_2025/blob/main/notes/meeting-recap.png</w:t>
             </w:r>
             <w:r>
               <w:rPr>
@@ -2307,6 +3486,50 @@
                 <w:highlight w:val="none"/>
                 <w:lang w:val="en-GB"/>
               </w:rPr>
+              <w:t xml:space="preserve">).</w:t>
+            </w:r>
+            <w:r>
+              <w:rPr>
+                <w:rFonts w:cs="Calibri" w:asciiTheme="minorHAnsi" w:hAnsiTheme="minorHAnsi"/>
+                <w:highlight w:val="none"/>
+                <w:lang w:val="en-GB"/>
+              </w:rPr>
+            </w:r>
+          </w:p>
+          <w:p>
+            <w:pPr>
+              <w:pBdr/>
+              <w:spacing/>
+              <w:ind/>
+              <w:rPr>
+                <w:rFonts w:cs="Calibri" w:asciiTheme="minorHAnsi" w:hAnsiTheme="minorHAnsi"/>
+                <w:highlight w:val="none"/>
+                <w:lang w:val="en-GB"/>
+              </w:rPr>
+            </w:pPr>
+            <w:r>
+              <w:rPr>
+                <w:rFonts w:cs="Calibri" w:asciiTheme="minorHAnsi" w:hAnsiTheme="minorHAnsi"/>
+                <w:highlight w:val="none"/>
+                <w:lang w:val="en-GB" w:bidi="en-GB"/>
+              </w:rPr>
+              <w:t xml:space="preserve">These communications evidence team leadership in that they mark and make transparent accumulated progress and help to steer development (</w:t>
+            </w:r>
+            <w:r>
+              <w:rPr>
+                <w:rFonts w:cs="Calibri" w:asciiTheme="minorHAnsi" w:hAnsiTheme="minorHAnsi"/>
+                <w:highlight w:val="none"/>
+                <w:lang w:val="en-GB" w:bidi="en-GB"/>
+              </w:rPr>
+              <w:t xml:space="preserve">https://github.com/TortoiseLeaf/laurenk_personal_repository_2025/blob/main/notes/leadership-plan-change.png</w:t>
+            </w:r>
+            <w:r>
+              <w:rPr>
+                <w:rFonts w:cs="Calibri" w:asciiTheme="minorHAnsi" w:hAnsiTheme="minorHAnsi"/>
+                <w:highlight w:val="none"/>
+                <w:lang w:val="en-GB" w:bidi="en-GB"/>
+              </w:rPr>
+              <w:t xml:space="preserve">).</w:t>
             </w:r>
             <w:r>
               <w:rPr>
@@ -2356,6 +3579,12 @@
                 <w:bCs/>
               </w:rPr>
             </w:r>
+            <w:r>
+              <w:rPr>
+                <w:rFonts w:asciiTheme="minorHAnsi" w:hAnsiTheme="minorHAnsi" w:cstheme="minorHAnsi"/>
+                <w:bCs/>
+              </w:rPr>
+            </w:r>
           </w:p>
         </w:tc>
         <w:tc>
@@ -2386,6 +3615,12 @@
                 <w:bCs/>
               </w:rPr>
               <w:t xml:space="preserve">Sustain-ability</w:t>
+            </w:r>
+            <w:r>
+              <w:rPr>
+                <w:rFonts w:asciiTheme="minorHAnsi" w:hAnsiTheme="minorHAnsi" w:cstheme="minorHAnsi"/>
+                <w:bCs/>
+              </w:rPr>
             </w:r>
             <w:r>
               <w:rPr>
@@ -2430,6 +3665,12 @@
                 <w:bCs/>
               </w:rPr>
             </w:r>
+            <w:r>
+              <w:rPr>
+                <w:rFonts w:asciiTheme="minorHAnsi" w:hAnsiTheme="minorHAnsi" w:cstheme="minorHAnsi"/>
+                <w:bCs/>
+              </w:rPr>
+            </w:r>
           </w:p>
         </w:tc>
         <w:tc>
@@ -2476,6 +3717,11 @@
                 <w:rFonts w:cs="Calibri" w:asciiTheme="minorHAnsi" w:hAnsiTheme="minorHAnsi"/>
               </w:rPr>
               <w:t xml:space="preserve">, end user/stakeholder training, etc. </w:t>
+            </w:r>
+            <w:r>
+              <w:rPr>
+                <w:rFonts w:cs="Calibri" w:asciiTheme="minorHAnsi" w:hAnsiTheme="minorHAnsi"/>
+              </w:rPr>
             </w:r>
             <w:r>
               <w:rPr>
@@ -2503,16 +3749,113 @@
               <w:ind/>
               <w:rPr>
                 <w:rFonts w:cs="Calibri" w:asciiTheme="minorHAnsi" w:hAnsiTheme="minorHAnsi"/>
+                <w:highlight w:val="none"/>
+                <w:lang w:val="en-GB"/>
               </w:rPr>
             </w:pPr>
             <w:r>
               <w:rPr>
                 <w:rFonts w:cs="Calibri" w:asciiTheme="minorHAnsi" w:hAnsiTheme="minorHAnsi"/>
-              </w:rPr>
+                <w:lang w:val="en-GB"/>
+              </w:rPr>
+              <w:t xml:space="preserve">The application objectives are geared towards sustainability as outlined in the project purpose </w:t>
             </w:r>
             <w:r>
               <w:rPr>
                 <w:rFonts w:cs="Calibri" w:asciiTheme="minorHAnsi" w:hAnsiTheme="minorHAnsi"/>
+                <w:color w:val="000000"/>
+                <w:lang w:val="en-GB"/>
+              </w:rPr>
+              <w:t xml:space="preserve">in the specifications document (</w:t>
+            </w:r>
+            <w:r>
+              <w:rPr>
+                <w:rFonts w:cs="Calibri" w:asciiTheme="minorHAnsi" w:hAnsiTheme="minorHAnsi"/>
+                <w:color w:val="000000"/>
+                <w:lang w:val="en-GB"/>
+              </w:rPr>
+              <w:t xml:space="preserve">https://github.com/TortoiseLeaf/laurenk_personal_repository_2025/blob/main/UI_Software_Project_Initiation_and_Planning/SRS_MAUI.md</w:t>
+            </w:r>
+            <w:r>
+              <w:rPr>
+                <w:rFonts w:cs="Calibri" w:asciiTheme="minorHAnsi" w:hAnsiTheme="minorHAnsi"/>
+                <w:color w:val="000000"/>
+                <w:lang w:val="en-GB"/>
+              </w:rPr>
+              <w:t xml:space="preserve">)</w:t>
+            </w:r>
+            <w:r>
+              <w:rPr>
+                <w:rFonts w:cs="Calibri" w:asciiTheme="minorHAnsi" w:hAnsiTheme="minorHAnsi"/>
+                <w:lang w:val="en-GB"/>
+              </w:rPr>
+              <w:t xml:space="preserve">. With sustainability in mind, the software is purposefully built to require and use as few resour</w:t>
+            </w:r>
+            <w:r>
+              <w:rPr>
+                <w:rFonts w:cs="Calibri" w:asciiTheme="minorHAnsi" w:hAnsiTheme="minorHAnsi"/>
+                <w:lang w:val="en-GB"/>
+              </w:rPr>
+              <w:t xml:space="preserve">ces as possible: Using data already collected and stored on the end-u</w:t>
+            </w:r>
+            <w:r>
+              <w:rPr>
+                <w:rFonts w:cs="Calibri" w:asciiTheme="minorHAnsi" w:hAnsiTheme="minorHAnsi"/>
+                <w:lang w:val="en-GB"/>
+              </w:rPr>
+              <w:t xml:space="preserve">ser device, the application works mostly offline limiting data traffic. By developing a simplistic and accessible UI design with robust and reliable core functionality, the aim is to achieve a simplistic and reliable software without superfluous features. </w:t>
+            </w:r>
+            <w:r>
+              <w:rPr>
+                <w:rFonts w:cs="Calibri" w:asciiTheme="minorHAnsi" w:hAnsiTheme="minorHAnsi"/>
+              </w:rPr>
+            </w:r>
+          </w:p>
+          <w:p>
+            <w:pPr>
+              <w:pBdr/>
+              <w:spacing/>
+              <w:ind/>
+              <w:rPr>
+                <w:rFonts w:cs="Calibri" w:asciiTheme="minorHAnsi" w:hAnsiTheme="minorHAnsi"/>
+              </w:rPr>
+            </w:pPr>
+            <w:r>
+              <w:rPr>
+                <w:rFonts w:cs="Calibri" w:asciiTheme="minorHAnsi" w:hAnsiTheme="minorHAnsi"/>
+                <w:highlight w:val="none"/>
+                <w:lang w:val="en-GB"/>
+              </w:rPr>
+              <w:t xml:space="preserve">The technology used to build this software is .NET MAUI and is cited as being a cost-effective, stable and scalable platform that performs comparably to native applications, and as such is considered a sustainable technology choice for development (</w:t>
+            </w:r>
+            <w:r>
+              <w:rPr>
+                <w:rFonts w:cs="Calibri" w:asciiTheme="minorHAnsi" w:hAnsiTheme="minorHAnsi"/>
+                <w:highlight w:val="none"/>
+                <w:lang w:val="en-GB"/>
+              </w:rPr>
+              <w:t xml:space="preserve">https://www.smartsource.eu/about-us/insights/cost-effective-app-development-with-net-maui-save-time-and-money-with-hybrid-solutions/</w:t>
+            </w:r>
+            <w:r>
+              <w:rPr>
+                <w:rFonts w:cs="Calibri" w:asciiTheme="minorHAnsi" w:hAnsiTheme="minorHAnsi"/>
+                <w:highlight w:val="none"/>
+                <w:lang w:val="en-GB"/>
+              </w:rPr>
+              <w:t xml:space="preserve">).</w:t>
+            </w:r>
+            <w:r>
+              <w:rPr>
+                <w:rFonts w:cs="Calibri" w:asciiTheme="minorHAnsi" w:hAnsiTheme="minorHAnsi"/>
+                <w:highlight w:val="none"/>
+                <w:lang w:val="en-GB"/>
+              </w:rPr>
+            </w:r>
+            <w:r>
+              <w:rPr>
+                <w:rFonts w:cs="Calibri" w:asciiTheme="minorHAnsi" w:hAnsiTheme="minorHAnsi"/>
+                <w:highlight w:val="none"/>
+                <w:lang w:val="en-GB"/>
               </w:rPr>
             </w:r>
           </w:p>
@@ -2528,6 +3871,11 @@
           <w:lang w:val="en-GB" w:eastAsia="en-GB"/>
         </w:rPr>
       </w:pPr>
+      <w:r>
+        <w:rPr>
+          <w:lang w:val="en-GB" w:eastAsia="en-GB"/>
+        </w:rPr>
+      </w:r>
       <w:r>
         <w:rPr>
           <w:lang w:val="en-GB" w:eastAsia="en-GB"/>
@@ -2548,6 +3896,11 @@
           <w:lang w:val="en-GB" w:eastAsia="en-GB"/>
         </w:rPr>
       </w:pPr>
+      <w:r>
+        <w:rPr>
+          <w:lang w:val="en-GB" w:eastAsia="en-GB"/>
+        </w:rPr>
+      </w:r>
       <w:r>
         <w:rPr>
           <w:lang w:val="en-GB" w:eastAsia="en-GB"/>
@@ -2642,7 +3995,7 @@
 <w:hdr xmlns:wpc="http://schemas.microsoft.com/office/word/2010/wordprocessingCanvas" xmlns:mc="http://schemas.openxmlformats.org/markup-compatibility/2006" xmlns:o="urn:schemas-microsoft-com:office:office" xmlns:r="http://schemas.openxmlformats.org/officeDocument/2006/relationships" xmlns:m="http://schemas.openxmlformats.org/officeDocument/2006/math" xmlns:v="urn:schemas-microsoft-com:vml" xmlns:wp14="http://schemas.microsoft.com/office/word/2010/wordprocessingDrawing" xmlns:wp="http://schemas.openxmlformats.org/drawingml/2006/wordprocessingDrawing" xmlns:w10="urn:schemas-microsoft-com:office:word" xmlns:w="http://schemas.openxmlformats.org/wordprocessingml/2006/main" xmlns:w14="http://schemas.microsoft.com/office/word/2010/wordml" xmlns:w15="http://schemas.microsoft.com/office/word/2012/wordml" xmlns:wpg="http://schemas.microsoft.com/office/word/2010/wordprocessingGroup" xmlns:wpi="http://schemas.microsoft.com/office/word/2010/wordprocessingInk" xmlns:wne="http://schemas.microsoft.com/office/word/2006/wordml" xmlns:a="http://schemas.openxmlformats.org/drawingml/2006/main" xmlns:wps="http://schemas.microsoft.com/office/word/2010/wordprocessingShape" mc:Ignorable="w14 w15 wp14">
   <w:p>
     <w:pPr>
-      <w:pStyle w:val="719"/>
+      <w:pStyle w:val="872"/>
       <w:pBdr/>
       <w:spacing/>
       <w:ind/>
@@ -3229,9 +4582,9 @@
     <w:lsdException w:name="Bibliography" w:uiPriority="37"/>
     <w:lsdException w:name="TOC Heading" w:uiPriority="39" w:qFormat="1"/>
   </w:latentStyles>
-  <w:style w:type="table" w:styleId="13">
+  <w:style w:type="table" w:styleId="718">
     <w:name w:val="Table Grid Light"/>
-    <w:basedOn w:val="728"/>
+    <w:basedOn w:val="881"/>
     <w:uiPriority w:val="59"/>
     <w:pPr>
       <w:pBdr/>
@@ -3428,9 +4781,9 @@
       </w:tcPr>
     </w:tblStylePr>
   </w:style>
-  <w:style w:type="table" w:styleId="14">
+  <w:style w:type="table" w:styleId="719">
     <w:name w:val="Plain Table 1"/>
-    <w:basedOn w:val="728"/>
+    <w:basedOn w:val="881"/>
     <w:uiPriority w:val="59"/>
     <w:pPr>
       <w:pBdr/>
@@ -3653,9 +5006,9 @@
       </w:tcPr>
     </w:tblStylePr>
   </w:style>
-  <w:style w:type="table" w:styleId="15">
+  <w:style w:type="table" w:styleId="720">
     <w:name w:val="Plain Table 2"/>
-    <w:basedOn w:val="728"/>
+    <w:basedOn w:val="881"/>
     <w:uiPriority w:val="59"/>
     <w:pPr>
       <w:pBdr/>
@@ -3886,9 +5239,9 @@
       </w:tcPr>
     </w:tblStylePr>
   </w:style>
-  <w:style w:type="table" w:styleId="16">
+  <w:style w:type="table" w:styleId="721">
     <w:name w:val="Plain Table 3"/>
-    <w:basedOn w:val="728"/>
+    <w:basedOn w:val="881"/>
     <w:uiPriority w:val="99"/>
     <w:pPr>
       <w:pBdr/>
@@ -4116,9 +5469,9 @@
       </w:tcPr>
     </w:tblStylePr>
   </w:style>
-  <w:style w:type="table" w:styleId="17">
+  <w:style w:type="table" w:styleId="722">
     <w:name w:val="Plain Table 4"/>
-    <w:basedOn w:val="728"/>
+    <w:basedOn w:val="881"/>
     <w:uiPriority w:val="99"/>
     <w:pPr>
       <w:pBdr/>
@@ -4332,9 +5685,9 @@
       </w:tcPr>
     </w:tblStylePr>
   </w:style>
-  <w:style w:type="table" w:styleId="18">
+  <w:style w:type="table" w:styleId="723">
     <w:name w:val="Plain Table 5"/>
-    <w:basedOn w:val="728"/>
+    <w:basedOn w:val="881"/>
     <w:uiPriority w:val="99"/>
     <w:pPr>
       <w:pBdr/>
@@ -4565,9 +5918,9 @@
       </w:tcPr>
     </w:tblStylePr>
   </w:style>
-  <w:style w:type="table" w:styleId="19">
+  <w:style w:type="table" w:styleId="724">
     <w:name w:val="Grid Table 1 Light"/>
-    <w:basedOn w:val="728"/>
+    <w:basedOn w:val="881"/>
     <w:uiPriority w:val="99"/>
     <w:pPr>
       <w:pBdr/>
@@ -4788,9 +6141,9 @@
       </w:tcPr>
     </w:tblStylePr>
   </w:style>
-  <w:style w:type="table" w:styleId="20">
+  <w:style w:type="table" w:styleId="725">
     <w:name w:val="Grid Table 1 Light - Accent 1"/>
-    <w:basedOn w:val="728"/>
+    <w:basedOn w:val="881"/>
     <w:uiPriority w:val="99"/>
     <w:pPr>
       <w:pBdr/>
@@ -5011,9 +6364,9 @@
       </w:tcPr>
     </w:tblStylePr>
   </w:style>
-  <w:style w:type="table" w:styleId="21">
+  <w:style w:type="table" w:styleId="726">
     <w:name w:val="Grid Table 1 Light - Accent 2"/>
-    <w:basedOn w:val="728"/>
+    <w:basedOn w:val="881"/>
     <w:uiPriority w:val="99"/>
     <w:pPr>
       <w:pBdr/>
@@ -5234,9 +6587,9 @@
       </w:tcPr>
     </w:tblStylePr>
   </w:style>
-  <w:style w:type="table" w:styleId="22">
+  <w:style w:type="table" w:styleId="727">
     <w:name w:val="Grid Table 1 Light - Accent 3"/>
-    <w:basedOn w:val="728"/>
+    <w:basedOn w:val="881"/>
     <w:uiPriority w:val="99"/>
     <w:pPr>
       <w:pBdr/>
@@ -5457,9 +6810,9 @@
       </w:tcPr>
     </w:tblStylePr>
   </w:style>
-  <w:style w:type="table" w:styleId="23">
+  <w:style w:type="table" w:styleId="728">
     <w:name w:val="Grid Table 1 Light - Accent 4"/>
-    <w:basedOn w:val="728"/>
+    <w:basedOn w:val="881"/>
     <w:uiPriority w:val="99"/>
     <w:pPr>
       <w:pBdr/>
@@ -5680,9 +7033,9 @@
       </w:tcPr>
     </w:tblStylePr>
   </w:style>
-  <w:style w:type="table" w:styleId="24">
+  <w:style w:type="table" w:styleId="729">
     <w:name w:val="Grid Table 1 Light - Accent 5"/>
-    <w:basedOn w:val="728"/>
+    <w:basedOn w:val="881"/>
     <w:uiPriority w:val="99"/>
     <w:pPr>
       <w:pBdr/>
@@ -5903,9 +7256,9 @@
       </w:tcPr>
     </w:tblStylePr>
   </w:style>
-  <w:style w:type="table" w:styleId="25">
+  <w:style w:type="table" w:styleId="730">
     <w:name w:val="Grid Table 1 Light - Accent 6"/>
-    <w:basedOn w:val="728"/>
+    <w:basedOn w:val="881"/>
     <w:uiPriority w:val="99"/>
     <w:pPr>
       <w:pBdr/>
@@ -6126,9 +7479,9 @@
       </w:tcPr>
     </w:tblStylePr>
   </w:style>
-  <w:style w:type="table" w:styleId="26">
+  <w:style w:type="table" w:styleId="731">
     <w:name w:val="Grid Table 2"/>
-    <w:basedOn w:val="728"/>
+    <w:basedOn w:val="881"/>
     <w:uiPriority w:val="99"/>
     <w:pPr>
       <w:pBdr/>
@@ -6358,9 +7711,9 @@
       </w:tcPr>
     </w:tblStylePr>
   </w:style>
-  <w:style w:type="table" w:styleId="27">
+  <w:style w:type="table" w:styleId="732">
     <w:name w:val="Grid Table 2 - Accent 1"/>
-    <w:basedOn w:val="728"/>
+    <w:basedOn w:val="881"/>
     <w:uiPriority w:val="99"/>
     <w:pPr>
       <w:pBdr/>
@@ -6590,9 +7943,9 @@
       </w:tcPr>
     </w:tblStylePr>
   </w:style>
-  <w:style w:type="table" w:styleId="28">
+  <w:style w:type="table" w:styleId="733">
     <w:name w:val="Grid Table 2 - Accent 2"/>
-    <w:basedOn w:val="728"/>
+    <w:basedOn w:val="881"/>
     <w:uiPriority w:val="99"/>
     <w:pPr>
       <w:pBdr/>
@@ -6822,9 +8175,9 @@
       </w:tcPr>
     </w:tblStylePr>
   </w:style>
-  <w:style w:type="table" w:styleId="29">
+  <w:style w:type="table" w:styleId="734">
     <w:name w:val="Grid Table 2 - Accent 3"/>
-    <w:basedOn w:val="728"/>
+    <w:basedOn w:val="881"/>
     <w:uiPriority w:val="99"/>
     <w:pPr>
       <w:pBdr/>
@@ -7054,9 +8407,9 @@
       </w:tcPr>
     </w:tblStylePr>
   </w:style>
-  <w:style w:type="table" w:styleId="30">
+  <w:style w:type="table" w:styleId="735">
     <w:name w:val="Grid Table 2 - Accent 4"/>
-    <w:basedOn w:val="728"/>
+    <w:basedOn w:val="881"/>
     <w:uiPriority w:val="99"/>
     <w:pPr>
       <w:pBdr/>
@@ -7286,9 +8639,9 @@
       </w:tcPr>
     </w:tblStylePr>
   </w:style>
-  <w:style w:type="table" w:styleId="31">
+  <w:style w:type="table" w:styleId="736">
     <w:name w:val="Grid Table 2 - Accent 5"/>
-    <w:basedOn w:val="728"/>
+    <w:basedOn w:val="881"/>
     <w:uiPriority w:val="99"/>
     <w:pPr>
       <w:pBdr/>
@@ -7518,9 +8871,9 @@
       </w:tcPr>
     </w:tblStylePr>
   </w:style>
-  <w:style w:type="table" w:styleId="32">
+  <w:style w:type="table" w:styleId="737">
     <w:name w:val="Grid Table 2 - Accent 6"/>
-    <w:basedOn w:val="728"/>
+    <w:basedOn w:val="881"/>
     <w:uiPriority w:val="99"/>
     <w:pPr>
       <w:pBdr/>
@@ -7750,9 +9103,9 @@
       </w:tcPr>
     </w:tblStylePr>
   </w:style>
-  <w:style w:type="table" w:styleId="33">
+  <w:style w:type="table" w:styleId="738">
     <w:name w:val="Grid Table 3"/>
-    <w:basedOn w:val="728"/>
+    <w:basedOn w:val="881"/>
     <w:uiPriority w:val="99"/>
     <w:pPr>
       <w:pBdr/>
@@ -7851,29 +9204,6 @@
         <w:tblBorders/>
       </w:tblPr>
       <w:tcPr>
-        <w:shd w:color="ffffff"/>
-        <w:tcBorders>
-          <w:top w:val="none" w:color="000000" w:sz="4" w:space="0"/>
-          <w:left w:val="none" w:color="000000" w:sz="4" w:space="0"/>
-          <w:bottom w:val="none" w:color="000000" w:sz="4" w:space="0"/>
-          <w:right w:val="none" w:color="000000" w:sz="4" w:space="0"/>
-        </w:tcBorders>
-      </w:tcPr>
-    </w:tblStylePr>
-    <w:tblStylePr w:type="firstRow">
-      <w:rPr>
-        <w:b/>
-        <w:color w:val="404040"/>
-      </w:rPr>
-      <w:pPr>
-        <w:pBdr/>
-        <w:spacing/>
-        <w:ind/>
-      </w:pPr>
-      <w:tblPr>
-        <w:tblBorders/>
-      </w:tblPr>
-      <w:tcPr>
         <w:shd w:val="clear" w:color="ffffff"/>
         <w:tcBorders>
           <w:top w:val="none" w:color="000000" w:sz="4" w:space="0"/>
@@ -7883,30 +9213,7 @@
         </w:tcBorders>
       </w:tcPr>
     </w:tblStylePr>
-    <w:tblStylePr w:type="lastCol">
-      <w:rPr>
-        <w:i/>
-        <w:color w:val="404040"/>
-      </w:rPr>
-      <w:pPr>
-        <w:pBdr/>
-        <w:spacing/>
-        <w:ind/>
-      </w:pPr>
-      <w:tblPr>
-        <w:tblBorders/>
-      </w:tblPr>
-      <w:tcPr>
-        <w:shd w:color="ffffff"/>
-        <w:tcBorders>
-          <w:top w:val="none" w:color="000000" w:sz="4" w:space="0"/>
-          <w:left w:val="none" w:color="000000" w:sz="4" w:space="0"/>
-          <w:bottom w:val="none" w:color="000000" w:sz="4" w:space="0"/>
-          <w:right w:val="none" w:color="000000" w:sz="4" w:space="0"/>
-        </w:tcBorders>
-      </w:tcPr>
-    </w:tblStylePr>
-    <w:tblStylePr w:type="lastRow">
+    <w:tblStylePr w:type="firstRow">
       <w:rPr>
         <w:b/>
         <w:color w:val="404040"/>
@@ -7929,6 +9236,52 @@
         </w:tcBorders>
       </w:tcPr>
     </w:tblStylePr>
+    <w:tblStylePr w:type="lastCol">
+      <w:rPr>
+        <w:i/>
+        <w:color w:val="404040"/>
+      </w:rPr>
+      <w:pPr>
+        <w:pBdr/>
+        <w:spacing/>
+        <w:ind/>
+      </w:pPr>
+      <w:tblPr>
+        <w:tblBorders/>
+      </w:tblPr>
+      <w:tcPr>
+        <w:shd w:val="clear" w:color="ffffff"/>
+        <w:tcBorders>
+          <w:top w:val="none" w:color="000000" w:sz="4" w:space="0"/>
+          <w:left w:val="none" w:color="000000" w:sz="4" w:space="0"/>
+          <w:bottom w:val="none" w:color="000000" w:sz="4" w:space="0"/>
+          <w:right w:val="none" w:color="000000" w:sz="4" w:space="0"/>
+        </w:tcBorders>
+      </w:tcPr>
+    </w:tblStylePr>
+    <w:tblStylePr w:type="lastRow">
+      <w:rPr>
+        <w:b/>
+        <w:color w:val="404040"/>
+      </w:rPr>
+      <w:pPr>
+        <w:pBdr/>
+        <w:spacing/>
+        <w:ind/>
+      </w:pPr>
+      <w:tblPr>
+        <w:tblBorders/>
+      </w:tblPr>
+      <w:tcPr>
+        <w:shd w:val="clear" w:color="ffffff"/>
+        <w:tcBorders>
+          <w:top w:val="none" w:color="000000" w:sz="4" w:space="0"/>
+          <w:left w:val="none" w:color="000000" w:sz="4" w:space="0"/>
+          <w:bottom w:val="none" w:color="000000" w:sz="4" w:space="0"/>
+          <w:right w:val="none" w:color="000000" w:sz="4" w:space="0"/>
+        </w:tcBorders>
+      </w:tcPr>
+    </w:tblStylePr>
     <w:tblStylePr w:type="nwCell">
       <w:pPr>
         <w:pBdr/>
@@ -7995,9 +9348,9 @@
       </w:tcPr>
     </w:tblStylePr>
   </w:style>
-  <w:style w:type="table" w:styleId="34">
+  <w:style w:type="table" w:styleId="739">
     <w:name w:val="Grid Table 3 - Accent 1"/>
-    <w:basedOn w:val="728"/>
+    <w:basedOn w:val="881"/>
     <w:uiPriority w:val="99"/>
     <w:pPr>
       <w:pBdr/>
@@ -8096,29 +9449,6 @@
         <w:tblBorders/>
       </w:tblPr>
       <w:tcPr>
-        <w:shd w:color="ffffff"/>
-        <w:tcBorders>
-          <w:top w:val="none" w:color="000000" w:sz="4" w:space="0"/>
-          <w:left w:val="none" w:color="000000" w:sz="4" w:space="0"/>
-          <w:bottom w:val="none" w:color="000000" w:sz="4" w:space="0"/>
-          <w:right w:val="none" w:color="000000" w:sz="4" w:space="0"/>
-        </w:tcBorders>
-      </w:tcPr>
-    </w:tblStylePr>
-    <w:tblStylePr w:type="firstRow">
-      <w:rPr>
-        <w:b/>
-        <w:color w:val="404040"/>
-      </w:rPr>
-      <w:pPr>
-        <w:pBdr/>
-        <w:spacing/>
-        <w:ind/>
-      </w:pPr>
-      <w:tblPr>
-        <w:tblBorders/>
-      </w:tblPr>
-      <w:tcPr>
         <w:shd w:val="clear" w:color="ffffff"/>
         <w:tcBorders>
           <w:top w:val="none" w:color="000000" w:sz="4" w:space="0"/>
@@ -8128,30 +9458,7 @@
         </w:tcBorders>
       </w:tcPr>
     </w:tblStylePr>
-    <w:tblStylePr w:type="lastCol">
-      <w:rPr>
-        <w:i/>
-        <w:color w:val="404040"/>
-      </w:rPr>
-      <w:pPr>
-        <w:pBdr/>
-        <w:spacing/>
-        <w:ind/>
-      </w:pPr>
-      <w:tblPr>
-        <w:tblBorders/>
-      </w:tblPr>
-      <w:tcPr>
-        <w:shd w:color="ffffff"/>
-        <w:tcBorders>
-          <w:top w:val="none" w:color="000000" w:sz="4" w:space="0"/>
-          <w:left w:val="none" w:color="000000" w:sz="4" w:space="0"/>
-          <w:bottom w:val="none" w:color="000000" w:sz="4" w:space="0"/>
-          <w:right w:val="none" w:color="000000" w:sz="4" w:space="0"/>
-        </w:tcBorders>
-      </w:tcPr>
-    </w:tblStylePr>
-    <w:tblStylePr w:type="lastRow">
+    <w:tblStylePr w:type="firstRow">
       <w:rPr>
         <w:b/>
         <w:color w:val="404040"/>
@@ -8174,6 +9481,52 @@
         </w:tcBorders>
       </w:tcPr>
     </w:tblStylePr>
+    <w:tblStylePr w:type="lastCol">
+      <w:rPr>
+        <w:i/>
+        <w:color w:val="404040"/>
+      </w:rPr>
+      <w:pPr>
+        <w:pBdr/>
+        <w:spacing/>
+        <w:ind/>
+      </w:pPr>
+      <w:tblPr>
+        <w:tblBorders/>
+      </w:tblPr>
+      <w:tcPr>
+        <w:shd w:val="clear" w:color="ffffff"/>
+        <w:tcBorders>
+          <w:top w:val="none" w:color="000000" w:sz="4" w:space="0"/>
+          <w:left w:val="none" w:color="000000" w:sz="4" w:space="0"/>
+          <w:bottom w:val="none" w:color="000000" w:sz="4" w:space="0"/>
+          <w:right w:val="none" w:color="000000" w:sz="4" w:space="0"/>
+        </w:tcBorders>
+      </w:tcPr>
+    </w:tblStylePr>
+    <w:tblStylePr w:type="lastRow">
+      <w:rPr>
+        <w:b/>
+        <w:color w:val="404040"/>
+      </w:rPr>
+      <w:pPr>
+        <w:pBdr/>
+        <w:spacing/>
+        <w:ind/>
+      </w:pPr>
+      <w:tblPr>
+        <w:tblBorders/>
+      </w:tblPr>
+      <w:tcPr>
+        <w:shd w:val="clear" w:color="ffffff"/>
+        <w:tcBorders>
+          <w:top w:val="none" w:color="000000" w:sz="4" w:space="0"/>
+          <w:left w:val="none" w:color="000000" w:sz="4" w:space="0"/>
+          <w:bottom w:val="none" w:color="000000" w:sz="4" w:space="0"/>
+          <w:right w:val="none" w:color="000000" w:sz="4" w:space="0"/>
+        </w:tcBorders>
+      </w:tcPr>
+    </w:tblStylePr>
     <w:tblStylePr w:type="nwCell">
       <w:pPr>
         <w:pBdr/>
@@ -8240,9 +9593,9 @@
       </w:tcPr>
     </w:tblStylePr>
   </w:style>
-  <w:style w:type="table" w:styleId="35">
+  <w:style w:type="table" w:styleId="740">
     <w:name w:val="Grid Table 3 - Accent 2"/>
-    <w:basedOn w:val="728"/>
+    <w:basedOn w:val="881"/>
     <w:uiPriority w:val="99"/>
     <w:pPr>
       <w:pBdr/>
@@ -8341,29 +9694,6 @@
         <w:tblBorders/>
       </w:tblPr>
       <w:tcPr>
-        <w:shd w:color="ffffff"/>
-        <w:tcBorders>
-          <w:top w:val="none" w:color="000000" w:sz="4" w:space="0"/>
-          <w:left w:val="none" w:color="000000" w:sz="4" w:space="0"/>
-          <w:bottom w:val="none" w:color="000000" w:sz="4" w:space="0"/>
-          <w:right w:val="none" w:color="000000" w:sz="4" w:space="0"/>
-        </w:tcBorders>
-      </w:tcPr>
-    </w:tblStylePr>
-    <w:tblStylePr w:type="firstRow">
-      <w:rPr>
-        <w:b/>
-        <w:color w:val="404040"/>
-      </w:rPr>
-      <w:pPr>
-        <w:pBdr/>
-        <w:spacing/>
-        <w:ind/>
-      </w:pPr>
-      <w:tblPr>
-        <w:tblBorders/>
-      </w:tblPr>
-      <w:tcPr>
         <w:shd w:val="clear" w:color="ffffff"/>
         <w:tcBorders>
           <w:top w:val="none" w:color="000000" w:sz="4" w:space="0"/>
@@ -8373,30 +9703,7 @@
         </w:tcBorders>
       </w:tcPr>
     </w:tblStylePr>
-    <w:tblStylePr w:type="lastCol">
-      <w:rPr>
-        <w:i/>
-        <w:color w:val="404040"/>
-      </w:rPr>
-      <w:pPr>
-        <w:pBdr/>
-        <w:spacing/>
-        <w:ind/>
-      </w:pPr>
-      <w:tblPr>
-        <w:tblBorders/>
-      </w:tblPr>
-      <w:tcPr>
-        <w:shd w:color="ffffff"/>
-        <w:tcBorders>
-          <w:top w:val="none" w:color="000000" w:sz="4" w:space="0"/>
-          <w:left w:val="none" w:color="000000" w:sz="4" w:space="0"/>
-          <w:bottom w:val="none" w:color="000000" w:sz="4" w:space="0"/>
-          <w:right w:val="none" w:color="000000" w:sz="4" w:space="0"/>
-        </w:tcBorders>
-      </w:tcPr>
-    </w:tblStylePr>
-    <w:tblStylePr w:type="lastRow">
+    <w:tblStylePr w:type="firstRow">
       <w:rPr>
         <w:b/>
         <w:color w:val="404040"/>
@@ -8419,6 +9726,52 @@
         </w:tcBorders>
       </w:tcPr>
     </w:tblStylePr>
+    <w:tblStylePr w:type="lastCol">
+      <w:rPr>
+        <w:i/>
+        <w:color w:val="404040"/>
+      </w:rPr>
+      <w:pPr>
+        <w:pBdr/>
+        <w:spacing/>
+        <w:ind/>
+      </w:pPr>
+      <w:tblPr>
+        <w:tblBorders/>
+      </w:tblPr>
+      <w:tcPr>
+        <w:shd w:val="clear" w:color="ffffff"/>
+        <w:tcBorders>
+          <w:top w:val="none" w:color="000000" w:sz="4" w:space="0"/>
+          <w:left w:val="none" w:color="000000" w:sz="4" w:space="0"/>
+          <w:bottom w:val="none" w:color="000000" w:sz="4" w:space="0"/>
+          <w:right w:val="none" w:color="000000" w:sz="4" w:space="0"/>
+        </w:tcBorders>
+      </w:tcPr>
+    </w:tblStylePr>
+    <w:tblStylePr w:type="lastRow">
+      <w:rPr>
+        <w:b/>
+        <w:color w:val="404040"/>
+      </w:rPr>
+      <w:pPr>
+        <w:pBdr/>
+        <w:spacing/>
+        <w:ind/>
+      </w:pPr>
+      <w:tblPr>
+        <w:tblBorders/>
+      </w:tblPr>
+      <w:tcPr>
+        <w:shd w:val="clear" w:color="ffffff"/>
+        <w:tcBorders>
+          <w:top w:val="none" w:color="000000" w:sz="4" w:space="0"/>
+          <w:left w:val="none" w:color="000000" w:sz="4" w:space="0"/>
+          <w:bottom w:val="none" w:color="000000" w:sz="4" w:space="0"/>
+          <w:right w:val="none" w:color="000000" w:sz="4" w:space="0"/>
+        </w:tcBorders>
+      </w:tcPr>
+    </w:tblStylePr>
     <w:tblStylePr w:type="nwCell">
       <w:pPr>
         <w:pBdr/>
@@ -8485,9 +9838,9 @@
       </w:tcPr>
     </w:tblStylePr>
   </w:style>
-  <w:style w:type="table" w:styleId="36">
+  <w:style w:type="table" w:styleId="741">
     <w:name w:val="Grid Table 3 - Accent 3"/>
-    <w:basedOn w:val="728"/>
+    <w:basedOn w:val="881"/>
     <w:uiPriority w:val="99"/>
     <w:pPr>
       <w:pBdr/>
@@ -8586,29 +9939,6 @@
         <w:tblBorders/>
       </w:tblPr>
       <w:tcPr>
-        <w:shd w:color="ffffff"/>
-        <w:tcBorders>
-          <w:top w:val="none" w:color="000000" w:sz="4" w:space="0"/>
-          <w:left w:val="none" w:color="000000" w:sz="4" w:space="0"/>
-          <w:bottom w:val="none" w:color="000000" w:sz="4" w:space="0"/>
-          <w:right w:val="none" w:color="000000" w:sz="4" w:space="0"/>
-        </w:tcBorders>
-      </w:tcPr>
-    </w:tblStylePr>
-    <w:tblStylePr w:type="firstRow">
-      <w:rPr>
-        <w:b/>
-        <w:color w:val="404040"/>
-      </w:rPr>
-      <w:pPr>
-        <w:pBdr/>
-        <w:spacing/>
-        <w:ind/>
-      </w:pPr>
-      <w:tblPr>
-        <w:tblBorders/>
-      </w:tblPr>
-      <w:tcPr>
         <w:shd w:val="clear" w:color="ffffff"/>
         <w:tcBorders>
           <w:top w:val="none" w:color="000000" w:sz="4" w:space="0"/>
@@ -8618,30 +9948,7 @@
         </w:tcBorders>
       </w:tcPr>
     </w:tblStylePr>
-    <w:tblStylePr w:type="lastCol">
-      <w:rPr>
-        <w:i/>
-        <w:color w:val="404040"/>
-      </w:rPr>
-      <w:pPr>
-        <w:pBdr/>
-        <w:spacing/>
-        <w:ind/>
-      </w:pPr>
-      <w:tblPr>
-        <w:tblBorders/>
-      </w:tblPr>
-      <w:tcPr>
-        <w:shd w:color="ffffff"/>
-        <w:tcBorders>
-          <w:top w:val="none" w:color="000000" w:sz="4" w:space="0"/>
-          <w:left w:val="none" w:color="000000" w:sz="4" w:space="0"/>
-          <w:bottom w:val="none" w:color="000000" w:sz="4" w:space="0"/>
-          <w:right w:val="none" w:color="000000" w:sz="4" w:space="0"/>
-        </w:tcBorders>
-      </w:tcPr>
-    </w:tblStylePr>
-    <w:tblStylePr w:type="lastRow">
+    <w:tblStylePr w:type="firstRow">
       <w:rPr>
         <w:b/>
         <w:color w:val="404040"/>
@@ -8664,6 +9971,52 @@
         </w:tcBorders>
       </w:tcPr>
     </w:tblStylePr>
+    <w:tblStylePr w:type="lastCol">
+      <w:rPr>
+        <w:i/>
+        <w:color w:val="404040"/>
+      </w:rPr>
+      <w:pPr>
+        <w:pBdr/>
+        <w:spacing/>
+        <w:ind/>
+      </w:pPr>
+      <w:tblPr>
+        <w:tblBorders/>
+      </w:tblPr>
+      <w:tcPr>
+        <w:shd w:val="clear" w:color="ffffff"/>
+        <w:tcBorders>
+          <w:top w:val="none" w:color="000000" w:sz="4" w:space="0"/>
+          <w:left w:val="none" w:color="000000" w:sz="4" w:space="0"/>
+          <w:bottom w:val="none" w:color="000000" w:sz="4" w:space="0"/>
+          <w:right w:val="none" w:color="000000" w:sz="4" w:space="0"/>
+        </w:tcBorders>
+      </w:tcPr>
+    </w:tblStylePr>
+    <w:tblStylePr w:type="lastRow">
+      <w:rPr>
+        <w:b/>
+        <w:color w:val="404040"/>
+      </w:rPr>
+      <w:pPr>
+        <w:pBdr/>
+        <w:spacing/>
+        <w:ind/>
+      </w:pPr>
+      <w:tblPr>
+        <w:tblBorders/>
+      </w:tblPr>
+      <w:tcPr>
+        <w:shd w:val="clear" w:color="ffffff"/>
+        <w:tcBorders>
+          <w:top w:val="none" w:color="000000" w:sz="4" w:space="0"/>
+          <w:left w:val="none" w:color="000000" w:sz="4" w:space="0"/>
+          <w:bottom w:val="none" w:color="000000" w:sz="4" w:space="0"/>
+          <w:right w:val="none" w:color="000000" w:sz="4" w:space="0"/>
+        </w:tcBorders>
+      </w:tcPr>
+    </w:tblStylePr>
     <w:tblStylePr w:type="nwCell">
       <w:pPr>
         <w:pBdr/>
@@ -8730,9 +10083,9 @@
       </w:tcPr>
     </w:tblStylePr>
   </w:style>
-  <w:style w:type="table" w:styleId="37">
+  <w:style w:type="table" w:styleId="742">
     <w:name w:val="Grid Table 3 - Accent 4"/>
-    <w:basedOn w:val="728"/>
+    <w:basedOn w:val="881"/>
     <w:uiPriority w:val="99"/>
     <w:pPr>
       <w:pBdr/>
@@ -8831,29 +10184,6 @@
         <w:tblBorders/>
       </w:tblPr>
       <w:tcPr>
-        <w:shd w:color="ffffff"/>
-        <w:tcBorders>
-          <w:top w:val="none" w:color="000000" w:sz="4" w:space="0"/>
-          <w:left w:val="none" w:color="000000" w:sz="4" w:space="0"/>
-          <w:bottom w:val="none" w:color="000000" w:sz="4" w:space="0"/>
-          <w:right w:val="none" w:color="000000" w:sz="4" w:space="0"/>
-        </w:tcBorders>
-      </w:tcPr>
-    </w:tblStylePr>
-    <w:tblStylePr w:type="firstRow">
-      <w:rPr>
-        <w:b/>
-        <w:color w:val="404040"/>
-      </w:rPr>
-      <w:pPr>
-        <w:pBdr/>
-        <w:spacing/>
-        <w:ind/>
-      </w:pPr>
-      <w:tblPr>
-        <w:tblBorders/>
-      </w:tblPr>
-      <w:tcPr>
         <w:shd w:val="clear" w:color="ffffff"/>
         <w:tcBorders>
           <w:top w:val="none" w:color="000000" w:sz="4" w:space="0"/>
@@ -8863,30 +10193,7 @@
         </w:tcBorders>
       </w:tcPr>
     </w:tblStylePr>
-    <w:tblStylePr w:type="lastCol">
-      <w:rPr>
-        <w:i/>
-        <w:color w:val="404040"/>
-      </w:rPr>
-      <w:pPr>
-        <w:pBdr/>
-        <w:spacing/>
-        <w:ind/>
-      </w:pPr>
-      <w:tblPr>
-        <w:tblBorders/>
-      </w:tblPr>
-      <w:tcPr>
-        <w:shd w:color="ffffff"/>
-        <w:tcBorders>
-          <w:top w:val="none" w:color="000000" w:sz="4" w:space="0"/>
-          <w:left w:val="none" w:color="000000" w:sz="4" w:space="0"/>
-          <w:bottom w:val="none" w:color="000000" w:sz="4" w:space="0"/>
-          <w:right w:val="none" w:color="000000" w:sz="4" w:space="0"/>
-        </w:tcBorders>
-      </w:tcPr>
-    </w:tblStylePr>
-    <w:tblStylePr w:type="lastRow">
+    <w:tblStylePr w:type="firstRow">
       <w:rPr>
         <w:b/>
         <w:color w:val="404040"/>
@@ -8909,6 +10216,52 @@
         </w:tcBorders>
       </w:tcPr>
     </w:tblStylePr>
+    <w:tblStylePr w:type="lastCol">
+      <w:rPr>
+        <w:i/>
+        <w:color w:val="404040"/>
+      </w:rPr>
+      <w:pPr>
+        <w:pBdr/>
+        <w:spacing/>
+        <w:ind/>
+      </w:pPr>
+      <w:tblPr>
+        <w:tblBorders/>
+      </w:tblPr>
+      <w:tcPr>
+        <w:shd w:val="clear" w:color="ffffff"/>
+        <w:tcBorders>
+          <w:top w:val="none" w:color="000000" w:sz="4" w:space="0"/>
+          <w:left w:val="none" w:color="000000" w:sz="4" w:space="0"/>
+          <w:bottom w:val="none" w:color="000000" w:sz="4" w:space="0"/>
+          <w:right w:val="none" w:color="000000" w:sz="4" w:space="0"/>
+        </w:tcBorders>
+      </w:tcPr>
+    </w:tblStylePr>
+    <w:tblStylePr w:type="lastRow">
+      <w:rPr>
+        <w:b/>
+        <w:color w:val="404040"/>
+      </w:rPr>
+      <w:pPr>
+        <w:pBdr/>
+        <w:spacing/>
+        <w:ind/>
+      </w:pPr>
+      <w:tblPr>
+        <w:tblBorders/>
+      </w:tblPr>
+      <w:tcPr>
+        <w:shd w:val="clear" w:color="ffffff"/>
+        <w:tcBorders>
+          <w:top w:val="none" w:color="000000" w:sz="4" w:space="0"/>
+          <w:left w:val="none" w:color="000000" w:sz="4" w:space="0"/>
+          <w:bottom w:val="none" w:color="000000" w:sz="4" w:space="0"/>
+          <w:right w:val="none" w:color="000000" w:sz="4" w:space="0"/>
+        </w:tcBorders>
+      </w:tcPr>
+    </w:tblStylePr>
     <w:tblStylePr w:type="nwCell">
       <w:pPr>
         <w:pBdr/>
@@ -8975,9 +10328,9 @@
       </w:tcPr>
     </w:tblStylePr>
   </w:style>
-  <w:style w:type="table" w:styleId="38">
+  <w:style w:type="table" w:styleId="743">
     <w:name w:val="Grid Table 3 - Accent 5"/>
-    <w:basedOn w:val="728"/>
+    <w:basedOn w:val="881"/>
     <w:uiPriority w:val="99"/>
     <w:pPr>
       <w:pBdr/>
@@ -9076,29 +10429,6 @@
         <w:tblBorders/>
       </w:tblPr>
       <w:tcPr>
-        <w:shd w:color="ffffff"/>
-        <w:tcBorders>
-          <w:top w:val="none" w:color="000000" w:sz="4" w:space="0"/>
-          <w:left w:val="none" w:color="000000" w:sz="4" w:space="0"/>
-          <w:bottom w:val="none" w:color="000000" w:sz="4" w:space="0"/>
-          <w:right w:val="none" w:color="000000" w:sz="4" w:space="0"/>
-        </w:tcBorders>
-      </w:tcPr>
-    </w:tblStylePr>
-    <w:tblStylePr w:type="firstRow">
-      <w:rPr>
-        <w:b/>
-        <w:color w:val="404040"/>
-      </w:rPr>
-      <w:pPr>
-        <w:pBdr/>
-        <w:spacing/>
-        <w:ind/>
-      </w:pPr>
-      <w:tblPr>
-        <w:tblBorders/>
-      </w:tblPr>
-      <w:tcPr>
         <w:shd w:val="clear" w:color="ffffff"/>
         <w:tcBorders>
           <w:top w:val="none" w:color="000000" w:sz="4" w:space="0"/>
@@ -9108,30 +10438,7 @@
         </w:tcBorders>
       </w:tcPr>
     </w:tblStylePr>
-    <w:tblStylePr w:type="lastCol">
-      <w:rPr>
-        <w:i/>
-        <w:color w:val="404040"/>
-      </w:rPr>
-      <w:pPr>
-        <w:pBdr/>
-        <w:spacing/>
-        <w:ind/>
-      </w:pPr>
-      <w:tblPr>
-        <w:tblBorders/>
-      </w:tblPr>
-      <w:tcPr>
-        <w:shd w:color="ffffff"/>
-        <w:tcBorders>
-          <w:top w:val="none" w:color="000000" w:sz="4" w:space="0"/>
-          <w:left w:val="none" w:color="000000" w:sz="4" w:space="0"/>
-          <w:bottom w:val="none" w:color="000000" w:sz="4" w:space="0"/>
-          <w:right w:val="none" w:color="000000" w:sz="4" w:space="0"/>
-        </w:tcBorders>
-      </w:tcPr>
-    </w:tblStylePr>
-    <w:tblStylePr w:type="lastRow">
+    <w:tblStylePr w:type="firstRow">
       <w:rPr>
         <w:b/>
         <w:color w:val="404040"/>
@@ -9154,6 +10461,52 @@
         </w:tcBorders>
       </w:tcPr>
     </w:tblStylePr>
+    <w:tblStylePr w:type="lastCol">
+      <w:rPr>
+        <w:i/>
+        <w:color w:val="404040"/>
+      </w:rPr>
+      <w:pPr>
+        <w:pBdr/>
+        <w:spacing/>
+        <w:ind/>
+      </w:pPr>
+      <w:tblPr>
+        <w:tblBorders/>
+      </w:tblPr>
+      <w:tcPr>
+        <w:shd w:val="clear" w:color="ffffff"/>
+        <w:tcBorders>
+          <w:top w:val="none" w:color="000000" w:sz="4" w:space="0"/>
+          <w:left w:val="none" w:color="000000" w:sz="4" w:space="0"/>
+          <w:bottom w:val="none" w:color="000000" w:sz="4" w:space="0"/>
+          <w:right w:val="none" w:color="000000" w:sz="4" w:space="0"/>
+        </w:tcBorders>
+      </w:tcPr>
+    </w:tblStylePr>
+    <w:tblStylePr w:type="lastRow">
+      <w:rPr>
+        <w:b/>
+        <w:color w:val="404040"/>
+      </w:rPr>
+      <w:pPr>
+        <w:pBdr/>
+        <w:spacing/>
+        <w:ind/>
+      </w:pPr>
+      <w:tblPr>
+        <w:tblBorders/>
+      </w:tblPr>
+      <w:tcPr>
+        <w:shd w:val="clear" w:color="ffffff"/>
+        <w:tcBorders>
+          <w:top w:val="none" w:color="000000" w:sz="4" w:space="0"/>
+          <w:left w:val="none" w:color="000000" w:sz="4" w:space="0"/>
+          <w:bottom w:val="none" w:color="000000" w:sz="4" w:space="0"/>
+          <w:right w:val="none" w:color="000000" w:sz="4" w:space="0"/>
+        </w:tcBorders>
+      </w:tcPr>
+    </w:tblStylePr>
     <w:tblStylePr w:type="nwCell">
       <w:pPr>
         <w:pBdr/>
@@ -9220,9 +10573,9 @@
       </w:tcPr>
     </w:tblStylePr>
   </w:style>
-  <w:style w:type="table" w:styleId="39">
+  <w:style w:type="table" w:styleId="744">
     <w:name w:val="Grid Table 3 - Accent 6"/>
-    <w:basedOn w:val="728"/>
+    <w:basedOn w:val="881"/>
     <w:uiPriority w:val="99"/>
     <w:pPr>
       <w:pBdr/>
@@ -9321,29 +10674,6 @@
         <w:tblBorders/>
       </w:tblPr>
       <w:tcPr>
-        <w:shd w:color="ffffff"/>
-        <w:tcBorders>
-          <w:top w:val="none" w:color="000000" w:sz="4" w:space="0"/>
-          <w:left w:val="none" w:color="000000" w:sz="4" w:space="0"/>
-          <w:bottom w:val="none" w:color="000000" w:sz="4" w:space="0"/>
-          <w:right w:val="none" w:color="000000" w:sz="4" w:space="0"/>
-        </w:tcBorders>
-      </w:tcPr>
-    </w:tblStylePr>
-    <w:tblStylePr w:type="firstRow">
-      <w:rPr>
-        <w:b/>
-        <w:color w:val="404040"/>
-      </w:rPr>
-      <w:pPr>
-        <w:pBdr/>
-        <w:spacing/>
-        <w:ind/>
-      </w:pPr>
-      <w:tblPr>
-        <w:tblBorders/>
-      </w:tblPr>
-      <w:tcPr>
         <w:shd w:val="clear" w:color="ffffff"/>
         <w:tcBorders>
           <w:top w:val="none" w:color="000000" w:sz="4" w:space="0"/>
@@ -9353,30 +10683,7 @@
         </w:tcBorders>
       </w:tcPr>
     </w:tblStylePr>
-    <w:tblStylePr w:type="lastCol">
-      <w:rPr>
-        <w:i/>
-        <w:color w:val="404040"/>
-      </w:rPr>
-      <w:pPr>
-        <w:pBdr/>
-        <w:spacing/>
-        <w:ind/>
-      </w:pPr>
-      <w:tblPr>
-        <w:tblBorders/>
-      </w:tblPr>
-      <w:tcPr>
-        <w:shd w:color="ffffff"/>
-        <w:tcBorders>
-          <w:top w:val="none" w:color="000000" w:sz="4" w:space="0"/>
-          <w:left w:val="none" w:color="000000" w:sz="4" w:space="0"/>
-          <w:bottom w:val="none" w:color="000000" w:sz="4" w:space="0"/>
-          <w:right w:val="none" w:color="000000" w:sz="4" w:space="0"/>
-        </w:tcBorders>
-      </w:tcPr>
-    </w:tblStylePr>
-    <w:tblStylePr w:type="lastRow">
+    <w:tblStylePr w:type="firstRow">
       <w:rPr>
         <w:b/>
         <w:color w:val="404040"/>
@@ -9399,6 +10706,52 @@
         </w:tcBorders>
       </w:tcPr>
     </w:tblStylePr>
+    <w:tblStylePr w:type="lastCol">
+      <w:rPr>
+        <w:i/>
+        <w:color w:val="404040"/>
+      </w:rPr>
+      <w:pPr>
+        <w:pBdr/>
+        <w:spacing/>
+        <w:ind/>
+      </w:pPr>
+      <w:tblPr>
+        <w:tblBorders/>
+      </w:tblPr>
+      <w:tcPr>
+        <w:shd w:val="clear" w:color="ffffff"/>
+        <w:tcBorders>
+          <w:top w:val="none" w:color="000000" w:sz="4" w:space="0"/>
+          <w:left w:val="none" w:color="000000" w:sz="4" w:space="0"/>
+          <w:bottom w:val="none" w:color="000000" w:sz="4" w:space="0"/>
+          <w:right w:val="none" w:color="000000" w:sz="4" w:space="0"/>
+        </w:tcBorders>
+      </w:tcPr>
+    </w:tblStylePr>
+    <w:tblStylePr w:type="lastRow">
+      <w:rPr>
+        <w:b/>
+        <w:color w:val="404040"/>
+      </w:rPr>
+      <w:pPr>
+        <w:pBdr/>
+        <w:spacing/>
+        <w:ind/>
+      </w:pPr>
+      <w:tblPr>
+        <w:tblBorders/>
+      </w:tblPr>
+      <w:tcPr>
+        <w:shd w:val="clear" w:color="ffffff"/>
+        <w:tcBorders>
+          <w:top w:val="none" w:color="000000" w:sz="4" w:space="0"/>
+          <w:left w:val="none" w:color="000000" w:sz="4" w:space="0"/>
+          <w:bottom w:val="none" w:color="000000" w:sz="4" w:space="0"/>
+          <w:right w:val="none" w:color="000000" w:sz="4" w:space="0"/>
+        </w:tcBorders>
+      </w:tcPr>
+    </w:tblStylePr>
     <w:tblStylePr w:type="nwCell">
       <w:pPr>
         <w:pBdr/>
@@ -9465,9 +10818,9 @@
       </w:tcPr>
     </w:tblStylePr>
   </w:style>
-  <w:style w:type="table" w:styleId="40">
+  <w:style w:type="table" w:styleId="745">
     <w:name w:val="Grid Table 4"/>
-    <w:basedOn w:val="728"/>
+    <w:basedOn w:val="881"/>
     <w:uiPriority w:val="59"/>
     <w:pPr>
       <w:pBdr/>
@@ -9698,9 +11051,9 @@
       </w:tcPr>
     </w:tblStylePr>
   </w:style>
-  <w:style w:type="table" w:styleId="41">
+  <w:style w:type="table" w:styleId="746">
     <w:name w:val="Grid Table 4 - Accent 1"/>
-    <w:basedOn w:val="728"/>
+    <w:basedOn w:val="881"/>
     <w:uiPriority w:val="59"/>
     <w:pPr>
       <w:pBdr/>
@@ -9931,9 +11284,9 @@
       </w:tcPr>
     </w:tblStylePr>
   </w:style>
-  <w:style w:type="table" w:styleId="42">
+  <w:style w:type="table" w:styleId="747">
     <w:name w:val="Grid Table 4 - Accent 2"/>
-    <w:basedOn w:val="728"/>
+    <w:basedOn w:val="881"/>
     <w:uiPriority w:val="59"/>
     <w:pPr>
       <w:pBdr/>
@@ -10164,9 +11517,9 @@
       </w:tcPr>
     </w:tblStylePr>
   </w:style>
-  <w:style w:type="table" w:styleId="43">
+  <w:style w:type="table" w:styleId="748">
     <w:name w:val="Grid Table 4 - Accent 3"/>
-    <w:basedOn w:val="728"/>
+    <w:basedOn w:val="881"/>
     <w:uiPriority w:val="59"/>
     <w:pPr>
       <w:pBdr/>
@@ -10397,9 +11750,9 @@
       </w:tcPr>
     </w:tblStylePr>
   </w:style>
-  <w:style w:type="table" w:styleId="44">
+  <w:style w:type="table" w:styleId="749">
     <w:name w:val="Grid Table 4 - Accent 4"/>
-    <w:basedOn w:val="728"/>
+    <w:basedOn w:val="881"/>
     <w:uiPriority w:val="59"/>
     <w:pPr>
       <w:pBdr/>
@@ -10630,9 +11983,9 @@
       </w:tcPr>
     </w:tblStylePr>
   </w:style>
-  <w:style w:type="table" w:styleId="45">
+  <w:style w:type="table" w:styleId="750">
     <w:name w:val="Grid Table 4 - Accent 5"/>
-    <w:basedOn w:val="728"/>
+    <w:basedOn w:val="881"/>
     <w:uiPriority w:val="59"/>
     <w:pPr>
       <w:pBdr/>
@@ -10863,9 +12216,9 @@
       </w:tcPr>
     </w:tblStylePr>
   </w:style>
-  <w:style w:type="table" w:styleId="46">
+  <w:style w:type="table" w:styleId="751">
     <w:name w:val="Grid Table 4 - Accent 6"/>
-    <w:basedOn w:val="728"/>
+    <w:basedOn w:val="881"/>
     <w:uiPriority w:val="59"/>
     <w:pPr>
       <w:pBdr/>
@@ -11096,9 +12449,9 @@
       </w:tcPr>
     </w:tblStylePr>
   </w:style>
-  <w:style w:type="table" w:styleId="47">
+  <w:style w:type="table" w:styleId="752">
     <w:name w:val="Grid Table 5 Dark"/>
-    <w:basedOn w:val="728"/>
+    <w:basedOn w:val="881"/>
     <w:uiPriority w:val="99"/>
     <w:pPr>
       <w:pBdr/>
@@ -11324,9 +12677,9 @@
       </w:tcPr>
     </w:tblStylePr>
   </w:style>
-  <w:style w:type="table" w:styleId="48">
+  <w:style w:type="table" w:styleId="753">
     <w:name w:val="Grid Table 5 Dark- Accent 1"/>
-    <w:basedOn w:val="728"/>
+    <w:basedOn w:val="881"/>
     <w:uiPriority w:val="99"/>
     <w:pPr>
       <w:pBdr/>
@@ -11552,9 +12905,9 @@
       </w:tcPr>
     </w:tblStylePr>
   </w:style>
-  <w:style w:type="table" w:styleId="49">
+  <w:style w:type="table" w:styleId="754">
     <w:name w:val="Grid Table 5 Dark - Accent 2"/>
-    <w:basedOn w:val="728"/>
+    <w:basedOn w:val="881"/>
     <w:uiPriority w:val="99"/>
     <w:pPr>
       <w:pBdr/>
@@ -11780,9 +13133,9 @@
       </w:tcPr>
     </w:tblStylePr>
   </w:style>
-  <w:style w:type="table" w:styleId="50">
+  <w:style w:type="table" w:styleId="755">
     <w:name w:val="Grid Table 5 Dark - Accent 3"/>
-    <w:basedOn w:val="728"/>
+    <w:basedOn w:val="881"/>
     <w:uiPriority w:val="99"/>
     <w:pPr>
       <w:pBdr/>
@@ -12008,9 +13361,9 @@
       </w:tcPr>
     </w:tblStylePr>
   </w:style>
-  <w:style w:type="table" w:styleId="51">
+  <w:style w:type="table" w:styleId="756">
     <w:name w:val="Grid Table 5 Dark- Accent 4"/>
-    <w:basedOn w:val="728"/>
+    <w:basedOn w:val="881"/>
     <w:uiPriority w:val="99"/>
     <w:pPr>
       <w:pBdr/>
@@ -12236,9 +13589,9 @@
       </w:tcPr>
     </w:tblStylePr>
   </w:style>
-  <w:style w:type="table" w:styleId="52">
+  <w:style w:type="table" w:styleId="757">
     <w:name w:val="Grid Table 5 Dark - Accent 5"/>
-    <w:basedOn w:val="728"/>
+    <w:basedOn w:val="881"/>
     <w:uiPriority w:val="99"/>
     <w:pPr>
       <w:pBdr/>
@@ -12464,9 +13817,9 @@
       </w:tcPr>
     </w:tblStylePr>
   </w:style>
-  <w:style w:type="table" w:styleId="53">
+  <w:style w:type="table" w:styleId="758">
     <w:name w:val="Grid Table 5 Dark - Accent 6"/>
-    <w:basedOn w:val="728"/>
+    <w:basedOn w:val="881"/>
     <w:uiPriority w:val="99"/>
     <w:pPr>
       <w:pBdr/>
@@ -12692,9 +14045,9 @@
       </w:tcPr>
     </w:tblStylePr>
   </w:style>
-  <w:style w:type="table" w:styleId="54">
+  <w:style w:type="table" w:styleId="759">
     <w:name w:val="Grid Table 6 Colorful"/>
-    <w:basedOn w:val="728"/>
+    <w:basedOn w:val="881"/>
     <w:uiPriority w:val="99"/>
     <w:pPr>
       <w:pBdr/>
@@ -12922,9 +14275,9 @@
       </w:tcPr>
     </w:tblStylePr>
   </w:style>
-  <w:style w:type="table" w:styleId="55">
+  <w:style w:type="table" w:styleId="760">
     <w:name w:val="Grid Table 6 Colorful - Accent 1"/>
-    <w:basedOn w:val="728"/>
+    <w:basedOn w:val="881"/>
     <w:uiPriority w:val="99"/>
     <w:pPr>
       <w:pBdr/>
@@ -13152,9 +14505,9 @@
       </w:tcPr>
     </w:tblStylePr>
   </w:style>
-  <w:style w:type="table" w:styleId="56">
+  <w:style w:type="table" w:styleId="761">
     <w:name w:val="Grid Table 6 Colorful - Accent 2"/>
-    <w:basedOn w:val="728"/>
+    <w:basedOn w:val="881"/>
     <w:uiPriority w:val="99"/>
     <w:pPr>
       <w:pBdr/>
@@ -13382,9 +14735,9 @@
       </w:tcPr>
     </w:tblStylePr>
   </w:style>
-  <w:style w:type="table" w:styleId="57">
+  <w:style w:type="table" w:styleId="762">
     <w:name w:val="Grid Table 6 Colorful - Accent 3"/>
-    <w:basedOn w:val="728"/>
+    <w:basedOn w:val="881"/>
     <w:uiPriority w:val="99"/>
     <w:pPr>
       <w:pBdr/>
@@ -13612,9 +14965,9 @@
       </w:tcPr>
     </w:tblStylePr>
   </w:style>
-  <w:style w:type="table" w:styleId="58">
+  <w:style w:type="table" w:styleId="763">
     <w:name w:val="Grid Table 6 Colorful - Accent 4"/>
-    <w:basedOn w:val="728"/>
+    <w:basedOn w:val="881"/>
     <w:uiPriority w:val="99"/>
     <w:pPr>
       <w:pBdr/>
@@ -13842,9 +15195,9 @@
       </w:tcPr>
     </w:tblStylePr>
   </w:style>
-  <w:style w:type="table" w:styleId="59">
+  <w:style w:type="table" w:styleId="764">
     <w:name w:val="Grid Table 6 Colorful - Accent 5"/>
-    <w:basedOn w:val="728"/>
+    <w:basedOn w:val="881"/>
     <w:uiPriority w:val="99"/>
     <w:pPr>
       <w:pBdr/>
@@ -14072,9 +15425,9 @@
       </w:tcPr>
     </w:tblStylePr>
   </w:style>
-  <w:style w:type="table" w:styleId="60">
+  <w:style w:type="table" w:styleId="765">
     <w:name w:val="Grid Table 6 Colorful - Accent 6"/>
-    <w:basedOn w:val="728"/>
+    <w:basedOn w:val="881"/>
     <w:uiPriority w:val="99"/>
     <w:pPr>
       <w:pBdr/>
@@ -14302,9 +15655,9 @@
       </w:tcPr>
     </w:tblStylePr>
   </w:style>
-  <w:style w:type="table" w:styleId="61">
+  <w:style w:type="table" w:styleId="766">
     <w:name w:val="Grid Table 7 Colorful"/>
-    <w:basedOn w:val="728"/>
+    <w:basedOn w:val="881"/>
     <w:uiPriority w:val="99"/>
     <w:pPr>
       <w:pBdr/>
@@ -14406,11 +15759,11 @@
         <w:tblBorders/>
       </w:tblPr>
       <w:tcPr>
-        <w:shd w:color="ffffff"/>
+        <w:shd w:val="clear" w:color="ffffff"/>
         <w:tcBorders>
-          <w:top w:val="none"/>
-          <w:left w:val="none"/>
-          <w:bottom w:val="none"/>
+          <w:top w:val="none" w:color="000000" w:sz="4" w:space="0"/>
+          <w:left w:val="none" w:color="000000" w:sz="4" w:space="0"/>
+          <w:bottom w:val="none" w:color="000000" w:sz="4" w:space="0"/>
           <w:right w:val="single" w:color="000000" w:themeColor="text1" w:themeTint="80" w:sz="4" w:space="0"/>
         </w:tcBorders>
       </w:tcPr>
@@ -14433,10 +15786,10 @@
       <w:tcPr>
         <w:shd w:val="clear" w:color="ffffff" w:themeColor="light1" w:fill="ffffff" w:themeFill="light1"/>
         <w:tcBorders>
-          <w:top w:val="none"/>
-          <w:left w:val="none"/>
+          <w:top w:val="none" w:color="000000" w:sz="4" w:space="0"/>
+          <w:left w:val="none" w:color="000000" w:sz="4" w:space="0"/>
           <w:bottom w:val="single" w:color="000000" w:themeColor="text1" w:themeTint="80" w:sz="4" w:space="0"/>
-          <w:right w:val="none"/>
+          <w:right w:val="none" w:color="000000" w:sz="4" w:space="0"/>
         </w:tcBorders>
       </w:tcPr>
     </w:tblStylePr>
@@ -14456,12 +15809,12 @@
         <w:tblBorders/>
       </w:tblPr>
       <w:tcPr>
-        <w:shd w:color="ffffff"/>
+        <w:shd w:val="clear" w:color="ffffff"/>
         <w:tcBorders>
-          <w:top w:val="none"/>
+          <w:top w:val="none" w:color="000000" w:sz="4" w:space="0"/>
           <w:left w:val="single" w:color="000000" w:themeColor="text1" w:themeTint="80" w:sz="4" w:space="0"/>
-          <w:bottom w:val="none"/>
-          <w:right w:val="none"/>
+          <w:bottom w:val="none" w:color="000000" w:sz="4" w:space="0"/>
+          <w:right w:val="none" w:color="000000" w:sz="4" w:space="0"/>
         </w:tcBorders>
       </w:tcPr>
     </w:tblStylePr>
@@ -14484,9 +15837,9 @@
         <w:shd w:val="clear" w:color="ffffff" w:themeColor="light1" w:fill="ffffff" w:themeFill="light1"/>
         <w:tcBorders>
           <w:top w:val="single" w:color="000000" w:themeColor="text1" w:themeTint="80" w:sz="4" w:space="0"/>
-          <w:left w:val="none"/>
-          <w:bottom w:val="none"/>
-          <w:right w:val="none"/>
+          <w:left w:val="none" w:color="000000" w:sz="4" w:space="0"/>
+          <w:bottom w:val="none" w:color="000000" w:sz="4" w:space="0"/>
+          <w:right w:val="none" w:color="000000" w:sz="4" w:space="0"/>
         </w:tcBorders>
       </w:tcPr>
     </w:tblStylePr>
@@ -14556,9 +15909,9 @@
       </w:tcPr>
     </w:tblStylePr>
   </w:style>
-  <w:style w:type="table" w:styleId="62">
+  <w:style w:type="table" w:styleId="767">
     <w:name w:val="Grid Table 7 Colorful - Accent 1"/>
-    <w:basedOn w:val="728"/>
+    <w:basedOn w:val="881"/>
     <w:uiPriority w:val="99"/>
     <w:pPr>
       <w:pBdr/>
@@ -14660,11 +16013,11 @@
         <w:tblBorders/>
       </w:tblPr>
       <w:tcPr>
-        <w:shd w:color="ffffff"/>
+        <w:shd w:val="clear" w:color="ffffff"/>
         <w:tcBorders>
-          <w:top w:val="none"/>
-          <w:left w:val="none"/>
-          <w:bottom w:val="none"/>
+          <w:top w:val="none" w:color="000000" w:sz="4" w:space="0"/>
+          <w:left w:val="none" w:color="000000" w:sz="4" w:space="0"/>
+          <w:bottom w:val="none" w:color="000000" w:sz="4" w:space="0"/>
           <w:right w:val="single" w:color="000000" w:themeColor="accent1" w:themeTint="80" w:sz="4" w:space="0"/>
         </w:tcBorders>
       </w:tcPr>
@@ -14687,10 +16040,10 @@
       <w:tcPr>
         <w:shd w:val="clear" w:color="ffffff" w:themeColor="light1" w:fill="ffffff" w:themeFill="light1"/>
         <w:tcBorders>
-          <w:top w:val="none"/>
-          <w:left w:val="none"/>
+          <w:top w:val="none" w:color="000000" w:sz="4" w:space="0"/>
+          <w:left w:val="none" w:color="000000" w:sz="4" w:space="0"/>
           <w:bottom w:val="single" w:color="000000" w:themeColor="accent1" w:themeTint="80" w:sz="4" w:space="0"/>
-          <w:right w:val="none"/>
+          <w:right w:val="none" w:color="000000" w:sz="4" w:space="0"/>
         </w:tcBorders>
       </w:tcPr>
     </w:tblStylePr>
@@ -14710,12 +16063,12 @@
         <w:tblBorders/>
       </w:tblPr>
       <w:tcPr>
-        <w:shd w:color="ffffff"/>
+        <w:shd w:val="clear" w:color="ffffff"/>
         <w:tcBorders>
-          <w:top w:val="none"/>
+          <w:top w:val="none" w:color="000000" w:sz="4" w:space="0"/>
           <w:left w:val="single" w:color="000000" w:themeColor="accent1" w:themeTint="80" w:sz="4" w:space="0"/>
-          <w:bottom w:val="none"/>
-          <w:right w:val="none"/>
+          <w:bottom w:val="none" w:color="000000" w:sz="4" w:space="0"/>
+          <w:right w:val="none" w:color="000000" w:sz="4" w:space="0"/>
         </w:tcBorders>
       </w:tcPr>
     </w:tblStylePr>
@@ -14738,9 +16091,9 @@
         <w:shd w:val="clear" w:color="ffffff" w:themeColor="light1" w:fill="ffffff" w:themeFill="light1"/>
         <w:tcBorders>
           <w:top w:val="single" w:color="000000" w:themeColor="accent1" w:themeTint="80" w:sz="4" w:space="0"/>
-          <w:left w:val="none"/>
-          <w:bottom w:val="none"/>
-          <w:right w:val="none"/>
+          <w:left w:val="none" w:color="000000" w:sz="4" w:space="0"/>
+          <w:bottom w:val="none" w:color="000000" w:sz="4" w:space="0"/>
+          <w:right w:val="none" w:color="000000" w:sz="4" w:space="0"/>
         </w:tcBorders>
       </w:tcPr>
     </w:tblStylePr>
@@ -14810,9 +16163,9 @@
       </w:tcPr>
     </w:tblStylePr>
   </w:style>
-  <w:style w:type="table" w:styleId="63">
+  <w:style w:type="table" w:styleId="768">
     <w:name w:val="Grid Table 7 Colorful - Accent 2"/>
-    <w:basedOn w:val="728"/>
+    <w:basedOn w:val="881"/>
     <w:uiPriority w:val="99"/>
     <w:pPr>
       <w:pBdr/>
@@ -14914,11 +16267,11 @@
         <w:tblBorders/>
       </w:tblPr>
       <w:tcPr>
-        <w:shd w:color="ffffff"/>
+        <w:shd w:val="clear" w:color="ffffff"/>
         <w:tcBorders>
-          <w:top w:val="none"/>
-          <w:left w:val="none"/>
-          <w:bottom w:val="none"/>
+          <w:top w:val="none" w:color="000000" w:sz="4" w:space="0"/>
+          <w:left w:val="none" w:color="000000" w:sz="4" w:space="0"/>
+          <w:bottom w:val="none" w:color="000000" w:sz="4" w:space="0"/>
           <w:right w:val="single" w:color="000000" w:themeColor="accent2" w:themeTint="97" w:sz="4" w:space="0"/>
         </w:tcBorders>
       </w:tcPr>
@@ -14941,10 +16294,10 @@
       <w:tcPr>
         <w:shd w:val="clear" w:color="ffffff" w:themeColor="light1" w:fill="ffffff" w:themeFill="light1"/>
         <w:tcBorders>
-          <w:top w:val="none"/>
-          <w:left w:val="none"/>
+          <w:top w:val="none" w:color="000000" w:sz="4" w:space="0"/>
+          <w:left w:val="none" w:color="000000" w:sz="4" w:space="0"/>
           <w:bottom w:val="single" w:color="000000" w:themeColor="accent2" w:themeTint="97" w:sz="4" w:space="0"/>
-          <w:right w:val="none"/>
+          <w:right w:val="none" w:color="000000" w:sz="4" w:space="0"/>
         </w:tcBorders>
       </w:tcPr>
     </w:tblStylePr>
@@ -14964,12 +16317,12 @@
         <w:tblBorders/>
       </w:tblPr>
       <w:tcPr>
-        <w:shd w:color="ffffff"/>
+        <w:shd w:val="clear" w:color="ffffff"/>
         <w:tcBorders>
-          <w:top w:val="none"/>
+          <w:top w:val="none" w:color="000000" w:sz="4" w:space="0"/>
           <w:left w:val="single" w:color="000000" w:themeColor="accent2" w:themeTint="97" w:sz="4" w:space="0"/>
-          <w:bottom w:val="none"/>
-          <w:right w:val="none"/>
+          <w:bottom w:val="none" w:color="000000" w:sz="4" w:space="0"/>
+          <w:right w:val="none" w:color="000000" w:sz="4" w:space="0"/>
         </w:tcBorders>
       </w:tcPr>
     </w:tblStylePr>
@@ -14992,9 +16345,9 @@
         <w:shd w:val="clear" w:color="ffffff" w:themeColor="light1" w:fill="ffffff" w:themeFill="light1"/>
         <w:tcBorders>
           <w:top w:val="single" w:color="000000" w:themeColor="accent2" w:themeTint="97" w:sz="4" w:space="0"/>
-          <w:left w:val="none"/>
-          <w:bottom w:val="none"/>
-          <w:right w:val="none"/>
+          <w:left w:val="none" w:color="000000" w:sz="4" w:space="0"/>
+          <w:bottom w:val="none" w:color="000000" w:sz="4" w:space="0"/>
+          <w:right w:val="none" w:color="000000" w:sz="4" w:space="0"/>
         </w:tcBorders>
       </w:tcPr>
     </w:tblStylePr>
@@ -15064,9 +16417,9 @@
       </w:tcPr>
     </w:tblStylePr>
   </w:style>
-  <w:style w:type="table" w:styleId="64">
+  <w:style w:type="table" w:styleId="769">
     <w:name w:val="Grid Table 7 Colorful - Accent 3"/>
-    <w:basedOn w:val="728"/>
+    <w:basedOn w:val="881"/>
     <w:uiPriority w:val="99"/>
     <w:pPr>
       <w:pBdr/>
@@ -15168,11 +16521,11 @@
         <w:tblBorders/>
       </w:tblPr>
       <w:tcPr>
-        <w:shd w:color="ffffff"/>
+        <w:shd w:val="clear" w:color="ffffff"/>
         <w:tcBorders>
-          <w:top w:val="none"/>
-          <w:left w:val="none"/>
-          <w:bottom w:val="none"/>
+          <w:top w:val="none" w:color="000000" w:sz="4" w:space="0"/>
+          <w:left w:val="none" w:color="000000" w:sz="4" w:space="0"/>
+          <w:bottom w:val="none" w:color="000000" w:sz="4" w:space="0"/>
           <w:right w:val="single" w:color="000000" w:themeColor="accent3" w:themeTint="FE" w:sz="4" w:space="0"/>
         </w:tcBorders>
       </w:tcPr>
@@ -15195,10 +16548,10 @@
       <w:tcPr>
         <w:shd w:val="clear" w:color="ffffff" w:themeColor="light1" w:fill="ffffff" w:themeFill="light1"/>
         <w:tcBorders>
-          <w:top w:val="none"/>
-          <w:left w:val="none"/>
+          <w:top w:val="none" w:color="000000" w:sz="4" w:space="0"/>
+          <w:left w:val="none" w:color="000000" w:sz="4" w:space="0"/>
           <w:bottom w:val="single" w:color="000000" w:themeColor="accent3" w:themeTint="FE" w:sz="4" w:space="0"/>
-          <w:right w:val="none"/>
+          <w:right w:val="none" w:color="000000" w:sz="4" w:space="0"/>
         </w:tcBorders>
       </w:tcPr>
     </w:tblStylePr>
@@ -15218,12 +16571,12 @@
         <w:tblBorders/>
       </w:tblPr>
       <w:tcPr>
-        <w:shd w:color="ffffff"/>
+        <w:shd w:val="clear" w:color="ffffff"/>
         <w:tcBorders>
-          <w:top w:val="none"/>
+          <w:top w:val="none" w:color="000000" w:sz="4" w:space="0"/>
           <w:left w:val="single" w:color="000000" w:themeColor="accent3" w:themeTint="FE" w:sz="4" w:space="0"/>
-          <w:bottom w:val="none"/>
-          <w:right w:val="none"/>
+          <w:bottom w:val="none" w:color="000000" w:sz="4" w:space="0"/>
+          <w:right w:val="none" w:color="000000" w:sz="4" w:space="0"/>
         </w:tcBorders>
       </w:tcPr>
     </w:tblStylePr>
@@ -15246,9 +16599,9 @@
         <w:shd w:val="clear" w:color="ffffff" w:themeColor="light1" w:fill="ffffff" w:themeFill="light1"/>
         <w:tcBorders>
           <w:top w:val="single" w:color="000000" w:themeColor="accent3" w:themeTint="FE" w:sz="4" w:space="0"/>
-          <w:left w:val="none"/>
-          <w:bottom w:val="none"/>
-          <w:right w:val="none"/>
+          <w:left w:val="none" w:color="000000" w:sz="4" w:space="0"/>
+          <w:bottom w:val="none" w:color="000000" w:sz="4" w:space="0"/>
+          <w:right w:val="none" w:color="000000" w:sz="4" w:space="0"/>
         </w:tcBorders>
       </w:tcPr>
     </w:tblStylePr>
@@ -15318,9 +16671,9 @@
       </w:tcPr>
     </w:tblStylePr>
   </w:style>
-  <w:style w:type="table" w:styleId="65">
+  <w:style w:type="table" w:styleId="770">
     <w:name w:val="Grid Table 7 Colorful - Accent 4"/>
-    <w:basedOn w:val="728"/>
+    <w:basedOn w:val="881"/>
     <w:uiPriority w:val="99"/>
     <w:pPr>
       <w:pBdr/>
@@ -15422,11 +16775,11 @@
         <w:tblBorders/>
       </w:tblPr>
       <w:tcPr>
-        <w:shd w:color="ffffff"/>
+        <w:shd w:val="clear" w:color="ffffff"/>
         <w:tcBorders>
-          <w:top w:val="none"/>
-          <w:left w:val="none"/>
-          <w:bottom w:val="none"/>
+          <w:top w:val="none" w:color="000000" w:sz="4" w:space="0"/>
+          <w:left w:val="none" w:color="000000" w:sz="4" w:space="0"/>
+          <w:bottom w:val="none" w:color="000000" w:sz="4" w:space="0"/>
           <w:right w:val="single" w:color="000000" w:themeColor="accent4" w:themeTint="9A" w:sz="4" w:space="0"/>
         </w:tcBorders>
       </w:tcPr>
@@ -15449,10 +16802,10 @@
       <w:tcPr>
         <w:shd w:val="clear" w:color="ffffff" w:themeColor="light1" w:fill="ffffff" w:themeFill="light1"/>
         <w:tcBorders>
-          <w:top w:val="none"/>
-          <w:left w:val="none"/>
+          <w:top w:val="none" w:color="000000" w:sz="4" w:space="0"/>
+          <w:left w:val="none" w:color="000000" w:sz="4" w:space="0"/>
           <w:bottom w:val="single" w:color="000000" w:themeColor="accent4" w:themeTint="9A" w:sz="4" w:space="0"/>
-          <w:right w:val="none"/>
+          <w:right w:val="none" w:color="000000" w:sz="4" w:space="0"/>
         </w:tcBorders>
       </w:tcPr>
     </w:tblStylePr>
@@ -15472,12 +16825,12 @@
         <w:tblBorders/>
       </w:tblPr>
       <w:tcPr>
-        <w:shd w:color="ffffff"/>
+        <w:shd w:val="clear" w:color="ffffff"/>
         <w:tcBorders>
-          <w:top w:val="none"/>
+          <w:top w:val="none" w:color="000000" w:sz="4" w:space="0"/>
           <w:left w:val="single" w:color="000000" w:themeColor="accent4" w:themeTint="9A" w:sz="4" w:space="0"/>
-          <w:bottom w:val="none"/>
-          <w:right w:val="none"/>
+          <w:bottom w:val="none" w:color="000000" w:sz="4" w:space="0"/>
+          <w:right w:val="none" w:color="000000" w:sz="4" w:space="0"/>
         </w:tcBorders>
       </w:tcPr>
     </w:tblStylePr>
@@ -15500,9 +16853,9 @@
         <w:shd w:val="clear" w:color="ffffff" w:themeColor="light1" w:fill="ffffff" w:themeFill="light1"/>
         <w:tcBorders>
           <w:top w:val="single" w:color="000000" w:themeColor="accent4" w:themeTint="9A" w:sz="4" w:space="0"/>
-          <w:left w:val="none"/>
-          <w:bottom w:val="none"/>
-          <w:right w:val="none"/>
+          <w:left w:val="none" w:color="000000" w:sz="4" w:space="0"/>
+          <w:bottom w:val="none" w:color="000000" w:sz="4" w:space="0"/>
+          <w:right w:val="none" w:color="000000" w:sz="4" w:space="0"/>
         </w:tcBorders>
       </w:tcPr>
     </w:tblStylePr>
@@ -15572,9 +16925,9 @@
       </w:tcPr>
     </w:tblStylePr>
   </w:style>
-  <w:style w:type="table" w:styleId="66">
+  <w:style w:type="table" w:styleId="771">
     <w:name w:val="Grid Table 7 Colorful - Accent 5"/>
-    <w:basedOn w:val="728"/>
+    <w:basedOn w:val="881"/>
     <w:uiPriority w:val="99"/>
     <w:pPr>
       <w:pBdr/>
@@ -15676,11 +17029,11 @@
         <w:tblBorders/>
       </w:tblPr>
       <w:tcPr>
-        <w:shd w:color="ffffff"/>
+        <w:shd w:val="clear" w:color="ffffff"/>
         <w:tcBorders>
-          <w:top w:val="none"/>
-          <w:left w:val="none"/>
-          <w:bottom w:val="none"/>
+          <w:top w:val="none" w:color="000000" w:sz="4" w:space="0"/>
+          <w:left w:val="none" w:color="000000" w:sz="4" w:space="0"/>
+          <w:bottom w:val="none" w:color="000000" w:sz="4" w:space="0"/>
           <w:right w:val="single" w:color="000000" w:themeColor="accent5" w:themeTint="90" w:sz="4" w:space="0"/>
         </w:tcBorders>
       </w:tcPr>
@@ -15703,10 +17056,10 @@
       <w:tcPr>
         <w:shd w:val="clear" w:color="ffffff" w:themeColor="light1" w:fill="ffffff" w:themeFill="light1"/>
         <w:tcBorders>
-          <w:top w:val="none"/>
-          <w:left w:val="none"/>
+          <w:top w:val="none" w:color="000000" w:sz="4" w:space="0"/>
+          <w:left w:val="none" w:color="000000" w:sz="4" w:space="0"/>
           <w:bottom w:val="single" w:color="000000" w:themeColor="accent5" w:themeTint="90" w:sz="4" w:space="0"/>
-          <w:right w:val="none"/>
+          <w:right w:val="none" w:color="000000" w:sz="4" w:space="0"/>
         </w:tcBorders>
       </w:tcPr>
     </w:tblStylePr>
@@ -15726,12 +17079,12 @@
         <w:tblBorders/>
       </w:tblPr>
       <w:tcPr>
-        <w:shd w:color="ffffff"/>
+        <w:shd w:val="clear" w:color="ffffff"/>
         <w:tcBorders>
-          <w:top w:val="none"/>
+          <w:top w:val="none" w:color="000000" w:sz="4" w:space="0"/>
           <w:left w:val="single" w:color="000000" w:themeColor="accent5" w:themeTint="90" w:sz="4" w:space="0"/>
-          <w:bottom w:val="none"/>
-          <w:right w:val="none"/>
+          <w:bottom w:val="none" w:color="000000" w:sz="4" w:space="0"/>
+          <w:right w:val="none" w:color="000000" w:sz="4" w:space="0"/>
         </w:tcBorders>
       </w:tcPr>
     </w:tblStylePr>
@@ -15754,9 +17107,9 @@
         <w:shd w:val="clear" w:color="ffffff" w:themeColor="light1" w:fill="ffffff" w:themeFill="light1"/>
         <w:tcBorders>
           <w:top w:val="single" w:color="000000" w:themeColor="accent5" w:themeTint="90" w:sz="4" w:space="0"/>
-          <w:left w:val="none"/>
-          <w:bottom w:val="none"/>
-          <w:right w:val="none"/>
+          <w:left w:val="none" w:color="000000" w:sz="4" w:space="0"/>
+          <w:bottom w:val="none" w:color="000000" w:sz="4" w:space="0"/>
+          <w:right w:val="none" w:color="000000" w:sz="4" w:space="0"/>
         </w:tcBorders>
       </w:tcPr>
     </w:tblStylePr>
@@ -15826,9 +17179,9 @@
       </w:tcPr>
     </w:tblStylePr>
   </w:style>
-  <w:style w:type="table" w:styleId="67">
+  <w:style w:type="table" w:styleId="772">
     <w:name w:val="Grid Table 7 Colorful - Accent 6"/>
-    <w:basedOn w:val="728"/>
+    <w:basedOn w:val="881"/>
     <w:uiPriority w:val="99"/>
     <w:pPr>
       <w:pBdr/>
@@ -15930,11 +17283,11 @@
         <w:tblBorders/>
       </w:tblPr>
       <w:tcPr>
-        <w:shd w:color="ffffff"/>
+        <w:shd w:val="clear" w:color="ffffff"/>
         <w:tcBorders>
-          <w:top w:val="none"/>
-          <w:left w:val="none"/>
-          <w:bottom w:val="none"/>
+          <w:top w:val="none" w:color="000000" w:sz="4" w:space="0"/>
+          <w:left w:val="none" w:color="000000" w:sz="4" w:space="0"/>
+          <w:bottom w:val="none" w:color="000000" w:sz="4" w:space="0"/>
           <w:right w:val="single" w:color="000000" w:themeColor="accent6" w:themeTint="90" w:sz="4" w:space="0"/>
         </w:tcBorders>
       </w:tcPr>
@@ -15957,10 +17310,10 @@
       <w:tcPr>
         <w:shd w:val="clear" w:color="ffffff" w:themeColor="light1" w:fill="ffffff" w:themeFill="light1"/>
         <w:tcBorders>
-          <w:top w:val="none"/>
-          <w:left w:val="none"/>
+          <w:top w:val="none" w:color="000000" w:sz="4" w:space="0"/>
+          <w:left w:val="none" w:color="000000" w:sz="4" w:space="0"/>
           <w:bottom w:val="single" w:color="000000" w:themeColor="accent6" w:themeTint="90" w:sz="4" w:space="0"/>
-          <w:right w:val="none"/>
+          <w:right w:val="none" w:color="000000" w:sz="4" w:space="0"/>
         </w:tcBorders>
       </w:tcPr>
     </w:tblStylePr>
@@ -15980,12 +17333,12 @@
         <w:tblBorders/>
       </w:tblPr>
       <w:tcPr>
-        <w:shd w:color="ffffff"/>
+        <w:shd w:val="clear" w:color="ffffff"/>
         <w:tcBorders>
-          <w:top w:val="none"/>
+          <w:top w:val="none" w:color="000000" w:sz="4" w:space="0"/>
           <w:left w:val="single" w:color="000000" w:themeColor="accent6" w:themeTint="90" w:sz="4" w:space="0"/>
-          <w:bottom w:val="none"/>
-          <w:right w:val="none"/>
+          <w:bottom w:val="none" w:color="000000" w:sz="4" w:space="0"/>
+          <w:right w:val="none" w:color="000000" w:sz="4" w:space="0"/>
         </w:tcBorders>
       </w:tcPr>
     </w:tblStylePr>
@@ -16008,9 +17361,9 @@
         <w:shd w:val="clear" w:color="ffffff" w:themeColor="light1" w:fill="ffffff" w:themeFill="light1"/>
         <w:tcBorders>
           <w:top w:val="single" w:color="000000" w:themeColor="accent6" w:themeTint="90" w:sz="4" w:space="0"/>
-          <w:left w:val="none"/>
-          <w:bottom w:val="none"/>
-          <w:right w:val="none"/>
+          <w:left w:val="none" w:color="000000" w:sz="4" w:space="0"/>
+          <w:bottom w:val="none" w:color="000000" w:sz="4" w:space="0"/>
+          <w:right w:val="none" w:color="000000" w:sz="4" w:space="0"/>
         </w:tcBorders>
       </w:tcPr>
     </w:tblStylePr>
@@ -16080,9 +17433,9 @@
       </w:tcPr>
     </w:tblStylePr>
   </w:style>
-  <w:style w:type="table" w:styleId="68">
+  <w:style w:type="table" w:styleId="773">
     <w:name w:val="List Table 1 Light"/>
-    <w:basedOn w:val="728"/>
+    <w:basedOn w:val="881"/>
     <w:uiPriority w:val="99"/>
     <w:pPr>
       <w:pBdr/>
@@ -16296,9 +17649,9 @@
       </w:tcPr>
     </w:tblStylePr>
   </w:style>
-  <w:style w:type="table" w:styleId="69">
+  <w:style w:type="table" w:styleId="774">
     <w:name w:val="List Table 1 Light - Accent 1"/>
-    <w:basedOn w:val="728"/>
+    <w:basedOn w:val="881"/>
     <w:uiPriority w:val="99"/>
     <w:pPr>
       <w:pBdr/>
@@ -16512,9 +17865,9 @@
       </w:tcPr>
     </w:tblStylePr>
   </w:style>
-  <w:style w:type="table" w:styleId="70">
+  <w:style w:type="table" w:styleId="775">
     <w:name w:val="List Table 1 Light - Accent 2"/>
-    <w:basedOn w:val="728"/>
+    <w:basedOn w:val="881"/>
     <w:uiPriority w:val="99"/>
     <w:pPr>
       <w:pBdr/>
@@ -16728,9 +18081,9 @@
       </w:tcPr>
     </w:tblStylePr>
   </w:style>
-  <w:style w:type="table" w:styleId="71">
+  <w:style w:type="table" w:styleId="776">
     <w:name w:val="List Table 1 Light - Accent 3"/>
-    <w:basedOn w:val="728"/>
+    <w:basedOn w:val="881"/>
     <w:uiPriority w:val="99"/>
     <w:pPr>
       <w:pBdr/>
@@ -16944,9 +18297,9 @@
       </w:tcPr>
     </w:tblStylePr>
   </w:style>
-  <w:style w:type="table" w:styleId="72">
+  <w:style w:type="table" w:styleId="777">
     <w:name w:val="List Table 1 Light - Accent 4"/>
-    <w:basedOn w:val="728"/>
+    <w:basedOn w:val="881"/>
     <w:uiPriority w:val="99"/>
     <w:pPr>
       <w:pBdr/>
@@ -17160,9 +18513,9 @@
       </w:tcPr>
     </w:tblStylePr>
   </w:style>
-  <w:style w:type="table" w:styleId="73">
+  <w:style w:type="table" w:styleId="778">
     <w:name w:val="List Table 1 Light - Accent 5"/>
-    <w:basedOn w:val="728"/>
+    <w:basedOn w:val="881"/>
     <w:uiPriority w:val="99"/>
     <w:pPr>
       <w:pBdr/>
@@ -17376,9 +18729,9 @@
       </w:tcPr>
     </w:tblStylePr>
   </w:style>
-  <w:style w:type="table" w:styleId="74">
+  <w:style w:type="table" w:styleId="779">
     <w:name w:val="List Table 1 Light - Accent 6"/>
-    <w:basedOn w:val="728"/>
+    <w:basedOn w:val="881"/>
     <w:uiPriority w:val="99"/>
     <w:pPr>
       <w:pBdr/>
@@ -17592,9 +18945,9 @@
       </w:tcPr>
     </w:tblStylePr>
   </w:style>
-  <w:style w:type="table" w:styleId="75">
+  <w:style w:type="table" w:styleId="780">
     <w:name w:val="List Table 2"/>
-    <w:basedOn w:val="728"/>
+    <w:basedOn w:val="881"/>
     <w:uiPriority w:val="99"/>
     <w:pPr>
       <w:pBdr/>
@@ -17830,9 +19183,9 @@
       </w:tcPr>
     </w:tblStylePr>
   </w:style>
-  <w:style w:type="table" w:styleId="76">
+  <w:style w:type="table" w:styleId="781">
     <w:name w:val="List Table 2 - Accent 1"/>
-    <w:basedOn w:val="728"/>
+    <w:basedOn w:val="881"/>
     <w:uiPriority w:val="99"/>
     <w:pPr>
       <w:pBdr/>
@@ -18068,9 +19421,9 @@
       </w:tcPr>
     </w:tblStylePr>
   </w:style>
-  <w:style w:type="table" w:styleId="77">
+  <w:style w:type="table" w:styleId="782">
     <w:name w:val="List Table 2 - Accent 2"/>
-    <w:basedOn w:val="728"/>
+    <w:basedOn w:val="881"/>
     <w:uiPriority w:val="99"/>
     <w:pPr>
       <w:pBdr/>
@@ -18306,9 +19659,9 @@
       </w:tcPr>
     </w:tblStylePr>
   </w:style>
-  <w:style w:type="table" w:styleId="78">
+  <w:style w:type="table" w:styleId="783">
     <w:name w:val="List Table 2 - Accent 3"/>
-    <w:basedOn w:val="728"/>
+    <w:basedOn w:val="881"/>
     <w:uiPriority w:val="99"/>
     <w:pPr>
       <w:pBdr/>
@@ -18544,9 +19897,9 @@
       </w:tcPr>
     </w:tblStylePr>
   </w:style>
-  <w:style w:type="table" w:styleId="79">
+  <w:style w:type="table" w:styleId="784">
     <w:name w:val="List Table 2 - Accent 4"/>
-    <w:basedOn w:val="728"/>
+    <w:basedOn w:val="881"/>
     <w:uiPriority w:val="99"/>
     <w:pPr>
       <w:pBdr/>
@@ -18782,9 +20135,9 @@
       </w:tcPr>
     </w:tblStylePr>
   </w:style>
-  <w:style w:type="table" w:styleId="80">
+  <w:style w:type="table" w:styleId="785">
     <w:name w:val="List Table 2 - Accent 5"/>
-    <w:basedOn w:val="728"/>
+    <w:basedOn w:val="881"/>
     <w:uiPriority w:val="99"/>
     <w:pPr>
       <w:pBdr/>
@@ -19020,9 +20373,9 @@
       </w:tcPr>
     </w:tblStylePr>
   </w:style>
-  <w:style w:type="table" w:styleId="81">
+  <w:style w:type="table" w:styleId="786">
     <w:name w:val="List Table 2 - Accent 6"/>
-    <w:basedOn w:val="728"/>
+    <w:basedOn w:val="881"/>
     <w:uiPriority w:val="99"/>
     <w:pPr>
       <w:pBdr/>
@@ -19258,9 +20611,9 @@
       </w:tcPr>
     </w:tblStylePr>
   </w:style>
-  <w:style w:type="table" w:styleId="82">
+  <w:style w:type="table" w:styleId="787">
     <w:name w:val="List Table 3"/>
-    <w:basedOn w:val="728"/>
+    <w:basedOn w:val="881"/>
     <w:uiPriority w:val="99"/>
     <w:pPr>
       <w:pBdr/>
@@ -19486,9 +20839,9 @@
       </w:tcPr>
     </w:tblStylePr>
   </w:style>
-  <w:style w:type="table" w:styleId="83">
+  <w:style w:type="table" w:styleId="788">
     <w:name w:val="List Table 3 - Accent 1"/>
-    <w:basedOn w:val="728"/>
+    <w:basedOn w:val="881"/>
     <w:uiPriority w:val="99"/>
     <w:pPr>
       <w:pBdr/>
@@ -19714,9 +21067,9 @@
       </w:tcPr>
     </w:tblStylePr>
   </w:style>
-  <w:style w:type="table" w:styleId="84">
+  <w:style w:type="table" w:styleId="789">
     <w:name w:val="List Table 3 - Accent 2"/>
-    <w:basedOn w:val="728"/>
+    <w:basedOn w:val="881"/>
     <w:uiPriority w:val="99"/>
     <w:pPr>
       <w:pBdr/>
@@ -19942,9 +21295,9 @@
       </w:tcPr>
     </w:tblStylePr>
   </w:style>
-  <w:style w:type="table" w:styleId="85">
+  <w:style w:type="table" w:styleId="790">
     <w:name w:val="List Table 3 - Accent 3"/>
-    <w:basedOn w:val="728"/>
+    <w:basedOn w:val="881"/>
     <w:uiPriority w:val="99"/>
     <w:pPr>
       <w:pBdr/>
@@ -20170,9 +21523,9 @@
       </w:tcPr>
     </w:tblStylePr>
   </w:style>
-  <w:style w:type="table" w:styleId="86">
+  <w:style w:type="table" w:styleId="791">
     <w:name w:val="List Table 3 - Accent 4"/>
-    <w:basedOn w:val="728"/>
+    <w:basedOn w:val="881"/>
     <w:uiPriority w:val="99"/>
     <w:pPr>
       <w:pBdr/>
@@ -20398,9 +21751,9 @@
       </w:tcPr>
     </w:tblStylePr>
   </w:style>
-  <w:style w:type="table" w:styleId="87">
+  <w:style w:type="table" w:styleId="792">
     <w:name w:val="List Table 3 - Accent 5"/>
-    <w:basedOn w:val="728"/>
+    <w:basedOn w:val="881"/>
     <w:uiPriority w:val="99"/>
     <w:pPr>
       <w:pBdr/>
@@ -20626,9 +21979,9 @@
       </w:tcPr>
     </w:tblStylePr>
   </w:style>
-  <w:style w:type="table" w:styleId="88">
+  <w:style w:type="table" w:styleId="793">
     <w:name w:val="List Table 3 - Accent 6"/>
-    <w:basedOn w:val="728"/>
+    <w:basedOn w:val="881"/>
     <w:uiPriority w:val="99"/>
     <w:pPr>
       <w:pBdr/>
@@ -20854,9 +22207,9 @@
       </w:tcPr>
     </w:tblStylePr>
   </w:style>
-  <w:style w:type="table" w:styleId="89">
+  <w:style w:type="table" w:styleId="794">
     <w:name w:val="List Table 4"/>
-    <w:basedOn w:val="728"/>
+    <w:basedOn w:val="881"/>
     <w:uiPriority w:val="99"/>
     <w:pPr>
       <w:pBdr/>
@@ -21079,9 +22432,9 @@
       </w:tcPr>
     </w:tblStylePr>
   </w:style>
-  <w:style w:type="table" w:styleId="90">
+  <w:style w:type="table" w:styleId="795">
     <w:name w:val="List Table 4 - Accent 1"/>
-    <w:basedOn w:val="728"/>
+    <w:basedOn w:val="881"/>
     <w:uiPriority w:val="99"/>
     <w:pPr>
       <w:pBdr/>
@@ -21304,9 +22657,9 @@
       </w:tcPr>
     </w:tblStylePr>
   </w:style>
-  <w:style w:type="table" w:styleId="91">
+  <w:style w:type="table" w:styleId="796">
     <w:name w:val="List Table 4 - Accent 2"/>
-    <w:basedOn w:val="728"/>
+    <w:basedOn w:val="881"/>
     <w:uiPriority w:val="99"/>
     <w:pPr>
       <w:pBdr/>
@@ -21529,9 +22882,9 @@
       </w:tcPr>
     </w:tblStylePr>
   </w:style>
-  <w:style w:type="table" w:styleId="92">
+  <w:style w:type="table" w:styleId="797">
     <w:name w:val="List Table 4 - Accent 3"/>
-    <w:basedOn w:val="728"/>
+    <w:basedOn w:val="881"/>
     <w:uiPriority w:val="99"/>
     <w:pPr>
       <w:pBdr/>
@@ -21754,9 +23107,9 @@
       </w:tcPr>
     </w:tblStylePr>
   </w:style>
-  <w:style w:type="table" w:styleId="93">
+  <w:style w:type="table" w:styleId="798">
     <w:name w:val="List Table 4 - Accent 4"/>
-    <w:basedOn w:val="728"/>
+    <w:basedOn w:val="881"/>
     <w:uiPriority w:val="99"/>
     <w:pPr>
       <w:pBdr/>
@@ -21979,9 +23332,9 @@
       </w:tcPr>
     </w:tblStylePr>
   </w:style>
-  <w:style w:type="table" w:styleId="94">
+  <w:style w:type="table" w:styleId="799">
     <w:name w:val="List Table 4 - Accent 5"/>
-    <w:basedOn w:val="728"/>
+    <w:basedOn w:val="881"/>
     <w:uiPriority w:val="99"/>
     <w:pPr>
       <w:pBdr/>
@@ -22204,9 +23557,9 @@
       </w:tcPr>
     </w:tblStylePr>
   </w:style>
-  <w:style w:type="table" w:styleId="95">
+  <w:style w:type="table" w:styleId="800">
     <w:name w:val="List Table 4 - Accent 6"/>
-    <w:basedOn w:val="728"/>
+    <w:basedOn w:val="881"/>
     <w:uiPriority w:val="99"/>
     <w:pPr>
       <w:pBdr/>
@@ -22429,9 +23782,9 @@
       </w:tcPr>
     </w:tblStylePr>
   </w:style>
-  <w:style w:type="table" w:styleId="96">
+  <w:style w:type="table" w:styleId="801">
     <w:name w:val="List Table 5 Dark"/>
-    <w:basedOn w:val="728"/>
+    <w:basedOn w:val="881"/>
     <w:uiPriority w:val="99"/>
     <w:pPr>
       <w:pBdr/>
@@ -22671,9 +24024,9 @@
       </w:tcPr>
     </w:tblStylePr>
   </w:style>
-  <w:style w:type="table" w:styleId="97">
+  <w:style w:type="table" w:styleId="802">
     <w:name w:val="List Table 5 Dark - Accent 1"/>
-    <w:basedOn w:val="728"/>
+    <w:basedOn w:val="881"/>
     <w:uiPriority w:val="99"/>
     <w:pPr>
       <w:pBdr/>
@@ -22913,9 +24266,9 @@
       </w:tcPr>
     </w:tblStylePr>
   </w:style>
-  <w:style w:type="table" w:styleId="98">
+  <w:style w:type="table" w:styleId="803">
     <w:name w:val="List Table 5 Dark - Accent 2"/>
-    <w:basedOn w:val="728"/>
+    <w:basedOn w:val="881"/>
     <w:uiPriority w:val="99"/>
     <w:pPr>
       <w:pBdr/>
@@ -23155,9 +24508,9 @@
       </w:tcPr>
     </w:tblStylePr>
   </w:style>
-  <w:style w:type="table" w:styleId="99">
+  <w:style w:type="table" w:styleId="804">
     <w:name w:val="List Table 5 Dark - Accent 3"/>
-    <w:basedOn w:val="728"/>
+    <w:basedOn w:val="881"/>
     <w:uiPriority w:val="99"/>
     <w:pPr>
       <w:pBdr/>
@@ -23397,9 +24750,9 @@
       </w:tcPr>
     </w:tblStylePr>
   </w:style>
-  <w:style w:type="table" w:styleId="100">
+  <w:style w:type="table" w:styleId="805">
     <w:name w:val="List Table 5 Dark - Accent 4"/>
-    <w:basedOn w:val="728"/>
+    <w:basedOn w:val="881"/>
     <w:uiPriority w:val="99"/>
     <w:pPr>
       <w:pBdr/>
@@ -23639,9 +24992,9 @@
       </w:tcPr>
     </w:tblStylePr>
   </w:style>
-  <w:style w:type="table" w:styleId="101">
+  <w:style w:type="table" w:styleId="806">
     <w:name w:val="List Table 5 Dark - Accent 5"/>
-    <w:basedOn w:val="728"/>
+    <w:basedOn w:val="881"/>
     <w:uiPriority w:val="99"/>
     <w:pPr>
       <w:pBdr/>
@@ -23881,9 +25234,9 @@
       </w:tcPr>
     </w:tblStylePr>
   </w:style>
-  <w:style w:type="table" w:styleId="102">
+  <w:style w:type="table" w:styleId="807">
     <w:name w:val="List Table 5 Dark - Accent 6"/>
-    <w:basedOn w:val="728"/>
+    <w:basedOn w:val="881"/>
     <w:uiPriority w:val="99"/>
     <w:pPr>
       <w:pBdr/>
@@ -24123,9 +25476,9 @@
       </w:tcPr>
     </w:tblStylePr>
   </w:style>
-  <w:style w:type="table" w:styleId="103">
+  <w:style w:type="table" w:styleId="808">
     <w:name w:val="List Table 6 Colorful"/>
-    <w:basedOn w:val="728"/>
+    <w:basedOn w:val="881"/>
     <w:uiPriority w:val="99"/>
     <w:pPr>
       <w:pBdr/>
@@ -24346,9 +25699,9 @@
       </w:tcPr>
     </w:tblStylePr>
   </w:style>
-  <w:style w:type="table" w:styleId="104">
+  <w:style w:type="table" w:styleId="809">
     <w:name w:val="List Table 6 Colorful - Accent 1"/>
-    <w:basedOn w:val="728"/>
+    <w:basedOn w:val="881"/>
     <w:uiPriority w:val="99"/>
     <w:pPr>
       <w:pBdr/>
@@ -24569,9 +25922,9 @@
       </w:tcPr>
     </w:tblStylePr>
   </w:style>
-  <w:style w:type="table" w:styleId="105">
+  <w:style w:type="table" w:styleId="810">
     <w:name w:val="List Table 6 Colorful - Accent 2"/>
-    <w:basedOn w:val="728"/>
+    <w:basedOn w:val="881"/>
     <w:uiPriority w:val="99"/>
     <w:pPr>
       <w:pBdr/>
@@ -24792,9 +26145,9 @@
       </w:tcPr>
     </w:tblStylePr>
   </w:style>
-  <w:style w:type="table" w:styleId="106">
+  <w:style w:type="table" w:styleId="811">
     <w:name w:val="List Table 6 Colorful - Accent 3"/>
-    <w:basedOn w:val="728"/>
+    <w:basedOn w:val="881"/>
     <w:uiPriority w:val="99"/>
     <w:pPr>
       <w:pBdr/>
@@ -25015,9 +26368,9 @@
       </w:tcPr>
     </w:tblStylePr>
   </w:style>
-  <w:style w:type="table" w:styleId="107">
+  <w:style w:type="table" w:styleId="812">
     <w:name w:val="List Table 6 Colorful - Accent 4"/>
-    <w:basedOn w:val="728"/>
+    <w:basedOn w:val="881"/>
     <w:uiPriority w:val="99"/>
     <w:pPr>
       <w:pBdr/>
@@ -25238,9 +26591,9 @@
       </w:tcPr>
     </w:tblStylePr>
   </w:style>
-  <w:style w:type="table" w:styleId="108">
+  <w:style w:type="table" w:styleId="813">
     <w:name w:val="List Table 6 Colorful - Accent 5"/>
-    <w:basedOn w:val="728"/>
+    <w:basedOn w:val="881"/>
     <w:uiPriority w:val="99"/>
     <w:pPr>
       <w:pBdr/>
@@ -25461,9 +26814,9 @@
       </w:tcPr>
     </w:tblStylePr>
   </w:style>
-  <w:style w:type="table" w:styleId="109">
+  <w:style w:type="table" w:styleId="814">
     <w:name w:val="List Table 6 Colorful - Accent 6"/>
-    <w:basedOn w:val="728"/>
+    <w:basedOn w:val="881"/>
     <w:uiPriority w:val="99"/>
     <w:pPr>
       <w:pBdr/>
@@ -25684,9 +27037,9 @@
       </w:tcPr>
     </w:tblStylePr>
   </w:style>
-  <w:style w:type="table" w:styleId="110">
+  <w:style w:type="table" w:styleId="815">
     <w:name w:val="List Table 7 Colorful"/>
-    <w:basedOn w:val="728"/>
+    <w:basedOn w:val="881"/>
     <w:uiPriority w:val="99"/>
     <w:pPr>
       <w:pBdr/>
@@ -25785,11 +27138,11 @@
         <w:tblBorders/>
       </w:tblPr>
       <w:tcPr>
-        <w:shd w:color="ffffff"/>
+        <w:shd w:val="clear" w:color="ffffff"/>
         <w:tcBorders>
-          <w:top w:val="none"/>
-          <w:left w:val="none"/>
-          <w:bottom w:val="none"/>
+          <w:top w:val="none" w:color="000000" w:sz="4" w:space="0"/>
+          <w:left w:val="none" w:color="000000" w:sz="4" w:space="0"/>
+          <w:bottom w:val="none" w:color="000000" w:sz="4" w:space="0"/>
           <w:right w:val="single" w:color="000000" w:themeColor="text1" w:themeTint="80" w:sz="4" w:space="0"/>
         </w:tcBorders>
       </w:tcPr>
@@ -25812,10 +27165,10 @@
       <w:tcPr>
         <w:shd w:val="clear" w:color="ffffff" w:themeColor="light1" w:fill="ffffff" w:themeFill="light1"/>
         <w:tcBorders>
-          <w:top w:val="none"/>
-          <w:left w:val="none"/>
+          <w:top w:val="none" w:color="000000" w:sz="4" w:space="0"/>
+          <w:left w:val="none" w:color="000000" w:sz="4" w:space="0"/>
           <w:bottom w:val="single" w:color="000000" w:themeColor="text1" w:themeTint="80" w:sz="4" w:space="0"/>
-          <w:right w:val="none"/>
+          <w:right w:val="none" w:color="000000" w:sz="4" w:space="0"/>
         </w:tcBorders>
       </w:tcPr>
     </w:tblStylePr>
@@ -25835,12 +27188,12 @@
         <w:tblBorders/>
       </w:tblPr>
       <w:tcPr>
-        <w:shd w:color="ffffff"/>
+        <w:shd w:val="clear" w:color="ffffff"/>
         <w:tcBorders>
-          <w:top w:val="none"/>
+          <w:top w:val="none" w:color="000000" w:sz="4" w:space="0"/>
           <w:left w:val="single" w:color="000000" w:themeColor="text1" w:themeTint="80" w:sz="4" w:space="0"/>
-          <w:bottom w:val="none"/>
-          <w:right w:val="none"/>
+          <w:bottom w:val="none" w:color="000000" w:sz="4" w:space="0"/>
+          <w:right w:val="none" w:color="000000" w:sz="4" w:space="0"/>
         </w:tcBorders>
       </w:tcPr>
     </w:tblStylePr>
@@ -25863,9 +27216,9 @@
         <w:shd w:val="clear" w:color="ffffff" w:themeColor="light1" w:fill="ffffff" w:themeFill="light1"/>
         <w:tcBorders>
           <w:top w:val="single" w:color="000000" w:themeColor="text1" w:themeTint="80" w:sz="4" w:space="0"/>
-          <w:left w:val="none"/>
-          <w:bottom w:val="none"/>
-          <w:right w:val="none"/>
+          <w:left w:val="none" w:color="000000" w:sz="4" w:space="0"/>
+          <w:bottom w:val="none" w:color="000000" w:sz="4" w:space="0"/>
+          <w:right w:val="none" w:color="000000" w:sz="4" w:space="0"/>
         </w:tcBorders>
       </w:tcPr>
     </w:tblStylePr>
@@ -25940,9 +27293,9 @@
       </w:tcPr>
     </w:tblStylePr>
   </w:style>
-  <w:style w:type="table" w:styleId="111">
+  <w:style w:type="table" w:styleId="816">
     <w:name w:val="List Table 7 Colorful - Accent 1"/>
-    <w:basedOn w:val="728"/>
+    <w:basedOn w:val="881"/>
     <w:uiPriority w:val="99"/>
     <w:pPr>
       <w:pBdr/>
@@ -26041,11 +27394,11 @@
         <w:tblBorders/>
       </w:tblPr>
       <w:tcPr>
-        <w:shd w:color="ffffff"/>
+        <w:shd w:val="clear" w:color="ffffff"/>
         <w:tcBorders>
-          <w:top w:val="none"/>
-          <w:left w:val="none"/>
-          <w:bottom w:val="none"/>
+          <w:top w:val="none" w:color="000000" w:sz="4" w:space="0"/>
+          <w:left w:val="none" w:color="000000" w:sz="4" w:space="0"/>
+          <w:bottom w:val="none" w:color="000000" w:sz="4" w:space="0"/>
           <w:right w:val="single" w:color="000000" w:themeColor="accent1" w:sz="4" w:space="0"/>
         </w:tcBorders>
       </w:tcPr>
@@ -26068,10 +27421,10 @@
       <w:tcPr>
         <w:shd w:val="clear" w:color="ffffff" w:themeColor="light1" w:fill="ffffff" w:themeFill="light1"/>
         <w:tcBorders>
-          <w:top w:val="none"/>
-          <w:left w:val="none"/>
+          <w:top w:val="none" w:color="000000" w:sz="4" w:space="0"/>
+          <w:left w:val="none" w:color="000000" w:sz="4" w:space="0"/>
           <w:bottom w:val="single" w:color="000000" w:themeColor="accent1" w:sz="4" w:space="0"/>
-          <w:right w:val="none"/>
+          <w:right w:val="none" w:color="000000" w:sz="4" w:space="0"/>
         </w:tcBorders>
       </w:tcPr>
     </w:tblStylePr>
@@ -26091,12 +27444,12 @@
         <w:tblBorders/>
       </w:tblPr>
       <w:tcPr>
-        <w:shd w:color="ffffff"/>
+        <w:shd w:val="clear" w:color="ffffff"/>
         <w:tcBorders>
-          <w:top w:val="none"/>
+          <w:top w:val="none" w:color="000000" w:sz="4" w:space="0"/>
           <w:left w:val="single" w:color="000000" w:themeColor="accent1" w:sz="4" w:space="0"/>
-          <w:bottom w:val="none"/>
-          <w:right w:val="none"/>
+          <w:bottom w:val="none" w:color="000000" w:sz="4" w:space="0"/>
+          <w:right w:val="none" w:color="000000" w:sz="4" w:space="0"/>
         </w:tcBorders>
       </w:tcPr>
     </w:tblStylePr>
@@ -26119,9 +27472,9 @@
         <w:shd w:val="clear" w:color="ffffff" w:themeColor="light1" w:fill="ffffff" w:themeFill="light1"/>
         <w:tcBorders>
           <w:top w:val="single" w:color="000000" w:themeColor="accent1" w:sz="4" w:space="0"/>
-          <w:left w:val="none"/>
-          <w:bottom w:val="none"/>
-          <w:right w:val="none"/>
+          <w:left w:val="none" w:color="000000" w:sz="4" w:space="0"/>
+          <w:bottom w:val="none" w:color="000000" w:sz="4" w:space="0"/>
+          <w:right w:val="none" w:color="000000" w:sz="4" w:space="0"/>
         </w:tcBorders>
       </w:tcPr>
     </w:tblStylePr>
@@ -26196,9 +27549,9 @@
       </w:tcPr>
     </w:tblStylePr>
   </w:style>
-  <w:style w:type="table" w:styleId="112">
+  <w:style w:type="table" w:styleId="817">
     <w:name w:val="List Table 7 Colorful - Accent 2"/>
-    <w:basedOn w:val="728"/>
+    <w:basedOn w:val="881"/>
     <w:uiPriority w:val="99"/>
     <w:pPr>
       <w:pBdr/>
@@ -26297,11 +27650,11 @@
         <w:tblBorders/>
       </w:tblPr>
       <w:tcPr>
-        <w:shd w:color="ffffff"/>
+        <w:shd w:val="clear" w:color="ffffff"/>
         <w:tcBorders>
-          <w:top w:val="none"/>
-          <w:left w:val="none"/>
-          <w:bottom w:val="none"/>
+          <w:top w:val="none" w:color="000000" w:sz="4" w:space="0"/>
+          <w:left w:val="none" w:color="000000" w:sz="4" w:space="0"/>
+          <w:bottom w:val="none" w:color="000000" w:sz="4" w:space="0"/>
           <w:right w:val="single" w:color="000000" w:themeColor="accent2" w:themeTint="97" w:sz="4" w:space="0"/>
         </w:tcBorders>
       </w:tcPr>
@@ -26324,10 +27677,10 @@
       <w:tcPr>
         <w:shd w:val="clear" w:color="ffffff" w:themeColor="light1" w:fill="ffffff" w:themeFill="light1"/>
         <w:tcBorders>
-          <w:top w:val="none"/>
-          <w:left w:val="none"/>
+          <w:top w:val="none" w:color="000000" w:sz="4" w:space="0"/>
+          <w:left w:val="none" w:color="000000" w:sz="4" w:space="0"/>
           <w:bottom w:val="single" w:color="000000" w:themeColor="accent2" w:themeTint="97" w:sz="4" w:space="0"/>
-          <w:right w:val="none"/>
+          <w:right w:val="none" w:color="000000" w:sz="4" w:space="0"/>
         </w:tcBorders>
       </w:tcPr>
     </w:tblStylePr>
@@ -26347,12 +27700,12 @@
         <w:tblBorders/>
       </w:tblPr>
       <w:tcPr>
-        <w:shd w:color="ffffff"/>
+        <w:shd w:val="clear" w:color="ffffff"/>
         <w:tcBorders>
-          <w:top w:val="none"/>
+          <w:top w:val="none" w:color="000000" w:sz="4" w:space="0"/>
           <w:left w:val="single" w:color="000000" w:themeColor="accent2" w:themeTint="97" w:sz="4" w:space="0"/>
-          <w:bottom w:val="none"/>
-          <w:right w:val="none"/>
+          <w:bottom w:val="none" w:color="000000" w:sz="4" w:space="0"/>
+          <w:right w:val="none" w:color="000000" w:sz="4" w:space="0"/>
         </w:tcBorders>
       </w:tcPr>
     </w:tblStylePr>
@@ -26375,9 +27728,9 @@
         <w:shd w:val="clear" w:color="ffffff" w:themeColor="light1" w:fill="ffffff" w:themeFill="light1"/>
         <w:tcBorders>
           <w:top w:val="single" w:color="000000" w:themeColor="accent2" w:themeTint="97" w:sz="4" w:space="0"/>
-          <w:left w:val="none"/>
-          <w:bottom w:val="none"/>
-          <w:right w:val="none"/>
+          <w:left w:val="none" w:color="000000" w:sz="4" w:space="0"/>
+          <w:bottom w:val="none" w:color="000000" w:sz="4" w:space="0"/>
+          <w:right w:val="none" w:color="000000" w:sz="4" w:space="0"/>
         </w:tcBorders>
       </w:tcPr>
     </w:tblStylePr>
@@ -26452,9 +27805,9 @@
       </w:tcPr>
     </w:tblStylePr>
   </w:style>
-  <w:style w:type="table" w:styleId="113">
+  <w:style w:type="table" w:styleId="818">
     <w:name w:val="List Table 7 Colorful - Accent 3"/>
-    <w:basedOn w:val="728"/>
+    <w:basedOn w:val="881"/>
     <w:uiPriority w:val="99"/>
     <w:pPr>
       <w:pBdr/>
@@ -26553,11 +27906,11 @@
         <w:tblBorders/>
       </w:tblPr>
       <w:tcPr>
-        <w:shd w:color="ffffff"/>
+        <w:shd w:val="clear" w:color="ffffff"/>
         <w:tcBorders>
-          <w:top w:val="none"/>
-          <w:left w:val="none"/>
-          <w:bottom w:val="none"/>
+          <w:top w:val="none" w:color="000000" w:sz="4" w:space="0"/>
+          <w:left w:val="none" w:color="000000" w:sz="4" w:space="0"/>
+          <w:bottom w:val="none" w:color="000000" w:sz="4" w:space="0"/>
           <w:right w:val="single" w:color="000000" w:themeColor="accent3" w:themeTint="98" w:sz="4" w:space="0"/>
         </w:tcBorders>
       </w:tcPr>
@@ -26580,10 +27933,10 @@
       <w:tcPr>
         <w:shd w:val="clear" w:color="ffffff" w:themeColor="light1" w:fill="ffffff" w:themeFill="light1"/>
         <w:tcBorders>
-          <w:top w:val="none"/>
-          <w:left w:val="none"/>
+          <w:top w:val="none" w:color="000000" w:sz="4" w:space="0"/>
+          <w:left w:val="none" w:color="000000" w:sz="4" w:space="0"/>
           <w:bottom w:val="single" w:color="000000" w:themeColor="accent3" w:themeTint="98" w:sz="4" w:space="0"/>
-          <w:right w:val="none"/>
+          <w:right w:val="none" w:color="000000" w:sz="4" w:space="0"/>
         </w:tcBorders>
       </w:tcPr>
     </w:tblStylePr>
@@ -26603,12 +27956,12 @@
         <w:tblBorders/>
       </w:tblPr>
       <w:tcPr>
-        <w:shd w:color="ffffff"/>
+        <w:shd w:val="clear" w:color="ffffff"/>
         <w:tcBorders>
-          <w:top w:val="none"/>
+          <w:top w:val="none" w:color="000000" w:sz="4" w:space="0"/>
           <w:left w:val="single" w:color="000000" w:themeColor="accent3" w:themeTint="98" w:sz="4" w:space="0"/>
-          <w:bottom w:val="none"/>
-          <w:right w:val="none"/>
+          <w:bottom w:val="none" w:color="000000" w:sz="4" w:space="0"/>
+          <w:right w:val="none" w:color="000000" w:sz="4" w:space="0"/>
         </w:tcBorders>
       </w:tcPr>
     </w:tblStylePr>
@@ -26631,9 +27984,9 @@
         <w:shd w:val="clear" w:color="ffffff" w:themeColor="light1" w:fill="ffffff" w:themeFill="light1"/>
         <w:tcBorders>
           <w:top w:val="single" w:color="000000" w:themeColor="accent3" w:themeTint="98" w:sz="4" w:space="0"/>
-          <w:left w:val="none"/>
-          <w:bottom w:val="none"/>
-          <w:right w:val="none"/>
+          <w:left w:val="none" w:color="000000" w:sz="4" w:space="0"/>
+          <w:bottom w:val="none" w:color="000000" w:sz="4" w:space="0"/>
+          <w:right w:val="none" w:color="000000" w:sz="4" w:space="0"/>
         </w:tcBorders>
       </w:tcPr>
     </w:tblStylePr>
@@ -26708,9 +28061,9 @@
       </w:tcPr>
     </w:tblStylePr>
   </w:style>
-  <w:style w:type="table" w:styleId="114">
+  <w:style w:type="table" w:styleId="819">
     <w:name w:val="List Table 7 Colorful - Accent 4"/>
-    <w:basedOn w:val="728"/>
+    <w:basedOn w:val="881"/>
     <w:uiPriority w:val="99"/>
     <w:pPr>
       <w:pBdr/>
@@ -26809,11 +28162,11 @@
         <w:tblBorders/>
       </w:tblPr>
       <w:tcPr>
-        <w:shd w:color="ffffff"/>
+        <w:shd w:val="clear" w:color="ffffff"/>
         <w:tcBorders>
-          <w:top w:val="none"/>
-          <w:left w:val="none"/>
-          <w:bottom w:val="none"/>
+          <w:top w:val="none" w:color="000000" w:sz="4" w:space="0"/>
+          <w:left w:val="none" w:color="000000" w:sz="4" w:space="0"/>
+          <w:bottom w:val="none" w:color="000000" w:sz="4" w:space="0"/>
           <w:right w:val="single" w:color="000000" w:themeColor="accent4" w:themeTint="9A" w:sz="4" w:space="0"/>
         </w:tcBorders>
       </w:tcPr>
@@ -26836,10 +28189,10 @@
       <w:tcPr>
         <w:shd w:val="clear" w:color="ffffff" w:themeColor="light1" w:fill="ffffff" w:themeFill="light1"/>
         <w:tcBorders>
-          <w:top w:val="none"/>
-          <w:left w:val="none"/>
+          <w:top w:val="none" w:color="000000" w:sz="4" w:space="0"/>
+          <w:left w:val="none" w:color="000000" w:sz="4" w:space="0"/>
           <w:bottom w:val="single" w:color="000000" w:themeColor="accent4" w:themeTint="9A" w:sz="4" w:space="0"/>
-          <w:right w:val="none"/>
+          <w:right w:val="none" w:color="000000" w:sz="4" w:space="0"/>
         </w:tcBorders>
       </w:tcPr>
     </w:tblStylePr>
@@ -26859,12 +28212,12 @@
         <w:tblBorders/>
       </w:tblPr>
       <w:tcPr>
-        <w:shd w:color="ffffff"/>
+        <w:shd w:val="clear" w:color="ffffff"/>
         <w:tcBorders>
-          <w:top w:val="none"/>
+          <w:top w:val="none" w:color="000000" w:sz="4" w:space="0"/>
           <w:left w:val="single" w:color="000000" w:themeColor="accent4" w:themeTint="9A" w:sz="4" w:space="0"/>
-          <w:bottom w:val="none"/>
-          <w:right w:val="none"/>
+          <w:bottom w:val="none" w:color="000000" w:sz="4" w:space="0"/>
+          <w:right w:val="none" w:color="000000" w:sz="4" w:space="0"/>
         </w:tcBorders>
       </w:tcPr>
     </w:tblStylePr>
@@ -26887,9 +28240,9 @@
         <w:shd w:val="clear" w:color="ffffff" w:themeColor="light1" w:fill="ffffff" w:themeFill="light1"/>
         <w:tcBorders>
           <w:top w:val="single" w:color="000000" w:themeColor="accent4" w:themeTint="9A" w:sz="4" w:space="0"/>
-          <w:left w:val="none"/>
-          <w:bottom w:val="none"/>
-          <w:right w:val="none"/>
+          <w:left w:val="none" w:color="000000" w:sz="4" w:space="0"/>
+          <w:bottom w:val="none" w:color="000000" w:sz="4" w:space="0"/>
+          <w:right w:val="none" w:color="000000" w:sz="4" w:space="0"/>
         </w:tcBorders>
       </w:tcPr>
     </w:tblStylePr>
@@ -26964,9 +28317,9 @@
       </w:tcPr>
     </w:tblStylePr>
   </w:style>
-  <w:style w:type="table" w:styleId="115">
+  <w:style w:type="table" w:styleId="820">
     <w:name w:val="List Table 7 Colorful - Accent 5"/>
-    <w:basedOn w:val="728"/>
+    <w:basedOn w:val="881"/>
     <w:uiPriority w:val="99"/>
     <w:pPr>
       <w:pBdr/>
@@ -27065,11 +28418,11 @@
         <w:tblBorders/>
       </w:tblPr>
       <w:tcPr>
-        <w:shd w:color="ffffff"/>
+        <w:shd w:val="clear" w:color="ffffff"/>
         <w:tcBorders>
-          <w:top w:val="none"/>
-          <w:left w:val="none"/>
-          <w:bottom w:val="none"/>
+          <w:top w:val="none" w:color="000000" w:sz="4" w:space="0"/>
+          <w:left w:val="none" w:color="000000" w:sz="4" w:space="0"/>
+          <w:bottom w:val="none" w:color="000000" w:sz="4" w:space="0"/>
           <w:right w:val="single" w:color="000000" w:themeColor="accent5" w:themeTint="9A" w:sz="4" w:space="0"/>
         </w:tcBorders>
       </w:tcPr>
@@ -27092,10 +28445,10 @@
       <w:tcPr>
         <w:shd w:val="clear" w:color="ffffff" w:themeColor="light1" w:fill="ffffff" w:themeFill="light1"/>
         <w:tcBorders>
-          <w:top w:val="none"/>
-          <w:left w:val="none"/>
+          <w:top w:val="none" w:color="000000" w:sz="4" w:space="0"/>
+          <w:left w:val="none" w:color="000000" w:sz="4" w:space="0"/>
           <w:bottom w:val="single" w:color="000000" w:themeColor="accent5" w:themeTint="9A" w:sz="4" w:space="0"/>
-          <w:right w:val="none"/>
+          <w:right w:val="none" w:color="000000" w:sz="4" w:space="0"/>
         </w:tcBorders>
       </w:tcPr>
     </w:tblStylePr>
@@ -27115,12 +28468,12 @@
         <w:tblBorders/>
       </w:tblPr>
       <w:tcPr>
-        <w:shd w:color="ffffff"/>
+        <w:shd w:val="clear" w:color="ffffff"/>
         <w:tcBorders>
-          <w:top w:val="none"/>
+          <w:top w:val="none" w:color="000000" w:sz="4" w:space="0"/>
           <w:left w:val="single" w:color="000000" w:themeColor="accent5" w:themeTint="9A" w:sz="4" w:space="0"/>
-          <w:bottom w:val="none"/>
-          <w:right w:val="none"/>
+          <w:bottom w:val="none" w:color="000000" w:sz="4" w:space="0"/>
+          <w:right w:val="none" w:color="000000" w:sz="4" w:space="0"/>
         </w:tcBorders>
       </w:tcPr>
     </w:tblStylePr>
@@ -27143,9 +28496,9 @@
         <w:shd w:val="clear" w:color="ffffff" w:themeColor="light1" w:fill="ffffff" w:themeFill="light1"/>
         <w:tcBorders>
           <w:top w:val="single" w:color="000000" w:themeColor="accent5" w:themeTint="9A" w:sz="4" w:space="0"/>
-          <w:left w:val="none"/>
-          <w:bottom w:val="none"/>
-          <w:right w:val="none"/>
+          <w:left w:val="none" w:color="000000" w:sz="4" w:space="0"/>
+          <w:bottom w:val="none" w:color="000000" w:sz="4" w:space="0"/>
+          <w:right w:val="none" w:color="000000" w:sz="4" w:space="0"/>
         </w:tcBorders>
       </w:tcPr>
     </w:tblStylePr>
@@ -27220,9 +28573,9 @@
       </w:tcPr>
     </w:tblStylePr>
   </w:style>
-  <w:style w:type="table" w:styleId="116">
+  <w:style w:type="table" w:styleId="821">
     <w:name w:val="List Table 7 Colorful - Accent 6"/>
-    <w:basedOn w:val="728"/>
+    <w:basedOn w:val="881"/>
     <w:uiPriority w:val="99"/>
     <w:pPr>
       <w:pBdr/>
@@ -27321,11 +28674,11 @@
         <w:tblBorders/>
       </w:tblPr>
       <w:tcPr>
-        <w:shd w:color="ffffff"/>
+        <w:shd w:val="clear" w:color="ffffff"/>
         <w:tcBorders>
-          <w:top w:val="none"/>
-          <w:left w:val="none"/>
-          <w:bottom w:val="none"/>
+          <w:top w:val="none" w:color="000000" w:sz="4" w:space="0"/>
+          <w:left w:val="none" w:color="000000" w:sz="4" w:space="0"/>
+          <w:bottom w:val="none" w:color="000000" w:sz="4" w:space="0"/>
           <w:right w:val="single" w:color="000000" w:themeColor="accent6" w:themeTint="98" w:sz="4" w:space="0"/>
         </w:tcBorders>
       </w:tcPr>
@@ -27348,10 +28701,10 @@
       <w:tcPr>
         <w:shd w:val="clear" w:color="ffffff" w:themeColor="light1" w:fill="ffffff" w:themeFill="light1"/>
         <w:tcBorders>
-          <w:top w:val="none"/>
-          <w:left w:val="none"/>
+          <w:top w:val="none" w:color="000000" w:sz="4" w:space="0"/>
+          <w:left w:val="none" w:color="000000" w:sz="4" w:space="0"/>
           <w:bottom w:val="single" w:color="000000" w:themeColor="accent6" w:themeTint="98" w:sz="4" w:space="0"/>
-          <w:right w:val="none"/>
+          <w:right w:val="none" w:color="000000" w:sz="4" w:space="0"/>
         </w:tcBorders>
       </w:tcPr>
     </w:tblStylePr>
@@ -27371,12 +28724,12 @@
         <w:tblBorders/>
       </w:tblPr>
       <w:tcPr>
-        <w:shd w:color="ffffff"/>
+        <w:shd w:val="clear" w:color="ffffff"/>
         <w:tcBorders>
-          <w:top w:val="none"/>
+          <w:top w:val="none" w:color="000000" w:sz="4" w:space="0"/>
           <w:left w:val="single" w:color="000000" w:themeColor="accent6" w:themeTint="98" w:sz="4" w:space="0"/>
-          <w:bottom w:val="none"/>
-          <w:right w:val="none"/>
+          <w:bottom w:val="none" w:color="000000" w:sz="4" w:space="0"/>
+          <w:right w:val="none" w:color="000000" w:sz="4" w:space="0"/>
         </w:tcBorders>
       </w:tcPr>
     </w:tblStylePr>
@@ -27399,9 +28752,9 @@
         <w:shd w:val="clear" w:color="ffffff" w:themeColor="light1" w:fill="ffffff" w:themeFill="light1"/>
         <w:tcBorders>
           <w:top w:val="single" w:color="000000" w:themeColor="accent6" w:themeTint="98" w:sz="4" w:space="0"/>
-          <w:left w:val="none"/>
-          <w:bottom w:val="none"/>
-          <w:right w:val="none"/>
+          <w:left w:val="none" w:color="000000" w:sz="4" w:space="0"/>
+          <w:bottom w:val="none" w:color="000000" w:sz="4" w:space="0"/>
+          <w:right w:val="none" w:color="000000" w:sz="4" w:space="0"/>
         </w:tcBorders>
       </w:tcPr>
     </w:tblStylePr>
@@ -27476,9 +28829,9 @@
       </w:tcPr>
     </w:tblStylePr>
   </w:style>
-  <w:style w:type="table" w:styleId="117">
+  <w:style w:type="table" w:styleId="822">
     <w:name w:val="Lined - Accent"/>
-    <w:basedOn w:val="728"/>
+    <w:basedOn w:val="881"/>
     <w:uiPriority w:val="99"/>
     <w:pPr>
       <w:pBdr/>
@@ -27713,9 +29066,9 @@
       </w:tcPr>
     </w:tblStylePr>
   </w:style>
-  <w:style w:type="table" w:styleId="118">
+  <w:style w:type="table" w:styleId="823">
     <w:name w:val="Lined - Accent 1"/>
-    <w:basedOn w:val="728"/>
+    <w:basedOn w:val="881"/>
     <w:uiPriority w:val="99"/>
     <w:pPr>
       <w:pBdr/>
@@ -27950,9 +29303,9 @@
       </w:tcPr>
     </w:tblStylePr>
   </w:style>
-  <w:style w:type="table" w:styleId="119">
+  <w:style w:type="table" w:styleId="824">
     <w:name w:val="Lined - Accent 2"/>
-    <w:basedOn w:val="728"/>
+    <w:basedOn w:val="881"/>
     <w:uiPriority w:val="99"/>
     <w:pPr>
       <w:pBdr/>
@@ -28187,9 +29540,9 @@
       </w:tcPr>
     </w:tblStylePr>
   </w:style>
-  <w:style w:type="table" w:styleId="120">
+  <w:style w:type="table" w:styleId="825">
     <w:name w:val="Lined - Accent 3"/>
-    <w:basedOn w:val="728"/>
+    <w:basedOn w:val="881"/>
     <w:uiPriority w:val="99"/>
     <w:pPr>
       <w:pBdr/>
@@ -28424,9 +29777,9 @@
       </w:tcPr>
     </w:tblStylePr>
   </w:style>
-  <w:style w:type="table" w:styleId="121">
+  <w:style w:type="table" w:styleId="826">
     <w:name w:val="Lined - Accent 4"/>
-    <w:basedOn w:val="728"/>
+    <w:basedOn w:val="881"/>
     <w:uiPriority w:val="99"/>
     <w:pPr>
       <w:pBdr/>
@@ -28661,9 +30014,9 @@
       </w:tcPr>
     </w:tblStylePr>
   </w:style>
-  <w:style w:type="table" w:styleId="122">
+  <w:style w:type="table" w:styleId="827">
     <w:name w:val="Lined - Accent 5"/>
-    <w:basedOn w:val="728"/>
+    <w:basedOn w:val="881"/>
     <w:uiPriority w:val="99"/>
     <w:pPr>
       <w:pBdr/>
@@ -28898,9 +30251,9 @@
       </w:tcPr>
     </w:tblStylePr>
   </w:style>
-  <w:style w:type="table" w:styleId="123">
+  <w:style w:type="table" w:styleId="828">
     <w:name w:val="Lined - Accent 6"/>
-    <w:basedOn w:val="728"/>
+    <w:basedOn w:val="881"/>
     <w:uiPriority w:val="99"/>
     <w:pPr>
       <w:pBdr/>
@@ -29135,9 +30488,9 @@
       </w:tcPr>
     </w:tblStylePr>
   </w:style>
-  <w:style w:type="table" w:styleId="124">
+  <w:style w:type="table" w:styleId="829">
     <w:name w:val="Bordered &amp; Lined - Accent"/>
-    <w:basedOn w:val="728"/>
+    <w:basedOn w:val="881"/>
     <w:uiPriority w:val="99"/>
     <w:pPr>
       <w:pBdr/>
@@ -29379,9 +30732,9 @@
       </w:tcPr>
     </w:tblStylePr>
   </w:style>
-  <w:style w:type="table" w:styleId="125">
+  <w:style w:type="table" w:styleId="830">
     <w:name w:val="Bordered &amp; Lined - Accent 1"/>
-    <w:basedOn w:val="728"/>
+    <w:basedOn w:val="881"/>
     <w:uiPriority w:val="99"/>
     <w:pPr>
       <w:pBdr/>
@@ -29623,9 +30976,9 @@
       </w:tcPr>
     </w:tblStylePr>
   </w:style>
-  <w:style w:type="table" w:styleId="126">
+  <w:style w:type="table" w:styleId="831">
     <w:name w:val="Bordered &amp; Lined - Accent 2"/>
-    <w:basedOn w:val="728"/>
+    <w:basedOn w:val="881"/>
     <w:uiPriority w:val="99"/>
     <w:pPr>
       <w:pBdr/>
@@ -29867,9 +31220,9 @@
       </w:tcPr>
     </w:tblStylePr>
   </w:style>
-  <w:style w:type="table" w:styleId="127">
+  <w:style w:type="table" w:styleId="832">
     <w:name w:val="Bordered &amp; Lined - Accent 3"/>
-    <w:basedOn w:val="728"/>
+    <w:basedOn w:val="881"/>
     <w:uiPriority w:val="99"/>
     <w:pPr>
       <w:pBdr/>
@@ -30111,9 +31464,9 @@
       </w:tcPr>
     </w:tblStylePr>
   </w:style>
-  <w:style w:type="table" w:styleId="128">
+  <w:style w:type="table" w:styleId="833">
     <w:name w:val="Bordered &amp; Lined - Accent 4"/>
-    <w:basedOn w:val="728"/>
+    <w:basedOn w:val="881"/>
     <w:uiPriority w:val="99"/>
     <w:pPr>
       <w:pBdr/>
@@ -30355,9 +31708,9 @@
       </w:tcPr>
     </w:tblStylePr>
   </w:style>
-  <w:style w:type="table" w:styleId="129">
+  <w:style w:type="table" w:styleId="834">
     <w:name w:val="Bordered &amp; Lined - Accent 5"/>
-    <w:basedOn w:val="728"/>
+    <w:basedOn w:val="881"/>
     <w:uiPriority w:val="99"/>
     <w:pPr>
       <w:pBdr/>
@@ -30599,9 +31952,9 @@
       </w:tcPr>
     </w:tblStylePr>
   </w:style>
-  <w:style w:type="table" w:styleId="130">
+  <w:style w:type="table" w:styleId="835">
     <w:name w:val="Bordered &amp; Lined - Accent 6"/>
-    <w:basedOn w:val="728"/>
+    <w:basedOn w:val="881"/>
     <w:uiPriority w:val="99"/>
     <w:pPr>
       <w:pBdr/>
@@ -30843,9 +32196,9 @@
       </w:tcPr>
     </w:tblStylePr>
   </w:style>
-  <w:style w:type="table" w:styleId="131">
+  <w:style w:type="table" w:styleId="836">
     <w:name w:val="Bordered"/>
-    <w:basedOn w:val="728"/>
+    <w:basedOn w:val="881"/>
     <w:uiPriority w:val="99"/>
     <w:pPr>
       <w:pBdr/>
@@ -31074,9 +32427,9 @@
       </w:tcPr>
     </w:tblStylePr>
   </w:style>
-  <w:style w:type="table" w:styleId="132">
+  <w:style w:type="table" w:styleId="837">
     <w:name w:val="Bordered - Accent 1"/>
-    <w:basedOn w:val="728"/>
+    <w:basedOn w:val="881"/>
     <w:uiPriority w:val="99"/>
     <w:pPr>
       <w:pBdr/>
@@ -31305,9 +32658,9 @@
       </w:tcPr>
     </w:tblStylePr>
   </w:style>
-  <w:style w:type="table" w:styleId="133">
+  <w:style w:type="table" w:styleId="838">
     <w:name w:val="Bordered - Accent 2"/>
-    <w:basedOn w:val="728"/>
+    <w:basedOn w:val="881"/>
     <w:uiPriority w:val="99"/>
     <w:pPr>
       <w:pBdr/>
@@ -31536,9 +32889,9 @@
       </w:tcPr>
     </w:tblStylePr>
   </w:style>
-  <w:style w:type="table" w:styleId="134">
+  <w:style w:type="table" w:styleId="839">
     <w:name w:val="Bordered - Accent 3"/>
-    <w:basedOn w:val="728"/>
+    <w:basedOn w:val="881"/>
     <w:uiPriority w:val="99"/>
     <w:pPr>
       <w:pBdr/>
@@ -31767,9 +33120,9 @@
       </w:tcPr>
     </w:tblStylePr>
   </w:style>
-  <w:style w:type="table" w:styleId="135">
+  <w:style w:type="table" w:styleId="840">
     <w:name w:val="Bordered - Accent 4"/>
-    <w:basedOn w:val="728"/>
+    <w:basedOn w:val="881"/>
     <w:uiPriority w:val="99"/>
     <w:pPr>
       <w:pBdr/>
@@ -31998,9 +33351,9 @@
       </w:tcPr>
     </w:tblStylePr>
   </w:style>
-  <w:style w:type="table" w:styleId="136">
+  <w:style w:type="table" w:styleId="841">
     <w:name w:val="Bordered - Accent 5"/>
-    <w:basedOn w:val="728"/>
+    <w:basedOn w:val="881"/>
     <w:uiPriority w:val="99"/>
     <w:pPr>
       <w:pBdr/>
@@ -32229,9 +33582,9 @@
       </w:tcPr>
     </w:tblStylePr>
   </w:style>
-  <w:style w:type="table" w:styleId="137">
+  <w:style w:type="table" w:styleId="842">
     <w:name w:val="Bordered - Accent 6"/>
-    <w:basedOn w:val="728"/>
+    <w:basedOn w:val="881"/>
     <w:uiPriority w:val="99"/>
     <w:pPr>
       <w:pBdr/>
@@ -32460,9 +33813,9 @@
       </w:tcPr>
     </w:tblStylePr>
   </w:style>
-  <w:style w:type="paragraph" w:styleId="170">
+  <w:style w:type="paragraph" w:styleId="843">
     <w:name w:val="No Spacing"/>
-    <w:basedOn w:val="717"/>
+    <w:basedOn w:val="870"/>
     <w:uiPriority w:val="1"/>
     <w:qFormat/>
     <w:pPr>
@@ -32471,9 +33824,9 @@
       <w:ind/>
     </w:pPr>
   </w:style>
-  <w:style w:type="character" w:styleId="171">
+  <w:style w:type="character" w:styleId="844">
     <w:name w:val="Subtle Emphasis"/>
-    <w:basedOn w:val="727"/>
+    <w:basedOn w:val="880"/>
     <w:uiPriority w:val="19"/>
     <w:qFormat/>
     <w:pPr>
@@ -32487,9 +33840,9 @@
       <w:color w:val="404040" w:themeColor="text1" w:themeTint="BF"/>
     </w:rPr>
   </w:style>
-  <w:style w:type="character" w:styleId="172">
+  <w:style w:type="character" w:styleId="845">
     <w:name w:val="Emphasis"/>
-    <w:basedOn w:val="727"/>
+    <w:basedOn w:val="880"/>
     <w:uiPriority w:val="20"/>
     <w:qFormat/>
     <w:pPr>
@@ -32502,9 +33855,9 @@
       <w:iCs/>
     </w:rPr>
   </w:style>
-  <w:style w:type="character" w:styleId="173">
+  <w:style w:type="character" w:styleId="846">
     <w:name w:val="Strong"/>
-    <w:basedOn w:val="727"/>
+    <w:basedOn w:val="880"/>
     <w:uiPriority w:val="22"/>
     <w:qFormat/>
     <w:pPr>
@@ -32517,9 +33870,9 @@
       <w:bCs/>
     </w:rPr>
   </w:style>
-  <w:style w:type="character" w:styleId="174">
+  <w:style w:type="character" w:styleId="847">
     <w:name w:val="Subtle Reference"/>
-    <w:basedOn w:val="727"/>
+    <w:basedOn w:val="880"/>
     <w:uiPriority w:val="31"/>
     <w:qFormat/>
     <w:pPr>
@@ -32532,9 +33885,9 @@
       <w:color w:val="5a5a5a" w:themeColor="text1" w:themeTint="A5"/>
     </w:rPr>
   </w:style>
-  <w:style w:type="character" w:styleId="175">
+  <w:style w:type="character" w:styleId="848">
     <w:name w:val="Book Title"/>
-    <w:basedOn w:val="727"/>
+    <w:basedOn w:val="880"/>
     <w:uiPriority w:val="33"/>
     <w:qFormat/>
     <w:pPr>
@@ -32550,10 +33903,10 @@
       <w:spacing w:val="5"/>
     </w:rPr>
   </w:style>
-  <w:style w:type="paragraph" w:styleId="180">
+  <w:style w:type="paragraph" w:styleId="849">
     <w:name w:val="Caption"/>
-    <w:basedOn w:val="717"/>
-    <w:next w:val="717"/>
+    <w:basedOn w:val="870"/>
+    <w:next w:val="870"/>
     <w:uiPriority w:val="35"/>
     <w:unhideWhenUsed/>
     <w:qFormat/>
@@ -32570,10 +33923,10 @@
       <w:szCs w:val="18"/>
     </w:rPr>
   </w:style>
-  <w:style w:type="paragraph" w:styleId="181">
+  <w:style w:type="paragraph" w:styleId="850">
     <w:name w:val="footnote text"/>
-    <w:basedOn w:val="717"/>
-    <w:link w:val="182"/>
+    <w:basedOn w:val="870"/>
+    <w:link w:val="851"/>
     <w:uiPriority w:val="99"/>
     <w:semiHidden/>
     <w:unhideWhenUsed/>
@@ -32587,10 +33940,10 @@
       <w:szCs w:val="20"/>
     </w:rPr>
   </w:style>
-  <w:style w:type="character" w:styleId="182">
+  <w:style w:type="character" w:styleId="851">
     <w:name w:val="Footnote Text Char"/>
-    <w:basedOn w:val="727"/>
-    <w:link w:val="181"/>
+    <w:basedOn w:val="880"/>
+    <w:link w:val="850"/>
     <w:uiPriority w:val="99"/>
     <w:semiHidden/>
     <w:pPr>
@@ -32603,9 +33956,9 @@
       <w:szCs w:val="20"/>
     </w:rPr>
   </w:style>
-  <w:style w:type="character" w:styleId="183">
+  <w:style w:type="character" w:styleId="852">
     <w:name w:val="footnote reference"/>
-    <w:basedOn w:val="727"/>
+    <w:basedOn w:val="880"/>
     <w:uiPriority w:val="99"/>
     <w:semiHidden/>
     <w:unhideWhenUsed/>
@@ -32618,10 +33971,10 @@
       <w:vertAlign w:val="superscript"/>
     </w:rPr>
   </w:style>
-  <w:style w:type="paragraph" w:styleId="184">
+  <w:style w:type="paragraph" w:styleId="853">
     <w:name w:val="endnote text"/>
-    <w:basedOn w:val="717"/>
-    <w:link w:val="185"/>
+    <w:basedOn w:val="870"/>
+    <w:link w:val="854"/>
     <w:uiPriority w:val="99"/>
     <w:semiHidden/>
     <w:unhideWhenUsed/>
@@ -32635,10 +33988,10 @@
       <w:szCs w:val="20"/>
     </w:rPr>
   </w:style>
-  <w:style w:type="character" w:styleId="185">
+  <w:style w:type="character" w:styleId="854">
     <w:name w:val="Endnote Text Char"/>
-    <w:basedOn w:val="727"/>
-    <w:link w:val="184"/>
+    <w:basedOn w:val="880"/>
+    <w:link w:val="853"/>
     <w:uiPriority w:val="99"/>
     <w:semiHidden/>
     <w:pPr>
@@ -32651,9 +34004,9 @@
       <w:szCs w:val="20"/>
     </w:rPr>
   </w:style>
-  <w:style w:type="character" w:styleId="186">
+  <w:style w:type="character" w:styleId="855">
     <w:name w:val="endnote reference"/>
-    <w:basedOn w:val="727"/>
+    <w:basedOn w:val="880"/>
     <w:uiPriority w:val="99"/>
     <w:semiHidden/>
     <w:unhideWhenUsed/>
@@ -32666,9 +34019,9 @@
       <w:vertAlign w:val="superscript"/>
     </w:rPr>
   </w:style>
-  <w:style w:type="character" w:styleId="187">
+  <w:style w:type="character" w:styleId="856">
     <w:name w:val="Hyperlink"/>
-    <w:basedOn w:val="727"/>
+    <w:basedOn w:val="880"/>
     <w:uiPriority w:val="99"/>
     <w:unhideWhenUsed/>
     <w:pPr>
@@ -32681,9 +34034,9 @@
       <w:u w:val="single"/>
     </w:rPr>
   </w:style>
-  <w:style w:type="character" w:styleId="188">
+  <w:style w:type="character" w:styleId="857">
     <w:name w:val="FollowedHyperlink"/>
-    <w:basedOn w:val="727"/>
+    <w:basedOn w:val="880"/>
     <w:uiPriority w:val="99"/>
     <w:semiHidden/>
     <w:unhideWhenUsed/>
@@ -32697,10 +34050,10 @@
       <w:u w:val="single"/>
     </w:rPr>
   </w:style>
-  <w:style w:type="paragraph" w:styleId="189">
+  <w:style w:type="paragraph" w:styleId="858">
     <w:name w:val="toc 1"/>
-    <w:basedOn w:val="717"/>
-    <w:next w:val="717"/>
+    <w:basedOn w:val="870"/>
+    <w:next w:val="870"/>
     <w:uiPriority w:val="39"/>
     <w:unhideWhenUsed/>
     <w:pPr>
@@ -32709,10 +34062,10 @@
       <w:ind/>
     </w:pPr>
   </w:style>
-  <w:style w:type="paragraph" w:styleId="190">
+  <w:style w:type="paragraph" w:styleId="859">
     <w:name w:val="toc 2"/>
-    <w:basedOn w:val="717"/>
-    <w:next w:val="717"/>
+    <w:basedOn w:val="870"/>
+    <w:next w:val="870"/>
     <w:uiPriority w:val="39"/>
     <w:unhideWhenUsed/>
     <w:pPr>
@@ -32721,10 +34074,10 @@
       <w:ind w:left="220"/>
     </w:pPr>
   </w:style>
-  <w:style w:type="paragraph" w:styleId="191">
+  <w:style w:type="paragraph" w:styleId="860">
     <w:name w:val="toc 3"/>
-    <w:basedOn w:val="717"/>
-    <w:next w:val="717"/>
+    <w:basedOn w:val="870"/>
+    <w:next w:val="870"/>
     <w:uiPriority w:val="39"/>
     <w:unhideWhenUsed/>
     <w:pPr>
@@ -32733,10 +34086,10 @@
       <w:ind w:left="440"/>
     </w:pPr>
   </w:style>
-  <w:style w:type="paragraph" w:styleId="192">
+  <w:style w:type="paragraph" w:styleId="861">
     <w:name w:val="toc 4"/>
-    <w:basedOn w:val="717"/>
-    <w:next w:val="717"/>
+    <w:basedOn w:val="870"/>
+    <w:next w:val="870"/>
     <w:uiPriority w:val="39"/>
     <w:unhideWhenUsed/>
     <w:pPr>
@@ -32745,10 +34098,10 @@
       <w:ind w:left="660"/>
     </w:pPr>
   </w:style>
-  <w:style w:type="paragraph" w:styleId="193">
+  <w:style w:type="paragraph" w:styleId="862">
     <w:name w:val="toc 5"/>
-    <w:basedOn w:val="717"/>
-    <w:next w:val="717"/>
+    <w:basedOn w:val="870"/>
+    <w:next w:val="870"/>
     <w:uiPriority w:val="39"/>
     <w:unhideWhenUsed/>
     <w:pPr>
@@ -32757,10 +34110,10 @@
       <w:ind w:left="880"/>
     </w:pPr>
   </w:style>
-  <w:style w:type="paragraph" w:styleId="194">
+  <w:style w:type="paragraph" w:styleId="863">
     <w:name w:val="toc 6"/>
-    <w:basedOn w:val="717"/>
-    <w:next w:val="717"/>
+    <w:basedOn w:val="870"/>
+    <w:next w:val="870"/>
     <w:uiPriority w:val="39"/>
     <w:unhideWhenUsed/>
     <w:pPr>
@@ -32769,10 +34122,10 @@
       <w:ind w:left="1100"/>
     </w:pPr>
   </w:style>
-  <w:style w:type="paragraph" w:styleId="195">
+  <w:style w:type="paragraph" w:styleId="864">
     <w:name w:val="toc 7"/>
-    <w:basedOn w:val="717"/>
-    <w:next w:val="717"/>
+    <w:basedOn w:val="870"/>
+    <w:next w:val="870"/>
     <w:uiPriority w:val="39"/>
     <w:unhideWhenUsed/>
     <w:pPr>
@@ -32781,10 +34134,10 @@
       <w:ind w:left="1320"/>
     </w:pPr>
   </w:style>
-  <w:style w:type="paragraph" w:styleId="196">
+  <w:style w:type="paragraph" w:styleId="865">
     <w:name w:val="toc 8"/>
-    <w:basedOn w:val="717"/>
-    <w:next w:val="717"/>
+    <w:basedOn w:val="870"/>
+    <w:next w:val="870"/>
     <w:uiPriority w:val="39"/>
     <w:unhideWhenUsed/>
     <w:pPr>
@@ -32793,10 +34146,10 @@
       <w:ind w:left="1540"/>
     </w:pPr>
   </w:style>
-  <w:style w:type="paragraph" w:styleId="197">
+  <w:style w:type="paragraph" w:styleId="866">
     <w:name w:val="toc 9"/>
-    <w:basedOn w:val="717"/>
-    <w:next w:val="717"/>
+    <w:basedOn w:val="870"/>
+    <w:next w:val="870"/>
     <w:uiPriority w:val="39"/>
     <w:unhideWhenUsed/>
     <w:pPr>
@@ -32805,9 +34158,9 @@
       <w:ind w:left="1760"/>
     </w:pPr>
   </w:style>
-  <w:style w:type="character" w:styleId="198">
+  <w:style w:type="character" w:styleId="867">
     <w:name w:val="Placeholder Text"/>
-    <w:basedOn w:val="727"/>
+    <w:basedOn w:val="880"/>
     <w:uiPriority w:val="99"/>
     <w:semiHidden/>
     <w:pPr>
@@ -32819,7 +34172,7 @@
       <w:color w:val="666666"/>
     </w:rPr>
   </w:style>
-  <w:style w:type="paragraph" w:styleId="208">
+  <w:style w:type="paragraph" w:styleId="868">
     <w:name w:val="TOC Heading"/>
     <w:uiPriority w:val="39"/>
     <w:unhideWhenUsed/>
@@ -32829,10 +34182,10 @@
       <w:ind/>
     </w:pPr>
   </w:style>
-  <w:style w:type="paragraph" w:styleId="209">
+  <w:style w:type="paragraph" w:styleId="869">
     <w:name w:val="table of figures"/>
-    <w:basedOn w:val="717"/>
-    <w:next w:val="717"/>
+    <w:basedOn w:val="870"/>
+    <w:next w:val="870"/>
     <w:uiPriority w:val="99"/>
     <w:unhideWhenUsed/>
     <w:pPr>
@@ -32841,7 +34194,7 @@
       <w:ind/>
     </w:pPr>
   </w:style>
-  <w:style w:type="paragraph" w:styleId="717" w:default="1">
+  <w:style w:type="paragraph" w:styleId="870" w:default="1">
     <w:name w:val="Normal"/>
     <w:qFormat/>
     <w:pPr>
@@ -32857,11 +34210,11 @@
       <w14:ligatures w14:val="none"/>
     </w:rPr>
   </w:style>
-  <w:style w:type="paragraph" w:styleId="718">
+  <w:style w:type="paragraph" w:styleId="871">
     <w:name w:val="Heading 1"/>
-    <w:basedOn w:val="717"/>
-    <w:next w:val="717"/>
-    <w:link w:val="730"/>
+    <w:basedOn w:val="870"/>
+    <w:next w:val="870"/>
+    <w:link w:val="883"/>
     <w:uiPriority w:val="9"/>
     <w:qFormat/>
     <w:pPr>
@@ -32881,11 +34234,11 @@
       <w14:ligatures w14:val="standardContextual"/>
     </w:rPr>
   </w:style>
-  <w:style w:type="paragraph" w:styleId="719">
+  <w:style w:type="paragraph" w:styleId="872">
     <w:name w:val="Heading 2"/>
-    <w:basedOn w:val="717"/>
-    <w:next w:val="717"/>
-    <w:link w:val="731"/>
+    <w:basedOn w:val="870"/>
+    <w:next w:val="870"/>
+    <w:link w:val="884"/>
     <w:uiPriority w:val="9"/>
     <w:unhideWhenUsed/>
     <w:qFormat/>
@@ -32906,11 +34259,11 @@
       <w14:ligatures w14:val="standardContextual"/>
     </w:rPr>
   </w:style>
-  <w:style w:type="paragraph" w:styleId="720">
+  <w:style w:type="paragraph" w:styleId="873">
     <w:name w:val="Heading 3"/>
-    <w:basedOn w:val="717"/>
-    <w:next w:val="717"/>
-    <w:link w:val="732"/>
+    <w:basedOn w:val="870"/>
+    <w:next w:val="870"/>
+    <w:link w:val="885"/>
     <w:uiPriority w:val="9"/>
     <w:semiHidden/>
     <w:unhideWhenUsed/>
@@ -32932,11 +34285,11 @@
       <w14:ligatures w14:val="standardContextual"/>
     </w:rPr>
   </w:style>
-  <w:style w:type="paragraph" w:styleId="721">
+  <w:style w:type="paragraph" w:styleId="874">
     <w:name w:val="Heading 4"/>
-    <w:basedOn w:val="717"/>
-    <w:next w:val="717"/>
-    <w:link w:val="733"/>
+    <w:basedOn w:val="870"/>
+    <w:next w:val="870"/>
+    <w:link w:val="886"/>
     <w:uiPriority w:val="9"/>
     <w:semiHidden/>
     <w:unhideWhenUsed/>
@@ -32960,11 +34313,11 @@
       <w14:ligatures w14:val="standardContextual"/>
     </w:rPr>
   </w:style>
-  <w:style w:type="paragraph" w:styleId="722">
+  <w:style w:type="paragraph" w:styleId="875">
     <w:name w:val="Heading 5"/>
-    <w:basedOn w:val="717"/>
-    <w:next w:val="717"/>
-    <w:link w:val="734"/>
+    <w:basedOn w:val="870"/>
+    <w:next w:val="870"/>
+    <w:link w:val="887"/>
     <w:uiPriority w:val="9"/>
     <w:semiHidden/>
     <w:unhideWhenUsed/>
@@ -32986,11 +34339,11 @@
       <w14:ligatures w14:val="standardContextual"/>
     </w:rPr>
   </w:style>
-  <w:style w:type="paragraph" w:styleId="723">
+  <w:style w:type="paragraph" w:styleId="876">
     <w:name w:val="Heading 6"/>
-    <w:basedOn w:val="717"/>
-    <w:next w:val="717"/>
-    <w:link w:val="735"/>
+    <w:basedOn w:val="870"/>
+    <w:next w:val="870"/>
+    <w:link w:val="888"/>
     <w:uiPriority w:val="9"/>
     <w:semiHidden/>
     <w:unhideWhenUsed/>
@@ -33014,11 +34367,11 @@
       <w14:ligatures w14:val="standardContextual"/>
     </w:rPr>
   </w:style>
-  <w:style w:type="paragraph" w:styleId="724">
+  <w:style w:type="paragraph" w:styleId="877">
     <w:name w:val="Heading 7"/>
-    <w:basedOn w:val="717"/>
-    <w:next w:val="717"/>
-    <w:link w:val="736"/>
+    <w:basedOn w:val="870"/>
+    <w:next w:val="870"/>
+    <w:link w:val="889"/>
     <w:uiPriority w:val="9"/>
     <w:semiHidden/>
     <w:unhideWhenUsed/>
@@ -33040,11 +34393,11 @@
       <w14:ligatures w14:val="standardContextual"/>
     </w:rPr>
   </w:style>
-  <w:style w:type="paragraph" w:styleId="725">
+  <w:style w:type="paragraph" w:styleId="878">
     <w:name w:val="Heading 8"/>
-    <w:basedOn w:val="717"/>
-    <w:next w:val="717"/>
-    <w:link w:val="737"/>
+    <w:basedOn w:val="870"/>
+    <w:next w:val="870"/>
+    <w:link w:val="890"/>
     <w:uiPriority w:val="9"/>
     <w:semiHidden/>
     <w:unhideWhenUsed/>
@@ -33068,11 +34421,11 @@
       <w14:ligatures w14:val="standardContextual"/>
     </w:rPr>
   </w:style>
-  <w:style w:type="paragraph" w:styleId="726">
+  <w:style w:type="paragraph" w:styleId="879">
     <w:name w:val="Heading 9"/>
-    <w:basedOn w:val="717"/>
-    <w:next w:val="717"/>
-    <w:link w:val="738"/>
+    <w:basedOn w:val="870"/>
+    <w:next w:val="870"/>
+    <w:link w:val="891"/>
     <w:uiPriority w:val="9"/>
     <w:semiHidden/>
     <w:unhideWhenUsed/>
@@ -33094,7 +34447,7 @@
       <w14:ligatures w14:val="standardContextual"/>
     </w:rPr>
   </w:style>
-  <w:style w:type="character" w:styleId="727" w:default="1">
+  <w:style w:type="character" w:styleId="880" w:default="1">
     <w:name w:val="Default Paragraph Font"/>
     <w:uiPriority w:val="1"/>
     <w:semiHidden/>
@@ -33105,7 +34458,7 @@
       <w:ind/>
     </w:pPr>
   </w:style>
-  <w:style w:type="table" w:styleId="728" w:default="1">
+  <w:style w:type="table" w:styleId="881" w:default="1">
     <w:name w:val="Normal Table"/>
     <w:uiPriority w:val="99"/>
     <w:semiHidden/>
@@ -33298,7 +34651,7 @@
       </w:tcPr>
     </w:tblStylePr>
   </w:style>
-  <w:style w:type="numbering" w:styleId="729" w:default="1">
+  <w:style w:type="numbering" w:styleId="882" w:default="1">
     <w:name w:val="No List"/>
     <w:uiPriority w:val="99"/>
     <w:semiHidden/>
@@ -33309,10 +34662,10 @@
       <w:ind/>
     </w:pPr>
   </w:style>
-  <w:style w:type="character" w:styleId="730" w:customStyle="1">
+  <w:style w:type="character" w:styleId="883" w:customStyle="1">
     <w:name w:val="Heading 1 Char"/>
-    <w:basedOn w:val="727"/>
-    <w:link w:val="718"/>
+    <w:basedOn w:val="880"/>
+    <w:link w:val="871"/>
     <w:uiPriority w:val="9"/>
     <w:pPr>
       <w:pBdr/>
@@ -33326,10 +34679,10 @@
       <w:szCs w:val="40"/>
     </w:rPr>
   </w:style>
-  <w:style w:type="character" w:styleId="731" w:customStyle="1">
+  <w:style w:type="character" w:styleId="884" w:customStyle="1">
     <w:name w:val="Heading 2 Char"/>
-    <w:basedOn w:val="727"/>
-    <w:link w:val="719"/>
+    <w:basedOn w:val="880"/>
+    <w:link w:val="872"/>
     <w:uiPriority w:val="9"/>
     <w:pPr>
       <w:pBdr/>
@@ -33343,10 +34696,10 @@
       <w:szCs w:val="32"/>
     </w:rPr>
   </w:style>
-  <w:style w:type="character" w:styleId="732" w:customStyle="1">
+  <w:style w:type="character" w:styleId="885" w:customStyle="1">
     <w:name w:val="Heading 3 Char"/>
-    <w:basedOn w:val="727"/>
-    <w:link w:val="720"/>
+    <w:basedOn w:val="880"/>
+    <w:link w:val="873"/>
     <w:uiPriority w:val="9"/>
     <w:semiHidden/>
     <w:pPr>
@@ -33361,10 +34714,10 @@
       <w:szCs w:val="28"/>
     </w:rPr>
   </w:style>
-  <w:style w:type="character" w:styleId="733" w:customStyle="1">
+  <w:style w:type="character" w:styleId="886" w:customStyle="1">
     <w:name w:val="Heading 4 Char"/>
-    <w:basedOn w:val="727"/>
-    <w:link w:val="721"/>
+    <w:basedOn w:val="880"/>
+    <w:link w:val="874"/>
     <w:uiPriority w:val="9"/>
     <w:semiHidden/>
     <w:pPr>
@@ -33379,10 +34732,10 @@
       <w:color w:val="0f4761" w:themeColor="accent1" w:themeShade="BF"/>
     </w:rPr>
   </w:style>
-  <w:style w:type="character" w:styleId="734" w:customStyle="1">
+  <w:style w:type="character" w:styleId="887" w:customStyle="1">
     <w:name w:val="Heading 5 Char"/>
-    <w:basedOn w:val="727"/>
-    <w:link w:val="722"/>
+    <w:basedOn w:val="880"/>
+    <w:link w:val="875"/>
     <w:uiPriority w:val="9"/>
     <w:semiHidden/>
     <w:pPr>
@@ -33395,10 +34748,10 @@
       <w:color w:val="0f4761" w:themeColor="accent1" w:themeShade="BF"/>
     </w:rPr>
   </w:style>
-  <w:style w:type="character" w:styleId="735" w:customStyle="1">
+  <w:style w:type="character" w:styleId="888" w:customStyle="1">
     <w:name w:val="Heading 6 Char"/>
-    <w:basedOn w:val="727"/>
-    <w:link w:val="723"/>
+    <w:basedOn w:val="880"/>
+    <w:link w:val="876"/>
     <w:uiPriority w:val="9"/>
     <w:semiHidden/>
     <w:pPr>
@@ -33413,10 +34766,10 @@
       <w:color w:val="595959" w:themeColor="text1" w:themeTint="A6"/>
     </w:rPr>
   </w:style>
-  <w:style w:type="character" w:styleId="736" w:customStyle="1">
+  <w:style w:type="character" w:styleId="889" w:customStyle="1">
     <w:name w:val="Heading 7 Char"/>
-    <w:basedOn w:val="727"/>
-    <w:link w:val="724"/>
+    <w:basedOn w:val="880"/>
+    <w:link w:val="877"/>
     <w:uiPriority w:val="9"/>
     <w:semiHidden/>
     <w:pPr>
@@ -33429,10 +34782,10 @@
       <w:color w:val="595959" w:themeColor="text1" w:themeTint="A6"/>
     </w:rPr>
   </w:style>
-  <w:style w:type="character" w:styleId="737" w:customStyle="1">
+  <w:style w:type="character" w:styleId="890" w:customStyle="1">
     <w:name w:val="Heading 8 Char"/>
-    <w:basedOn w:val="727"/>
-    <w:link w:val="725"/>
+    <w:basedOn w:val="880"/>
+    <w:link w:val="878"/>
     <w:uiPriority w:val="9"/>
     <w:semiHidden/>
     <w:pPr>
@@ -33447,10 +34800,10 @@
       <w:color w:val="272727" w:themeColor="text1" w:themeTint="D8"/>
     </w:rPr>
   </w:style>
-  <w:style w:type="character" w:styleId="738" w:customStyle="1">
+  <w:style w:type="character" w:styleId="891" w:customStyle="1">
     <w:name w:val="Heading 9 Char"/>
-    <w:basedOn w:val="727"/>
-    <w:link w:val="726"/>
+    <w:basedOn w:val="880"/>
+    <w:link w:val="879"/>
     <w:uiPriority w:val="9"/>
     <w:semiHidden/>
     <w:pPr>
@@ -33463,11 +34816,11 @@
       <w:color w:val="272727" w:themeColor="text1" w:themeTint="D8"/>
     </w:rPr>
   </w:style>
-  <w:style w:type="paragraph" w:styleId="739">
+  <w:style w:type="paragraph" w:styleId="892">
     <w:name w:val="Title"/>
-    <w:basedOn w:val="717"/>
-    <w:next w:val="717"/>
-    <w:link w:val="740"/>
+    <w:basedOn w:val="870"/>
+    <w:next w:val="870"/>
+    <w:link w:val="893"/>
     <w:uiPriority w:val="10"/>
     <w:qFormat/>
     <w:pPr>
@@ -33485,10 +34838,10 @@
       <w14:ligatures w14:val="standardContextual"/>
     </w:rPr>
   </w:style>
-  <w:style w:type="character" w:styleId="740" w:customStyle="1">
+  <w:style w:type="character" w:styleId="893" w:customStyle="1">
     <w:name w:val="Title Char"/>
-    <w:basedOn w:val="727"/>
-    <w:link w:val="739"/>
+    <w:basedOn w:val="880"/>
+    <w:link w:val="892"/>
     <w:uiPriority w:val="10"/>
     <w:pPr>
       <w:pBdr/>
@@ -33502,11 +34855,11 @@
       <w:szCs w:val="56"/>
     </w:rPr>
   </w:style>
-  <w:style w:type="paragraph" w:styleId="741">
+  <w:style w:type="paragraph" w:styleId="894">
     <w:name w:val="Subtitle"/>
-    <w:basedOn w:val="717"/>
-    <w:next w:val="717"/>
-    <w:link w:val="742"/>
+    <w:basedOn w:val="870"/>
+    <w:next w:val="870"/>
+    <w:link w:val="895"/>
     <w:uiPriority w:val="11"/>
     <w:qFormat/>
     <w:pPr>
@@ -33527,10 +34880,10 @@
       <w14:ligatures w14:val="standardContextual"/>
     </w:rPr>
   </w:style>
-  <w:style w:type="character" w:styleId="742" w:customStyle="1">
+  <w:style w:type="character" w:styleId="895" w:customStyle="1">
     <w:name w:val="Subtitle Char"/>
-    <w:basedOn w:val="727"/>
-    <w:link w:val="741"/>
+    <w:basedOn w:val="880"/>
+    <w:link w:val="894"/>
     <w:uiPriority w:val="11"/>
     <w:pPr>
       <w:pBdr/>
@@ -33545,11 +34898,11 @@
       <w:szCs w:val="28"/>
     </w:rPr>
   </w:style>
-  <w:style w:type="paragraph" w:styleId="743">
+  <w:style w:type="paragraph" w:styleId="896">
     <w:name w:val="Quote"/>
-    <w:basedOn w:val="717"/>
-    <w:next w:val="717"/>
-    <w:link w:val="744"/>
+    <w:basedOn w:val="870"/>
+    <w:next w:val="870"/>
+    <w:link w:val="897"/>
     <w:uiPriority w:val="29"/>
     <w:qFormat/>
     <w:pPr>
@@ -33569,10 +34922,10 @@
       <w14:ligatures w14:val="standardContextual"/>
     </w:rPr>
   </w:style>
-  <w:style w:type="character" w:styleId="744" w:customStyle="1">
+  <w:style w:type="character" w:styleId="897" w:customStyle="1">
     <w:name w:val="Quote Char"/>
-    <w:basedOn w:val="727"/>
-    <w:link w:val="743"/>
+    <w:basedOn w:val="880"/>
+    <w:link w:val="896"/>
     <w:uiPriority w:val="29"/>
     <w:pPr>
       <w:pBdr/>
@@ -33585,9 +34938,9 @@
       <w:color w:val="404040" w:themeColor="text1" w:themeTint="BF"/>
     </w:rPr>
   </w:style>
-  <w:style w:type="paragraph" w:styleId="745">
+  <w:style w:type="paragraph" w:styleId="898">
     <w:name w:val="List Paragraph"/>
-    <w:basedOn w:val="717"/>
+    <w:basedOn w:val="870"/>
     <w:uiPriority w:val="34"/>
     <w:qFormat/>
     <w:pPr>
@@ -33604,9 +34957,9 @@
       <w14:ligatures w14:val="standardContextual"/>
     </w:rPr>
   </w:style>
-  <w:style w:type="character" w:styleId="746">
+  <w:style w:type="character" w:styleId="899">
     <w:name w:val="Intense Emphasis"/>
-    <w:basedOn w:val="727"/>
+    <w:basedOn w:val="880"/>
     <w:uiPriority w:val="21"/>
     <w:qFormat/>
     <w:pPr>
@@ -33620,11 +34973,11 @@
       <w:color w:val="0f4761" w:themeColor="accent1" w:themeShade="BF"/>
     </w:rPr>
   </w:style>
-  <w:style w:type="paragraph" w:styleId="747">
+  <w:style w:type="paragraph" w:styleId="900">
     <w:name w:val="Intense Quote"/>
-    <w:basedOn w:val="717"/>
-    <w:next w:val="717"/>
-    <w:link w:val="748"/>
+    <w:basedOn w:val="870"/>
+    <w:next w:val="870"/>
+    <w:link w:val="901"/>
     <w:uiPriority w:val="30"/>
     <w:qFormat/>
     <w:pPr>
@@ -33647,10 +35000,10 @@
       <w14:ligatures w14:val="standardContextual"/>
     </w:rPr>
   </w:style>
-  <w:style w:type="character" w:styleId="748" w:customStyle="1">
+  <w:style w:type="character" w:styleId="901" w:customStyle="1">
     <w:name w:val="Intense Quote Char"/>
-    <w:basedOn w:val="727"/>
-    <w:link w:val="747"/>
+    <w:basedOn w:val="880"/>
+    <w:link w:val="900"/>
     <w:uiPriority w:val="30"/>
     <w:pPr>
       <w:pBdr/>
@@ -33663,9 +35016,9 @@
       <w:color w:val="0f4761" w:themeColor="accent1" w:themeShade="BF"/>
     </w:rPr>
   </w:style>
-  <w:style w:type="character" w:styleId="749">
+  <w:style w:type="character" w:styleId="902">
     <w:name w:val="Intense Reference"/>
-    <w:basedOn w:val="727"/>
+    <w:basedOn w:val="880"/>
     <w:uiPriority w:val="32"/>
     <w:qFormat/>
     <w:pPr>
@@ -33681,9 +35034,9 @@
       <w:spacing w:val="5"/>
     </w:rPr>
   </w:style>
-  <w:style w:type="table" w:styleId="750">
+  <w:style w:type="table" w:styleId="903">
     <w:name w:val="Table Grid"/>
-    <w:basedOn w:val="728"/>
+    <w:basedOn w:val="881"/>
     <w:uiPriority w:val="39"/>
     <w:pPr>
       <w:pBdr/>
@@ -33880,10 +35233,10 @@
       </w:tcPr>
     </w:tblStylePr>
   </w:style>
-  <w:style w:type="paragraph" w:styleId="751">
+  <w:style w:type="paragraph" w:styleId="904">
     <w:name w:val="Header"/>
-    <w:basedOn w:val="717"/>
-    <w:link w:val="752"/>
+    <w:basedOn w:val="870"/>
+    <w:link w:val="905"/>
     <w:uiPriority w:val="99"/>
     <w:unhideWhenUsed/>
     <w:pPr>
@@ -33896,10 +35249,10 @@
       <w:ind/>
     </w:pPr>
   </w:style>
-  <w:style w:type="character" w:styleId="752" w:customStyle="1">
+  <w:style w:type="character" w:styleId="905" w:customStyle="1">
     <w:name w:val="Header Char"/>
-    <w:basedOn w:val="727"/>
-    <w:link w:val="751"/>
+    <w:basedOn w:val="880"/>
+    <w:link w:val="904"/>
     <w:uiPriority w:val="99"/>
     <w:pPr>
       <w:pBdr/>
@@ -33914,10 +35267,10 @@
       <w14:ligatures w14:val="none"/>
     </w:rPr>
   </w:style>
-  <w:style w:type="paragraph" w:styleId="753">
+  <w:style w:type="paragraph" w:styleId="906">
     <w:name w:val="Footer"/>
-    <w:basedOn w:val="717"/>
-    <w:link w:val="754"/>
+    <w:basedOn w:val="870"/>
+    <w:link w:val="907"/>
     <w:uiPriority w:val="99"/>
     <w:unhideWhenUsed/>
     <w:pPr>
@@ -33930,10 +35283,10 @@
       <w:ind/>
     </w:pPr>
   </w:style>
-  <w:style w:type="character" w:styleId="754" w:customStyle="1">
+  <w:style w:type="character" w:styleId="907" w:customStyle="1">
     <w:name w:val="Footer Char"/>
-    <w:basedOn w:val="727"/>
-    <w:link w:val="753"/>
+    <w:basedOn w:val="880"/>
+    <w:link w:val="906"/>
     <w:uiPriority w:val="99"/>
     <w:pPr>
       <w:pBdr/>

--- a/UI_Software_Project_Initiation_and_Planning/Digital_Portfolio_UI110021_Project_initiation_planning.docx
+++ b/UI_Software_Project_Initiation_and_Planning/Digital_Portfolio_UI110021_Project_initiation_planning.docx
@@ -1508,7 +1508,7 @@
                 <w:rFonts w:cs="Calibri" w:asciiTheme="minorHAnsi" w:hAnsiTheme="minorHAnsi"/>
                 <w:lang w:val="en-GB"/>
               </w:rPr>
-              <w:t xml:space="preserve">I have created a business plan that justifies why the project is valuable, fundable and necessary (https://github.com/TortoiseLeaf/laurenk_personal_repository_2025/blob/main/UI_Software_Project_Initiation_and_Planning/Business%20Plan%20Template%20ASD.</w:t>
+              <w:t xml:space="preserve">I have created a business plan that provides justification for why the project is valuable, fundable and necessary through descriptions of the business idea and mission statement along with a market analysis which outlines the target market and demand for the product. This is evidenced in the document here (https://github.com/TortoiseLeaf/laurenk_personal_repository_2025/blob/main/UI_Software_Project_Initiation_and_Planning/Business%20Plan%20Template%20ASD.</w:t>
             </w:r>
             <w:commentRangeStart w:id="0"/>
             <w:r>
@@ -1549,6 +1549,8 @@
               <w:ind/>
               <w:rPr>
                 <w:rFonts w:cs="Calibri" w:asciiTheme="minorHAnsi" w:hAnsiTheme="minorHAnsi"/>
+                <w:highlight w:val="none"/>
+                <w:lang w:val="en-GB"/>
               </w:rPr>
             </w:pPr>
             <w:r>
@@ -1556,32 +1558,43 @@
                 <w:rFonts w:cs="Calibri" w:asciiTheme="minorHAnsi" w:hAnsiTheme="minorHAnsi"/>
                 <w:lang w:val="en-GB"/>
               </w:rPr>
-              <w:t xml:space="preserve">(</w:t>
-            </w:r>
-            <w:r>
-              <w:rPr>
-                <w:rFonts w:cs="Calibri" w:asciiTheme="minorHAnsi" w:hAnsiTheme="minorHAnsi"/>
-                <w:b/>
-                <w:bCs/>
-                <w:lang w:val="en-GB"/>
-              </w:rPr>
-              <w:t xml:space="preserve">This is a work in progress (WIP) and will include a cashflow forecast</w:t>
-            </w:r>
-            <w:r>
-              <w:rPr>
-                <w:rFonts w:cs="Calibri" w:asciiTheme="minorHAnsi" w:hAnsiTheme="minorHAnsi"/>
-                <w:lang w:val="en-GB"/>
-              </w:rPr>
-              <w:t xml:space="preserve">)</w:t>
+              <w:t xml:space="preserve">Deployment costs are covered by the funding as described in the cashflow forecast.</w:t>
             </w:r>
             <w:r>
               <w:rPr>
                 <w:rFonts w:cs="Calibri" w:asciiTheme="minorHAnsi" w:hAnsiTheme="minorHAnsi"/>
               </w:rPr>
             </w:r>
+          </w:p>
+          <w:p>
+            <w:pPr>
+              <w:pBdr/>
+              <w:spacing/>
+              <w:ind/>
+              <w:rPr>
+                <w:rFonts w:cs="Calibri" w:asciiTheme="minorHAnsi" w:hAnsiTheme="minorHAnsi"/>
+              </w:rPr>
+            </w:pPr>
             <w:r>
               <w:rPr>
                 <w:rFonts w:cs="Calibri" w:asciiTheme="minorHAnsi" w:hAnsiTheme="minorHAnsi"/>
+                <w:highlight w:val="none"/>
+                <w:lang w:val="en-GB"/>
+              </w:rPr>
+              <w:t xml:space="preserve">Update cashflow to include possible avenues of funding and further costs for development.</w:t>
+            </w:r>
+            <w:r>
+              <w:rPr>
+                <w:rFonts w:cs="Calibri" w:asciiTheme="minorHAnsi" w:hAnsiTheme="minorHAnsi"/>
+                <w:highlight w:val="none"/>
+                <w:lang w:val="en-GB"/>
+              </w:rPr>
+            </w:r>
+            <w:r>
+              <w:rPr>
+                <w:rFonts w:cs="Calibri" w:asciiTheme="minorHAnsi" w:hAnsiTheme="minorHAnsi"/>
+                <w:highlight w:val="none"/>
+                <w:lang w:val="en-GB"/>
               </w:rPr>
             </w:r>
           </w:p>
@@ -1798,13 +1811,33 @@
                 <w:color w:val="000000"/>
                 <w:lang w:val="en-GB"/>
               </w:rPr>
-              <w:t xml:space="preserve">Meeting minutes and recordings</w:t>
+              <w:t xml:space="preserve">Fluency in written communications to articulate complex issues with an appropriate structure, tone and language are evidenced in both t</w:t>
             </w:r>
             <w:r>
               <w:rPr>
                 <w:rFonts w:cs="Calibri" w:asciiTheme="minorHAnsi" w:hAnsiTheme="minorHAnsi"/>
                 <w:color w:val="000000"/>
                 <w:lang w:val="en-GB"/>
+              </w:rPr>
+            </w:r>
+            <w:r>
+              <w:rPr>
+                <w:rFonts w:cs="Calibri" w:asciiTheme="minorHAnsi" w:hAnsiTheme="minorHAnsi"/>
+                <w:color w:val="000000"/>
+                <w:lang w:val="en-GB"/>
+              </w:rPr>
+              <w:t xml:space="preserve">he requirements specification document (https://github.com/TortoiseLeaf/laurenk_personal_repository_2025/blob/main/UI_Software_Project_Initiation_and_Planning/SRS_MAUI.md)</w:t>
+            </w:r>
+            <w:r>
+              <w:rPr>
+                <w:rFonts w:cs="Calibri" w:asciiTheme="minorHAnsi" w:hAnsiTheme="minorHAnsi"/>
+                <w:color w:val="000000"/>
+              </w:rPr>
+            </w:r>
+            <w:r>
+              <w:rPr>
+                <w:rFonts w:cs="Calibri" w:asciiTheme="minorHAnsi" w:hAnsiTheme="minorHAnsi"/>
+                <w:color w:val="000000"/>
               </w:rPr>
             </w:r>
             <w:r>
@@ -1822,37 +1855,7 @@
               <w:ind/>
               <w:rPr>
                 <w:rFonts w:cs="Calibri" w:asciiTheme="minorHAnsi" w:hAnsiTheme="minorHAnsi"/>
-                <w:color w:val="000000"/>
-              </w:rPr>
-            </w:pPr>
-            <w:r>
-              <w:rPr>
-                <w:rFonts w:cs="Calibri" w:asciiTheme="minorHAnsi" w:hAnsiTheme="minorHAnsi"/>
-                <w:color w:val="000000"/>
-                <w:lang w:val="en-GB"/>
-              </w:rPr>
-              <w:t xml:space="preserve">Evidenced in the requirements specification document (https://github.com/TortoiseLeaf/laurenk_personal_repository_2025/blob/main/UI_Software_Project_Initiation_and_Planning/SRS_MAUI.md)</w:t>
-            </w:r>
-            <w:r>
-              <w:rPr>
-                <w:rFonts w:cs="Calibri" w:asciiTheme="minorHAnsi" w:hAnsiTheme="minorHAnsi"/>
-                <w:color w:val="000000"/>
-              </w:rPr>
-            </w:r>
-            <w:r>
-              <w:rPr>
-                <w:rFonts w:cs="Calibri" w:asciiTheme="minorHAnsi" w:hAnsiTheme="minorHAnsi"/>
-                <w:color w:val="000000"/>
-              </w:rPr>
-            </w:r>
-          </w:p>
-          <w:p>
-            <w:pPr>
-              <w:pBdr/>
-              <w:spacing w:after="40" w:before="40"/>
-              <w:ind/>
-              <w:rPr>
-                <w:rFonts w:cs="Calibri" w:asciiTheme="minorHAnsi" w:hAnsiTheme="minorHAnsi"/>
+                <w:highlight w:val="none"/>
                 <w:lang w:val="en-GB"/>
               </w:rPr>
             </w:pPr>
@@ -1862,7 +1865,7 @@
                 <w:color w:val="000000"/>
                 <w:lang w:val="en-GB"/>
               </w:rPr>
-              <w:t xml:space="preserve">And business plan </w:t>
+              <w:t xml:space="preserve">And also in the project business plan </w:t>
             </w:r>
             <w:r>
               <w:rPr>
@@ -1921,7 +1924,6 @@
               <w:rPr>
                 <w:rFonts w:cs="Calibri" w:asciiTheme="minorHAnsi" w:hAnsiTheme="minorHAnsi"/>
                 <w:color w:val="000000"/>
-                <w:lang w:val="en-GB"/>
               </w:rPr>
             </w:pPr>
             <w:r>
@@ -1930,7 +1932,21 @@
                 <w:color w:val="000000"/>
                 <w:lang w:val="en-GB"/>
               </w:rPr>
-              <w:t xml:space="preserve">Friday meeting (</w:t>
+              <w:t xml:space="preserve">These skills are also evidenced in stakeholder meetings like the recurring Friday meeting with delivery staff </w:t>
+            </w:r>
+            <w:r>
+              <w:rPr>
+                <w:rFonts w:cs="Calibri" w:asciiTheme="minorHAnsi" w:hAnsiTheme="minorHAnsi"/>
+                <w:color w:val="000000"/>
+              </w:rPr>
+            </w:r>
+            <w:r>
+              <w:rPr>
+                <w:rFonts w:cs="Calibri" w:asciiTheme="minorHAnsi" w:hAnsiTheme="minorHAnsi"/>
+                <w:color w:val="000000"/>
+                <w:lang w:val="en-GB"/>
+              </w:rPr>
+              <w:t xml:space="preserve">(</w:t>
             </w:r>
             <w:hyperlink r:id="rId10" w:tooltip="https://myuhi.sharepoint.com/sites/D2L-103823-group/_layouts/15/stream.aspx?id=%2Fsites%2FD2L%2D103823%2Dgroup%2FShared%20Documents%2FGeneral%2FRecordings%2FApplied%20Software%20Development%20%2D%20Weekly%20Friday%20Session%2D20251010%5F142858%2DMeeting%20Reco" w:history="1">
               <w:r>
@@ -1963,6 +1979,12 @@
                 <w:rFonts w:cs="Calibri" w:asciiTheme="minorHAnsi" w:hAnsiTheme="minorHAnsi"/>
                 <w:color w:val="000000"/>
                 <w:lang w:val="en-GB"/>
+              </w:rPr>
+            </w:r>
+            <w:r>
+              <w:rPr>
+                <w:rFonts w:cs="Calibri" w:asciiTheme="minorHAnsi" w:hAnsiTheme="minorHAnsi"/>
+                <w:color w:val="000000"/>
               </w:rPr>
             </w:r>
           </w:p>
@@ -2011,7 +2033,7 @@
                 <w:color w:val="000000"/>
                 <w:lang w:val="en-GB"/>
               </w:rPr>
-              <w:t xml:space="preserve">Friday sprint end (https://myuhi.sharepoint.com/sites/D2L-103823-group/_layouts/15/stream.aspx?id=%2Fsites%2FD2L%2D103823%2Dgroup%2FShared%20Documents%</w:t>
+              <w:t xml:space="preserve">And also in the Friday sprint end meetings (https://myuhi.sharepoint.com/sites/D2L-103823-group/_layouts/15/stream.aspx?id=%2Fsites%2FD2L%2D103823%2Dgroup%2FShared%20Documents%</w:t>
             </w:r>
             <w:r>
               <w:rPr>
@@ -2087,7 +2109,7 @@
                 <w:color w:val="000000"/>
                 <w:lang w:val="en-GB"/>
               </w:rPr>
-              <w:t xml:space="preserve">documentation</w:t>
+              <w:t xml:space="preserve">documentation can be found in the presentation slides for the project.</w:t>
             </w:r>
             <w:r>
               <w:rPr>
@@ -2178,7 +2200,13 @@
                 <w:rFonts w:cs="Calibri" w:asciiTheme="minorHAnsi" w:hAnsiTheme="minorHAnsi"/>
                 <w:lang w:val="en-GB"/>
               </w:rPr>
-              <w:t xml:space="preserve">And also</w:t>
+              <w:t xml:space="preserve">And also in another sprint end presentation here.</w:t>
+            </w:r>
+            <w:r>
+              <w:rPr>
+                <w:rFonts w:cs="Calibri" w:asciiTheme="minorHAnsi" w:hAnsiTheme="minorHAnsi"/>
+                <w:lang w:val="en-GB"/>
+              </w:rPr>
             </w:r>
             <w:r>
               <w:rPr>
@@ -2509,6 +2537,13 @@
                 <w:lang w:val="en-GB"/>
               </w:rPr>
             </w:r>
+            <w:r>
+              <w:rPr>
+                <w:rFonts w:cs="Calibri" w:asciiTheme="minorHAnsi" w:hAnsiTheme="minorHAnsi"/>
+                <w:color w:val="000000"/>
+                <w:lang w:val="en-GB"/>
+              </w:rPr>
+            </w:r>
           </w:p>
           <w:p>
             <w:pPr>
@@ -2518,6 +2553,7 @@
               <w:rPr>
                 <w:rFonts w:cs="Calibri" w:asciiTheme="minorHAnsi" w:hAnsiTheme="minorHAnsi"/>
                 <w:color w:val="000000"/>
+                <w:highlight w:val="none"/>
                 <w:lang w:val="en-GB"/>
               </w:rPr>
             </w:pPr>
@@ -2562,6 +2598,52 @@
                 <w:rFonts w:cs="Calibri" w:asciiTheme="minorHAnsi" w:hAnsiTheme="minorHAnsi"/>
                 <w:color w:val="000000"/>
                 <w:highlight w:val="none"/>
+                <w:lang w:val="en-GB" w:bidi="en-GB"/>
+              </w:rPr>
+            </w:pPr>
+            <w:r>
+              <w:rPr>
+                <w:rFonts w:cs="Calibri" w:asciiTheme="minorHAnsi" w:hAnsiTheme="minorHAnsi"/>
+                <w:color w:val="000000"/>
+                <w:highlight w:val="none"/>
+                <w:lang w:val="en-GB" w:bidi="en-GB"/>
+              </w:rPr>
+              <w:t xml:space="preserve">A shorter more direct version can also be found here (</w:t>
+            </w:r>
+            <w:r>
+              <w:rPr>
+                <w:rFonts w:cs="Calibri" w:asciiTheme="minorHAnsi" w:hAnsiTheme="minorHAnsi"/>
+                <w:color w:val="000000"/>
+                <w:highlight w:val="none"/>
+                <w:lang w:val="en-GB" w:bidi="en-GB"/>
+              </w:rPr>
+              <w:t xml:space="preserve">https://vimeo.com/1175150157</w:t>
+            </w:r>
+            <w:r>
+              <w:rPr>
+                <w:rFonts w:cs="Calibri" w:asciiTheme="minorHAnsi" w:hAnsiTheme="minorHAnsi"/>
+                <w:color w:val="000000"/>
+                <w:highlight w:val="none"/>
+                <w:lang w:val="en-GB" w:bidi="en-GB"/>
+              </w:rPr>
+              <w:t xml:space="preserve">)</w:t>
+            </w:r>
+            <w:r>
+              <w:rPr>
+                <w:rFonts w:cs="Calibri" w:asciiTheme="minorHAnsi" w:hAnsiTheme="minorHAnsi"/>
+                <w:color w:val="000000"/>
+                <w:lang w:val="en-GB"/>
+              </w:rPr>
+            </w:r>
+          </w:p>
+          <w:p>
+            <w:pPr>
+              <w:pBdr/>
+              <w:spacing w:after="40" w:before="40"/>
+              <w:ind/>
+              <w:rPr>
+                <w:rFonts w:cs="Calibri" w:asciiTheme="minorHAnsi" w:hAnsiTheme="minorHAnsi"/>
+                <w:color w:val="000000"/>
                 <w:lang w:val="en-GB"/>
               </w:rPr>
             </w:pPr>
@@ -2569,52 +2651,8 @@
               <w:rPr>
                 <w:rFonts w:cs="Calibri" w:asciiTheme="minorHAnsi" w:hAnsiTheme="minorHAnsi"/>
                 <w:color w:val="000000"/>
-                <w:lang w:val="en-GB"/>
-              </w:rPr>
-              <w:t xml:space="preserve">The video includes information on how design decisions like keeping the product almost entirely offline helps to</w:t>
-            </w:r>
-            <w:commentRangeStart w:id="3"/>
-            <w:r>
-              <w:rPr>
-                <w:rFonts w:cs="Calibri" w:asciiTheme="minorHAnsi" w:hAnsiTheme="minorHAnsi"/>
-                <w:color w:val="000000"/>
-                <w:lang w:val="en-GB"/>
-              </w:rPr>
-              <w:t xml:space="preserve"> </w:t>
-            </w:r>
-            <w:commentRangeEnd w:id="3"/>
-            <w:r>
-              <w:commentReference w:id="3"/>
-            </w:r>
-            <w:r>
-              <w:rPr>
-                <w:rFonts w:cs="Calibri" w:asciiTheme="minorHAnsi" w:hAnsiTheme="minorHAnsi"/>
-                <w:color w:val="000000"/>
-                <w:lang w:val="en-GB"/>
-              </w:rPr>
-              <w:t xml:space="preserve">protect user data and makes the application more</w:t>
-            </w:r>
-            <w:r>
-              <w:rPr>
-                <w:rFonts w:cs="Calibri" w:asciiTheme="minorHAnsi" w:hAnsiTheme="minorHAnsi"/>
-                <w:color w:val="000000"/>
-                <w:lang w:val="en-GB"/>
-              </w:rPr>
-              <w:t xml:space="preserve"> sec</w:t>
-            </w:r>
-            <w:r>
-              <w:rPr>
-                <w:rFonts w:cs="Calibri" w:asciiTheme="minorHAnsi" w:hAnsiTheme="minorHAnsi"/>
-                <w:color w:val="000000"/>
-                <w:lang w:val="en-GB"/>
-              </w:rPr>
-              <w:t xml:space="preserve">ure from attack by limiting connections to the internet which can be exploited by injection attacks, and explain how by using data already collected by the android device, user data is collected and protected by Android’s own robust coherence to GDPR laws.</w:t>
-            </w:r>
-            <w:r>
-              <w:rPr>
-                <w:rFonts w:cs="Calibri" w:asciiTheme="minorHAnsi" w:hAnsiTheme="minorHAnsi"/>
-                <w:color w:val="000000"/>
-                <w:lang w:val="en-GB"/>
+                <w:highlight w:val="none"/>
+                <w:lang w:val="en-GB" w:bidi="en-GB"/>
               </w:rPr>
             </w:r>
             <w:r>
@@ -2632,6 +2670,57 @@
                 <w:highlight w:val="none"/>
                 <w:lang w:val="en-GB" w:bidi="en-GB"/>
               </w:rPr>
+            </w:r>
+          </w:p>
+          <w:p>
+            <w:pPr>
+              <w:pBdr/>
+              <w:spacing w:after="40" w:before="40"/>
+              <w:ind/>
+              <w:rPr>
+                <w:rFonts w:cs="Calibri" w:asciiTheme="minorHAnsi" w:hAnsiTheme="minorHAnsi"/>
+                <w:color w:val="000000"/>
+                <w:highlight w:val="none"/>
+                <w:lang w:val="en-GB"/>
+              </w:rPr>
+            </w:pPr>
+            <w:r>
+              <w:rPr>
+                <w:rFonts w:cs="Calibri" w:asciiTheme="minorHAnsi" w:hAnsiTheme="minorHAnsi"/>
+                <w:color w:val="000000"/>
+                <w:lang w:val="en-GB"/>
+              </w:rPr>
+              <w:t xml:space="preserve">The longer video includes information on how design decisions like keeping the product almost entirely offline helps to p</w:t>
+            </w:r>
+            <w:commentRangeStart w:id="3"/>
+            <w:r/>
+            <w:commentRangeEnd w:id="3"/>
+            <w:r>
+              <w:commentReference w:id="3"/>
+            </w:r>
+            <w:r>
+              <w:rPr>
+                <w:rFonts w:cs="Calibri" w:asciiTheme="minorHAnsi" w:hAnsiTheme="minorHAnsi"/>
+                <w:color w:val="000000"/>
+                <w:lang w:val="en-GB"/>
+              </w:rPr>
+              <w:t xml:space="preserve">rotect user data and makes the application more</w:t>
+            </w:r>
+            <w:r>
+              <w:rPr>
+                <w:rFonts w:cs="Calibri" w:asciiTheme="minorHAnsi" w:hAnsiTheme="minorHAnsi"/>
+                <w:color w:val="000000"/>
+                <w:lang w:val="en-GB"/>
+              </w:rPr>
+              <w:t xml:space="preserve"> sec</w:t>
+            </w:r>
+            <w:r>
+              <w:rPr>
+                <w:rFonts w:cs="Calibri" w:asciiTheme="minorHAnsi" w:hAnsiTheme="minorHAnsi"/>
+                <w:color w:val="000000"/>
+                <w:lang w:val="en-GB"/>
+              </w:rPr>
+              <w:t xml:space="preserve">ure from attack by limiting connections to the internet which can be exploited by injection attacks, and explain how by using data already collected by the android device, user data is collected and protected by Android’s own robust coherence to GDPR laws.</w:t>
             </w:r>
             <w:r>
               <w:rPr>
@@ -2837,6 +2926,7 @@
               <w:rPr>
                 <w:rFonts w:cs="Calibri" w:asciiTheme="minorHAnsi" w:hAnsiTheme="minorHAnsi"/>
                 <w:color w:val="000000"/>
+                <w:highlight w:val="none"/>
                 <w:lang w:val="en-GB"/>
               </w:rPr>
             </w:r>
@@ -2922,7 +3012,6 @@
               <w:rPr>
                 <w:rFonts w:cs="Calibri" w:asciiTheme="minorHAnsi" w:hAnsiTheme="minorHAnsi"/>
                 <w:color w:val="000000"/>
-                <w:highlight w:val="none"/>
                 <w:lang w:val="en-GB"/>
               </w:rPr>
             </w:r>
@@ -2987,7 +3076,8 @@
               <w:rPr>
                 <w:rFonts w:cs="Calibri" w:asciiTheme="minorHAnsi" w:hAnsiTheme="minorHAnsi"/>
                 <w:color w:val="000000"/>
-                <w:lang w:val="en-GB"/>
+                <w:highlight w:val="none"/>
+                <w:lang w:val="en-GB" w:bidi="en-GB"/>
               </w:rPr>
             </w:r>
             <w:r>
@@ -3050,8 +3140,7 @@
               <w:rPr>
                 <w:rFonts w:cs="Calibri" w:asciiTheme="minorHAnsi" w:hAnsiTheme="minorHAnsi"/>
                 <w:color w:val="000000"/>
-                <w:highlight w:val="none"/>
-                <w:lang w:val="en-GB" w:bidi="en-GB"/>
+                <w:lang w:val="en-GB"/>
               </w:rPr>
             </w:r>
             <w:r>
@@ -3452,7 +3541,6 @@
             <w:r>
               <w:rPr>
                 <w:rFonts w:cs="Calibri" w:asciiTheme="minorHAnsi" w:hAnsiTheme="minorHAnsi"/>
-                <w:highlight w:val="none"/>
                 <w:lang w:val="en-GB"/>
               </w:rPr>
             </w:r>
@@ -3957,7 +4045,11 @@
             </w:r>
             <w:r>
               <w:rPr>
-                <w:rFonts w:cs="Calibri" w:asciiTheme="minorHAnsi" w:hAnsiTheme="minorHAnsi"/>
+                <w:rFonts w:ascii="Calibri" w:hAnsi="Calibri" w:eastAsia="Calibri" w:cs="Calibri"/>
+                <w:sz w:val="22"/>
+                <w:szCs w:val="22"/>
+                <w:highlight w:val="none"/>
+                <w:lang w:val="en-GB"/>
               </w:rPr>
             </w:r>
             <w:r>
@@ -4001,11 +4093,7 @@
             </w:r>
             <w:r>
               <w:rPr>
-                <w:rFonts w:ascii="Calibri" w:hAnsi="Calibri" w:eastAsia="Calibri" w:cs="Calibri"/>
-                <w:sz w:val="22"/>
-                <w:szCs w:val="22"/>
-                <w:highlight w:val="none"/>
-                <w:lang w:val="en-GB"/>
+                <w:rFonts w:cs="Calibri" w:asciiTheme="minorHAnsi" w:hAnsiTheme="minorHAnsi"/>
               </w:rPr>
             </w:r>
             <w:r>
@@ -4198,6 +4286,13 @@
           <w:szCs w:val="22"/>
         </w:rPr>
       </w:r>
+      <w:r>
+        <w:rPr>
+          <w:rFonts w:ascii="Aptos" w:hAnsi="Aptos" w:cs="Aptos"/>
+          <w:sz w:val="22"/>
+          <w:szCs w:val="22"/>
+        </w:rPr>
+      </w:r>
     </w:p>
     <w:p>
       <w:pPr>
@@ -4257,6 +4352,12 @@
       </w:r>
       <w:r>
         <w:rPr>
+          <w:lang w:val="en-GB" w:eastAsia="en-GB"/>
+        </w:rPr>
+      </w:r>
+      <w:r>
+        <w:rPr>
+          <w:highlight w:val="none"/>
           <w:lang w:val="en-GB" w:eastAsia="en-GB"/>
         </w:rPr>
       </w:r>
@@ -4340,6 +4441,12 @@
           <w:lang w:val="en-GB" w:eastAsia="en-GB" w:bidi="en-GB"/>
         </w:rPr>
         <w:t xml:space="preserve"> (Accessed: 19/03/2026)</w:t>
+      </w:r>
+      <w:r>
+        <w:rPr>
+          <w:bCs w:val="0"/>
+          <w:i w:val="0"/>
+        </w:rPr>
       </w:r>
       <w:r>
         <w:rPr>

--- a/UI_Software_Project_Initiation_and_Planning/Digital_Portfolio_UI110021_Project_initiation_planning.docx
+++ b/UI_Software_Project_Initiation_and_Planning/Digital_Portfolio_UI110021_Project_initiation_planning.docx
@@ -1508,7 +1508,14 @@
                 <w:rFonts w:cs="Calibri" w:asciiTheme="minorHAnsi" w:hAnsiTheme="minorHAnsi"/>
                 <w:lang w:val="en-GB"/>
               </w:rPr>
-              <w:t xml:space="preserve">I have created a business plan that provides justification for why the project is valuable, fundable and necessary through descriptions of the business idea and mission statement along with a market analysis which outlines the target market and demand for the product. This is evidenced in the document here (https://github.com/TortoiseLeaf/laurenk_personal_repository_2025/blob/main/UI_Software_Project_Initiation_and_Planning/Business%20Plan%20Template%20ASD.</w:t>
+              <w:t xml:space="preserve">I have created a business plan that provides justification for why the project is valuable, fundable and necessary through descriptions of the business idea and mission statement along with a market analys</w:t>
+            </w:r>
+            <w:r>
+              <w:rPr>
+                <w:rFonts w:cs="Calibri" w:asciiTheme="minorHAnsi" w:hAnsiTheme="minorHAnsi"/>
+                <w:lang w:val="en-GB"/>
+              </w:rPr>
+              <w:t xml:space="preserve">is which outlines the target market and demand for the product. This is evidenced in the document here (https://github.com/TortoiseLeaf/laurenk_personal_repository_2025/blob/main/UI_Software_Project_Initiation_and_Planning/Business%20Plan%20Template%20ASD.</w:t>
             </w:r>
             <w:commentRangeStart w:id="0"/>
             <w:r>
@@ -1565,6 +1572,13 @@
                 <w:rFonts w:cs="Calibri" w:asciiTheme="minorHAnsi" w:hAnsiTheme="minorHAnsi"/>
               </w:rPr>
             </w:r>
+            <w:r>
+              <w:rPr>
+                <w:rFonts w:cs="Calibri" w:asciiTheme="minorHAnsi" w:hAnsiTheme="minorHAnsi"/>
+                <w:highlight w:val="none"/>
+                <w:lang w:val="en-GB"/>
+              </w:rPr>
+            </w:r>
           </w:p>
           <w:p>
             <w:pPr>
@@ -1593,8 +1607,6 @@
             <w:r>
               <w:rPr>
                 <w:rFonts w:cs="Calibri" w:asciiTheme="minorHAnsi" w:hAnsiTheme="minorHAnsi"/>
-                <w:highlight w:val="none"/>
-                <w:lang w:val="en-GB"/>
               </w:rPr>
             </w:r>
           </w:p>
@@ -1819,25 +1831,13 @@
                 <w:color w:val="000000"/>
                 <w:lang w:val="en-GB"/>
               </w:rPr>
+              <w:t xml:space="preserve">he requirements specification document (https://github.com/TortoiseLeaf/laurenk_personal_repository_2025/blob/main/UI_Software_Project_Initiation_and_Planning/SRS_MAUI.md)</w:t>
             </w:r>
             <w:r>
               <w:rPr>
                 <w:rFonts w:cs="Calibri" w:asciiTheme="minorHAnsi" w:hAnsiTheme="minorHAnsi"/>
                 <w:color w:val="000000"/>
                 <w:lang w:val="en-GB"/>
-              </w:rPr>
-              <w:t xml:space="preserve">he requirements specification document (https://github.com/TortoiseLeaf/laurenk_personal_repository_2025/blob/main/UI_Software_Project_Initiation_and_Planning/SRS_MAUI.md)</w:t>
-            </w:r>
-            <w:r>
-              <w:rPr>
-                <w:rFonts w:cs="Calibri" w:asciiTheme="minorHAnsi" w:hAnsiTheme="minorHAnsi"/>
-                <w:color w:val="000000"/>
-              </w:rPr>
-            </w:r>
-            <w:r>
-              <w:rPr>
-                <w:rFonts w:cs="Calibri" w:asciiTheme="minorHAnsi" w:hAnsiTheme="minorHAnsi"/>
-                <w:color w:val="000000"/>
               </w:rPr>
             </w:r>
             <w:r>
@@ -1883,6 +1883,7 @@
             <w:r>
               <w:rPr>
                 <w:rFonts w:cs="Calibri" w:asciiTheme="minorHAnsi" w:hAnsiTheme="minorHAnsi"/>
+                <w:highlight w:val="none"/>
                 <w:lang w:val="en-GB"/>
               </w:rPr>
             </w:r>
@@ -1938,12 +1939,6 @@
               <w:rPr>
                 <w:rFonts w:cs="Calibri" w:asciiTheme="minorHAnsi" w:hAnsiTheme="minorHAnsi"/>
                 <w:color w:val="000000"/>
-              </w:rPr>
-            </w:r>
-            <w:r>
-              <w:rPr>
-                <w:rFonts w:cs="Calibri" w:asciiTheme="minorHAnsi" w:hAnsiTheme="minorHAnsi"/>
-                <w:color w:val="000000"/>
                 <w:lang w:val="en-GB"/>
               </w:rPr>
               <w:t xml:space="preserve">(</w:t>
@@ -1971,14 +1966,6 @@
               <w:rPr>
                 <w:rFonts w:cs="Calibri" w:asciiTheme="minorHAnsi" w:hAnsiTheme="minorHAnsi"/>
                 <w:color w:val="000000"/>
-                <w:lang w:val="en-GB"/>
-              </w:rPr>
-            </w:r>
-            <w:r>
-              <w:rPr>
-                <w:rFonts w:cs="Calibri" w:asciiTheme="minorHAnsi" w:hAnsiTheme="minorHAnsi"/>
-                <w:color w:val="000000"/>
-                <w:lang w:val="en-GB"/>
               </w:rPr>
             </w:r>
             <w:r>
@@ -2588,6 +2575,14 @@
                 <w:lang w:val="en-GB"/>
               </w:rPr>
             </w:r>
+            <w:r>
+              <w:rPr>
+                <w:rFonts w:cs="Calibri" w:asciiTheme="minorHAnsi" w:hAnsiTheme="minorHAnsi"/>
+                <w:color w:val="000000"/>
+                <w:highlight w:val="none"/>
+                <w:lang w:val="en-GB"/>
+              </w:rPr>
+            </w:r>
           </w:p>
           <w:p>
             <w:pPr>
@@ -2635,6 +2630,97 @@
                 <w:lang w:val="en-GB"/>
               </w:rPr>
             </w:r>
+            <w:r>
+              <w:rPr>
+                <w:rFonts w:cs="Calibri" w:asciiTheme="minorHAnsi" w:hAnsiTheme="minorHAnsi"/>
+                <w:color w:val="000000"/>
+                <w:highlight w:val="none"/>
+                <w:lang w:val="en-GB" w:bidi="en-GB"/>
+              </w:rPr>
+            </w:r>
+          </w:p>
+          <w:p>
+            <w:pPr>
+              <w:pBdr/>
+              <w:spacing w:after="40" w:before="40"/>
+              <w:ind/>
+              <w:rPr>
+                <w:rFonts w:cs="Calibri" w:asciiTheme="minorHAnsi" w:hAnsiTheme="minorHAnsi"/>
+                <w:color w:val="000000"/>
+                <w:lang w:val="en-GB"/>
+              </w:rPr>
+            </w:pPr>
+            <w:r>
+              <w:rPr>
+                <w:rFonts w:cs="Calibri" w:asciiTheme="minorHAnsi" w:hAnsiTheme="minorHAnsi"/>
+                <w:color w:val="000000"/>
+                <w:lang w:val="en-GB"/>
+              </w:rPr>
+            </w:r>
+            <w:r>
+              <w:rPr>
+                <w:rFonts w:cs="Calibri" w:asciiTheme="minorHAnsi" w:hAnsiTheme="minorHAnsi"/>
+                <w:color w:val="000000"/>
+                <w:lang w:val="en-GB"/>
+              </w:rPr>
+            </w:r>
+            <w:r>
+              <w:rPr>
+                <w:rFonts w:cs="Calibri" w:asciiTheme="minorHAnsi" w:hAnsiTheme="minorHAnsi"/>
+                <w:color w:val="000000"/>
+                <w:lang w:val="en-GB"/>
+              </w:rPr>
+            </w:r>
+          </w:p>
+          <w:p>
+            <w:pPr>
+              <w:pBdr/>
+              <w:spacing w:after="40" w:before="40"/>
+              <w:ind/>
+              <w:rPr>
+                <w:rFonts w:cs="Calibri" w:asciiTheme="minorHAnsi" w:hAnsiTheme="minorHAnsi"/>
+                <w:color w:val="000000"/>
+                <w:lang w:val="en-GB"/>
+              </w:rPr>
+            </w:pPr>
+            <w:r>
+              <w:rPr>
+                <w:rFonts w:cs="Calibri" w:asciiTheme="minorHAnsi" w:hAnsiTheme="minorHAnsi"/>
+                <w:color w:val="000000"/>
+                <w:lang w:val="en-GB"/>
+              </w:rPr>
+              <w:t xml:space="preserve">Consideration of accessibility has also been discussed (</w:t>
+            </w:r>
+            <w:r>
+              <w:rPr>
+                <w:rFonts w:cs="Calibri" w:asciiTheme="minorHAnsi" w:hAnsiTheme="minorHAnsi"/>
+                <w:color w:val="000000"/>
+                <w:lang w:val="en-GB"/>
+              </w:rPr>
+              <w:t xml:space="preserve">https://vimeo.com/1180810459?share=copy&amp;fl=sv&amp;fe=ci</w:t>
+            </w:r>
+            <w:r>
+              <w:rPr>
+                <w:rFonts w:cs="Calibri" w:asciiTheme="minorHAnsi" w:hAnsiTheme="minorHAnsi"/>
+                <w:color w:val="000000"/>
+                <w:lang w:val="en-GB"/>
+              </w:rPr>
+              <w:t xml:space="preserve">)</w:t>
+            </w:r>
+            <w:r>
+              <w:rPr>
+                <w:rFonts w:cs="Calibri" w:asciiTheme="minorHAnsi" w:hAnsiTheme="minorHAnsi"/>
+                <w:color w:val="000000"/>
+                <w:lang w:val="en-GB"/>
+              </w:rPr>
+            </w:r>
+            <w:r>
+              <w:rPr>
+                <w:rFonts w:cs="Calibri" w:asciiTheme="minorHAnsi" w:hAnsiTheme="minorHAnsi"/>
+                <w:color w:val="000000"/>
+                <w:lang w:val="en-GB"/>
+              </w:rPr>
+            </w:r>
           </w:p>
           <w:p>
             <w:pPr>
@@ -2667,8 +2753,7 @@
               <w:rPr>
                 <w:rFonts w:cs="Calibri" w:asciiTheme="minorHAnsi" w:hAnsiTheme="minorHAnsi"/>
                 <w:color w:val="000000"/>
-                <w:highlight w:val="none"/>
-                <w:lang w:val="en-GB" w:bidi="en-GB"/>
+                <w:lang w:val="en-GB"/>
               </w:rPr>
             </w:r>
           </w:p>
@@ -4281,7 +4366,7 @@
       </w:r>
       <w:r>
         <w:rPr>
-          <w:rFonts w:ascii="Aptos" w:hAnsi="Aptos" w:eastAsia="Aptos" w:cs="Aptos"/>
+          <w:rFonts w:ascii="Aptos" w:hAnsi="Aptos" w:cs="Aptos"/>
           <w:sz w:val="22"/>
           <w:szCs w:val="22"/>
         </w:rPr>
@@ -4352,6 +4437,7 @@
       </w:r>
       <w:r>
         <w:rPr>
+          <w:highlight w:val="none"/>
           <w:lang w:val="en-GB" w:eastAsia="en-GB"/>
         </w:rPr>
       </w:r>

--- a/UI_Software_Project_Initiation_and_Planning/Digital_Portfolio_UI110021_Project_initiation_planning.docx
+++ b/UI_Software_Project_Initiation_and_Planning/Digital_Portfolio_UI110021_Project_initiation_planning.docx
@@ -1517,17 +1517,12 @@
               </w:rPr>
               <w:t xml:space="preserve">is which outlines the target market and demand for the product. This is evidenced in the document here (https://github.com/TortoiseLeaf/laurenk_personal_repository_2025/blob/main/UI_Software_Project_Initiation_and_Planning/Business%20Plan%20Template%20ASD.</w:t>
             </w:r>
-            <w:commentRangeStart w:id="0"/>
             <w:r>
               <w:rPr>
                 <w:rFonts w:cs="Calibri" w:asciiTheme="minorHAnsi" w:hAnsiTheme="minorHAnsi"/>
                 <w:lang w:val="en-GB"/>
               </w:rPr>
               <w:t xml:space="preserve">docx</w:t>
-            </w:r>
-            <w:commentRangeEnd w:id="0"/>
-            <w:r>
-              <w:commentReference w:id="0"/>
             </w:r>
             <w:r>
               <w:rPr>
@@ -1570,6 +1565,8 @@
             <w:r>
               <w:rPr>
                 <w:rFonts w:cs="Calibri" w:asciiTheme="minorHAnsi" w:hAnsiTheme="minorHAnsi"/>
+                <w:highlight w:val="none"/>
+                <w:lang w:val="en-GB"/>
               </w:rPr>
             </w:r>
             <w:r>
@@ -1600,8 +1597,6 @@
             <w:r>
               <w:rPr>
                 <w:rFonts w:cs="Calibri" w:asciiTheme="minorHAnsi" w:hAnsiTheme="minorHAnsi"/>
-                <w:highlight w:val="none"/>
-                <w:lang w:val="en-GB"/>
               </w:rPr>
             </w:r>
             <w:r>
@@ -1877,6 +1872,7 @@
             <w:r>
               <w:rPr>
                 <w:rFonts w:cs="Calibri" w:asciiTheme="minorHAnsi" w:hAnsiTheme="minorHAnsi"/>
+                <w:highlight w:val="none"/>
                 <w:lang w:val="en-GB"/>
               </w:rPr>
             </w:r>
@@ -2219,20 +2215,12 @@
               </w:rPr>
               <w:t xml:space="preserve">(https://github.com/TortoiseLeaf/laurenk_personal_repository_2025/blob/main/notes/Mauisprint1end.</w:t>
             </w:r>
-            <w:commentRangeStart w:id="1"/>
-            <w:commentRangeStart w:id="2"/>
             <w:r>
               <w:rPr>
                 <w:rFonts w:cs="Calibri" w:asciiTheme="minorHAnsi" w:hAnsiTheme="minorHAnsi"/>
                 <w:lang w:val="en-GB"/>
               </w:rPr>
               <w:t xml:space="preserve">pptx</w:t>
-            </w:r>
-            <w:commentRangeEnd w:id="1"/>
-            <w:commentRangeEnd w:id="2"/>
-            <w:r>
-              <w:commentReference w:id="1"/>
-              <w:commentReference w:id="2"/>
             </w:r>
             <w:r>
               <w:rPr>
@@ -2572,6 +2560,7 @@
               <w:rPr>
                 <w:rFonts w:cs="Calibri" w:asciiTheme="minorHAnsi" w:hAnsiTheme="minorHAnsi"/>
                 <w:color w:val="000000"/>
+                <w:highlight w:val="none"/>
                 <w:lang w:val="en-GB"/>
               </w:rPr>
             </w:r>
@@ -2627,7 +2616,8 @@
               <w:rPr>
                 <w:rFonts w:cs="Calibri" w:asciiTheme="minorHAnsi" w:hAnsiTheme="minorHAnsi"/>
                 <w:color w:val="000000"/>
-                <w:lang w:val="en-GB"/>
+                <w:highlight w:val="none"/>
+                <w:lang w:val="en-GB" w:bidi="en-GB"/>
               </w:rPr>
             </w:r>
             <w:r>
@@ -2745,8 +2735,7 @@
               <w:rPr>
                 <w:rFonts w:cs="Calibri" w:asciiTheme="minorHAnsi" w:hAnsiTheme="minorHAnsi"/>
                 <w:color w:val="000000"/>
-                <w:highlight w:val="none"/>
-                <w:lang w:val="en-GB" w:bidi="en-GB"/>
+                <w:lang w:val="en-GB"/>
               </w:rPr>
             </w:r>
             <w:r>
@@ -2777,12 +2766,7 @@
               </w:rPr>
               <w:t xml:space="preserve">The longer video includes information on how design decisions like keeping the product almost entirely offline helps to p</w:t>
             </w:r>
-            <w:commentRangeStart w:id="3"/>
             <w:r/>
-            <w:commentRangeEnd w:id="3"/>
-            <w:r>
-              <w:commentReference w:id="3"/>
-            </w:r>
             <w:r>
               <w:rPr>
                 <w:rFonts w:cs="Calibri" w:asciiTheme="minorHAnsi" w:hAnsiTheme="minorHAnsi"/>
@@ -2952,7 +2936,6 @@
               </w:rPr>
               <w:t xml:space="preserve">This aims to bridge the gap in tech literacy between generations, with the goal of making the application more accessible across </w:t>
             </w:r>
-            <w:commentRangeStart w:id="4"/>
             <w:r>
               <w:rPr>
                 <w:rFonts w:cs="Calibri" w:asciiTheme="minorHAnsi" w:hAnsiTheme="minorHAnsi"/>
@@ -2960,10 +2943,6 @@
                 <w:lang w:val="en-GB"/>
               </w:rPr>
               <w:t xml:space="preserve">audiences as evidenced in the above citation</w:t>
-            </w:r>
-            <w:commentRangeEnd w:id="4"/>
-            <w:r>
-              <w:commentReference w:id="4"/>
             </w:r>
             <w:r>
               <w:rPr>
@@ -3292,7 +3271,6 @@
               </w:rPr>
               <w:t xml:space="preserve">source code of the application itself is protected in Github source control, where tight branch protections are in place to prevent errant or malfunctioning code from reaching production and affecting the live product. This is evidenced in a pull request, </w:t>
             </w:r>
-            <w:commentRangeStart w:id="5"/>
             <w:r>
               <w:rPr>
                 <w:rFonts w:cs="Calibri" w:asciiTheme="minorHAnsi" w:hAnsiTheme="minorHAnsi"/>
@@ -3300,10 +3278,6 @@
                 <w:lang w:val="en-GB"/>
               </w:rPr>
               <w:t xml:space="preserve">where team members with “contributor” access permissions </w:t>
-            </w:r>
-            <w:commentRangeEnd w:id="5"/>
-            <w:r>
-              <w:commentReference w:id="5"/>
             </w:r>
             <w:r>
               <w:rPr>
@@ -3744,17 +3718,12 @@
               </w:rPr>
               <w:t xml:space="preserve">These communications evidence team leadership in that they mark and make transparent accumulated progress and help to steer development (https://github.com/TortoiseLeaf/laurenk_personal_repository_2025/blob/main/notes/leadership-plan-change.</w:t>
             </w:r>
-            <w:commentRangeStart w:id="6"/>
             <w:r>
               <w:rPr>
                 <w:rFonts w:cs="Calibri" w:asciiTheme="minorHAnsi" w:hAnsiTheme="minorHAnsi"/>
                 <w:lang w:val="en-GB" w:bidi="en-GB"/>
               </w:rPr>
               <w:t xml:space="preserve">png</w:t>
-            </w:r>
-            <w:commentRangeEnd w:id="6"/>
-            <w:r>
-              <w:commentReference w:id="6"/>
             </w:r>
             <w:r>
               <w:rPr>
@@ -4554,159 +4523,6 @@
 </w:document>
 </file>
 
-<file path=word/comments.xml><?xml version="1.0" encoding="utf-8"?>
-<w:comments xmlns:wpc="http://schemas.microsoft.com/office/word/2010/wordprocessingCanvas" xmlns:mc="http://schemas.openxmlformats.org/markup-compatibility/2006" xmlns:o="urn:schemas-microsoft-com:office:office" xmlns:r="http://schemas.openxmlformats.org/officeDocument/2006/relationships" xmlns:m="http://schemas.openxmlformats.org/officeDocument/2006/math" xmlns:v="urn:schemas-microsoft-com:vml" xmlns:wp14="http://schemas.microsoft.com/office/word/2010/wordprocessingDrawing" xmlns:wp="http://schemas.openxmlformats.org/drawingml/2006/wordprocessingDrawing" xmlns:w10="urn:schemas-microsoft-com:office:word" xmlns:w="http://schemas.openxmlformats.org/wordprocessingml/2006/main" xmlns:w14="http://schemas.microsoft.com/office/word/2010/wordml" xmlns:w15="http://schemas.microsoft.com/office/word/2012/wordml" xmlns:wpg="http://schemas.microsoft.com/office/word/2010/wordprocessingGroup" xmlns:wpi="http://schemas.microsoft.com/office/word/2010/wordprocessingInk" xmlns:wne="http://schemas.microsoft.com/office/word/2006/wordml" xmlns:wps="http://schemas.microsoft.com/office/word/2010/wordprocessingShape" mc:Ignorable="w14 w15 wp14">
-  <w:comment w:id="6" w:author="LOIS GRAY" w:date="2026-02-10T13:54:00Z" w:initials="LG">
-    <w:p>
-      <w:pPr>
-        <w:spacing w:line="240" w:after="0" w:lineRule="auto" w:before="0"/>
-        <w:ind w:firstLine="0" w:left="0" w:right="0"/>
-        <w:jc w:val="left"/>
-      </w:pPr>
-      <w:r>
-        <w:rPr>
-          <w:rFonts w:eastAsia="Arial" w:ascii="Arial" w:hAnsi="Arial" w:cs="Arial"/>
-          <w:sz w:val="22"/>
-        </w:rPr>
-        <w:t xml:space="preserve">For the individual assessment 2 (25%), can you direct me to any code you have personally written and its associated documentation.   Doesn’t need to be much, since the majority of work is groupwork. </w:t>
-      </w:r>
-    </w:p>
-  </w:comment>
-  <w:comment w:id="5" w:author="LOIS GRAY" w:date="2026-02-10T13:50:00Z" w:initials="LG">
-    <w:p>
-      <w:pPr>
-        <w:spacing w:line="240" w:after="0" w:lineRule="auto" w:before="0"/>
-        <w:ind w:firstLine="0" w:left="0" w:right="0"/>
-        <w:jc w:val="left"/>
-      </w:pPr>
-      <w:r>
-        <w:rPr>
-          <w:rFonts w:eastAsia="Arial" w:ascii="Arial" w:hAnsi="Arial" w:cs="Arial"/>
-          <w:sz w:val="22"/>
-        </w:rPr>
-        <w:t xml:space="preserve">Is access restricted to team members.  If not, why not?  How do you ensure that the pull request comes from a valid team member?</w:t>
-      </w:r>
-    </w:p>
-  </w:comment>
-  <w:comment w:id="4" w:author="LOIS GRAY" w:date="2026-02-10T13:51:00Z" w:initials="LG">
-    <w:p>
-      <w:pPr>
-        <w:spacing w:line="240" w:after="0" w:lineRule="auto" w:before="0"/>
-        <w:ind w:firstLine="0" w:left="0" w:right="0"/>
-        <w:jc w:val="left"/>
-      </w:pPr>
-      <w:r>
-        <w:rPr>
-          <w:rFonts w:eastAsia="Arial" w:ascii="Arial" w:hAnsi="Arial" w:cs="Arial"/>
-          <w:sz w:val="22"/>
-        </w:rPr>
-        <w:t xml:space="preserve">Do you have a reference and citation to support this statement?</w:t>
-      </w:r>
-    </w:p>
-  </w:comment>
-  <w:comment w:id="3" w:author="LOIS GRAY" w:date="2026-02-10T14:04:00Z" w:initials="LG">
-    <w:p>
-      <w:pPr>
-        <w:spacing w:line="240" w:after="0" w:lineRule="auto" w:before="0"/>
-        <w:ind w:firstLine="0" w:left="0" w:right="0"/>
-        <w:jc w:val="left"/>
-      </w:pPr>
-      <w:r>
-        <w:rPr>
-          <w:rFonts w:eastAsia="Arial" w:ascii="Arial" w:hAnsi="Arial" w:cs="Arial"/>
-          <w:sz w:val="22"/>
-        </w:rPr>
-        <w:t xml:space="preserve">This needs to be included as critical justification. </w:t>
-      </w:r>
-    </w:p>
-  </w:comment>
-  <w:comment w:id="1" w:author="LOIS GRAY" w:date="2026-02-10T13:46:00Z" w:initials="LG">
-    <w:p>
-      <w:pPr>
-        <w:spacing w:line="240" w:after="0" w:lineRule="auto" w:before="0"/>
-        <w:ind w:firstLine="0" w:left="0" w:right="0"/>
-        <w:jc w:val="left"/>
-      </w:pPr>
-      <w:r>
-        <w:rPr>
-          <w:rFonts w:eastAsia="Arial" w:ascii="Arial" w:hAnsi="Arial" w:cs="Arial"/>
-          <w:sz w:val="22"/>
-        </w:rPr>
-        <w:t xml:space="preserve">There needs to be some more formal documentation evidenced; in particular to show more depth of research and citing and referencing. </w:t>
-      </w:r>
-    </w:p>
-  </w:comment>
-  <w:comment w:id="2" w:author="Lauren Keenan" w:date="2026-02-17T15:00:05Z" w:initials="LK">
-    <w:p>
-      <w:pPr>
-        <w:spacing w:line="240" w:after="0" w:lineRule="auto" w:before="0"/>
-        <w:ind w:firstLine="0" w:left="0" w:right="0"/>
-        <w:jc w:val="left"/>
-      </w:pPr>
-      <w:r>
-        <w:rPr>
-          <w:rFonts w:eastAsia="Arial" w:ascii="Arial" w:hAnsi="Arial" w:cs="Arial"/>
-          <w:sz w:val="22"/>
-        </w:rPr>
-        <w:t xml:space="preserve">Can you explain and give me an example of this? What would you like to be researched and cited?</w:t>
-      </w:r>
-    </w:p>
-  </w:comment>
-  <w:comment w:id="0" w:author="LOIS GRAY" w:date="2026-02-10T13:40:00Z" w:initials="LG">
-    <w:p>
-      <w:pPr>
-        <w:spacing w:line="240" w:after="0" w:lineRule="auto" w:before="0"/>
-        <w:ind w:firstLine="0" w:left="0" w:right="0"/>
-        <w:jc w:val="left"/>
-      </w:pPr>
-      <w:r>
-        <w:rPr>
-          <w:rFonts w:eastAsia="Arial" w:ascii="Arial" w:hAnsi="Arial" w:cs="Arial"/>
-          <w:sz w:val="22"/>
-        </w:rPr>
-        <w:t xml:space="preserve">The business plan doesn’t appear to be complete and more references are required.  And cash flow hasn’t been done yet.</w:t>
-      </w:r>
-    </w:p>
-  </w:comment>
-</w:comments>
-</file>
-
-<file path=word/commentsExtended.xml><?xml version="1.0" encoding="utf-8"?>
-<w15:commentsEx xmlns:wpc="http://schemas.microsoft.com/office/word/2010/wordprocessingCanvas" xmlns:mc="http://schemas.openxmlformats.org/markup-compatibility/2006" xmlns:o="urn:schemas-microsoft-com:office:office" xmlns:r="http://schemas.openxmlformats.org/officeDocument/2006/relationships" xmlns:m="http://schemas.openxmlformats.org/officeDocument/2006/math" xmlns:v="urn:schemas-microsoft-com:vml" xmlns:wp14="http://schemas.microsoft.com/office/word/2010/wordprocessingDrawing" xmlns:wp="http://schemas.openxmlformats.org/drawingml/2006/wordprocessingDrawing" xmlns:w10="urn:schemas-microsoft-com:office:word" xmlns:w="http://schemas.openxmlformats.org/wordprocessingml/2006/main" xmlns:w14="http://schemas.microsoft.com/office/word/2010/wordml" xmlns:w15="http://schemas.microsoft.com/office/word/2012/wordml" xmlns:wpg="http://schemas.microsoft.com/office/word/2010/wordprocessingGroup" xmlns:wpi="http://schemas.microsoft.com/office/word/2010/wordprocessingInk" xmlns:wne="http://schemas.microsoft.com/office/word/2006/wordml" xmlns:wps="http://schemas.microsoft.com/office/word/2010/wordprocessingShape" mc:Ignorable="w14 w15 wp14">
-  <w15:commentEx w15:paraId="00000001" w15:done="1"/>
-  <w15:commentEx w15:paraId="00000002" w15:done="1"/>
-  <w15:commentEx w15:paraId="00000003" w15:done="1"/>
-  <w15:commentEx w15:paraId="00000004" w15:done="1"/>
-  <w15:commentEx w15:paraId="00000005" w15:done="0"/>
-  <w15:commentEx w15:paraId="00000006" w15:paraIdParent="00000005" w15:done="0"/>
-  <w15:commentEx w15:paraId="00000007" w15:done="0"/>
-</w15:commentsEx>
-</file>
-
-<file path=word/commentsExtensible.xml><?xml version="1.0" encoding="utf-8"?>
-<w16cex:commentsExtensible xmlns:wpc="http://schemas.microsoft.com/office/word/2010/wordprocessingCanvas" xmlns:cx="http://schemas.microsoft.com/office/drawing/2014/chartex" xmlns:cx1="http://schemas.microsoft.com/office/drawing/2015/9/8/chartex" xmlns:cx2="http://schemas.microsoft.com/office/drawing/2015/10/21/chartex" xmlns:cx3="http://schemas.microsoft.com/office/drawing/2016/5/9/chartex" xmlns:cx4="http://schemas.microsoft.com/office/drawing/2016/5/10/chartex" xmlns:cx5="http://schemas.microsoft.com/office/drawing/2016/5/11/chartex" xmlns:cx6="http://schemas.microsoft.com/office/drawing/2016/5/12/chartex" xmlns:cx7="http://schemas.microsoft.com/office/drawing/2016/5/13/chartex" xmlns:cx8="http://schemas.microsoft.com/office/drawing/2016/5/14/chartex" xmlns:mc="http://schemas.openxmlformats.org/markup-compatibility/2006" xmlns:aink="http://schemas.microsoft.com/office/drawing/2016/ink" xmlns:am3d="http://schemas.microsoft.com/office/drawing/2017/model3d" xmlns:o="urn:schemas-microsoft-com:office:office" xmlns:r="http://schemas.openxmlformats.org/officeDocument/2006/relationships" xmlns:m="http://schemas.openxmlformats.org/officeDocument/2006/math" xmlns:v="urn:schemas-microsoft-com:vml" xmlns:wp14="http://schemas.microsoft.com/office/word/2010/wordprocessingDrawing" xmlns:wp="http://schemas.openxmlformats.org/drawingml/2006/wordprocessingDrawing" xmlns:w10="urn:schemas-microsoft-com:office:word" xmlns:w="http://schemas.openxmlformats.org/wordprocessingml/2006/main" xmlns:w14="http://schemas.microsoft.com/office/word/2010/wordml" xmlns:w15="http://schemas.microsoft.com/office/word/2012/wordml" xmlns:w16cex="http://schemas.microsoft.com/office/word/2018/wordml/cex" xmlns:w16cid="http://schemas.microsoft.com/office/word/2016/wordml/cid" xmlns:w16="http://schemas.microsoft.com/office/word/2018/wordml" xmlns:w16se="http://schemas.microsoft.com/office/word/2015/wordml/symex" xmlns:wpg="http://schemas.microsoft.com/office/word/2010/wordprocessingGroup" xmlns:wpi="http://schemas.microsoft.com/office/word/2010/wordprocessingInk" xmlns:wne="http://schemas.microsoft.com/office/word/2006/wordml" xmlns:wps="http://schemas.microsoft.com/office/word/2010/wordprocessingShape" mc:Ignorable="w14 w15 w16se w16cid w16 w16cex wp14">
-  <w16cex:commentExtensible w16cex:durableId="1CEDD9F6" w16cex:dateUtc="2026-02-10T13:54:00Z"/>
-  <w16cex:commentExtensible w16cex:durableId="5380DD72" w16cex:dateUtc="2026-02-10T13:50:00Z"/>
-  <w16cex:commentExtensible w16cex:durableId="26556D1D" w16cex:dateUtc="2026-02-10T13:51:00Z"/>
-  <w16cex:commentExtensible w16cex:durableId="3B885467" w16cex:dateUtc="2026-02-10T14:04:00Z"/>
-  <w16cex:commentExtensible w16cex:durableId="62A1FCC9" w16cex:dateUtc="2026-02-10T13:46:00Z"/>
-  <w16cex:commentExtensible w16cex:durableId="0160F008" w16cex:dateUtc="2026-02-17T15:00:05Z"/>
-  <w16cex:commentExtensible w16cex:durableId="72C6D0A1" w16cex:dateUtc="2026-02-10T13:40:00Z"/>
-</w16cex:commentsExtensible>
-</file>
-
-<file path=word/commentsIds.xml><?xml version="1.0" encoding="utf-8"?>
-<w16cid:commentsIds xmlns:mc="http://schemas.openxmlformats.org/markup-compatibility/2006" xmlns:w16cid="http://schemas.microsoft.com/office/word/2016/wordml/cid" mc:Ignorable="w16cid">
-  <w16cid:commentId w16cid:paraId="00000001" w16cid:durableId="1CEDD9F6"/>
-  <w16cid:commentId w16cid:paraId="00000002" w16cid:durableId="5380DD72"/>
-  <w16cid:commentId w16cid:paraId="00000003" w16cid:durableId="26556D1D"/>
-  <w16cid:commentId w16cid:paraId="00000004" w16cid:durableId="3B885467"/>
-  <w16cid:commentId w16cid:paraId="00000005" w16cid:durableId="62A1FCC9"/>
-  <w16cid:commentId w16cid:paraId="00000006" w16cid:durableId="0160F008"/>
-  <w16cid:commentId w16cid:paraId="00000007" w16cid:durableId="72C6D0A1"/>
-</w16cid:commentsIds>
-</file>
-
 <file path=word/endnotes.xml><?xml version="1.0" encoding="utf-8"?>
 <w:endnotes xmlns:wpc="http://schemas.microsoft.com/office/word/2010/wordprocessingCanvas" xmlns:mc="http://schemas.openxmlformats.org/markup-compatibility/2006" xmlns:o="urn:schemas-microsoft-com:office:office" xmlns:r="http://schemas.openxmlformats.org/officeDocument/2006/relationships" xmlns:m="http://schemas.openxmlformats.org/officeDocument/2006/math" xmlns:v="urn:schemas-microsoft-com:vml" xmlns:wp14="http://schemas.microsoft.com/office/word/2010/wordprocessingDrawing" xmlns:wp="http://schemas.openxmlformats.org/drawingml/2006/wordprocessingDrawing" xmlns:w10="urn:schemas-microsoft-com:office:word" xmlns:w="http://schemas.openxmlformats.org/wordprocessingml/2006/main" xmlns:w14="http://schemas.microsoft.com/office/word/2010/wordml" xmlns:w15="http://schemas.microsoft.com/office/word/2012/wordml" xmlns:wpg="http://schemas.microsoft.com/office/word/2010/wordprocessingGroup" xmlns:wpi="http://schemas.microsoft.com/office/word/2010/wordprocessingInk" xmlns:wne="http://schemas.microsoft.com/office/word/2006/wordml" xmlns:a="http://schemas.openxmlformats.org/drawingml/2006/main" xmlns:wps="http://schemas.microsoft.com/office/word/2010/wordprocessingShape" mc:Ignorable="w14 w15 wp14">
   <w:endnote w:type="separator" w:id="-1">
@@ -5200,17 +5016,6 @@
     <w:abstractNumId w:val="1"/>
   </w:num>
 </w:numbering>
-</file>
-
-<file path=word/people.xml><?xml version="1.0" encoding="utf-8"?>
-<w15:people xmlns:wpc="http://schemas.microsoft.com/office/word/2010/wordprocessingCanvas" xmlns:mc="http://schemas.openxmlformats.org/markup-compatibility/2006" xmlns:o="urn:schemas-microsoft-com:office:office" xmlns:r="http://schemas.openxmlformats.org/officeDocument/2006/relationships" xmlns:m="http://schemas.openxmlformats.org/officeDocument/2006/math" xmlns:v="urn:schemas-microsoft-com:vml" xmlns:wp14="http://schemas.microsoft.com/office/word/2010/wordprocessingDrawing" xmlns:wp="http://schemas.openxmlformats.org/drawingml/2006/wordprocessingDrawing" xmlns:w10="urn:schemas-microsoft-com:office:word" xmlns:w="http://schemas.openxmlformats.org/wordprocessingml/2006/main" xmlns:w14="http://schemas.microsoft.com/office/word/2010/wordml" xmlns:w15="http://schemas.microsoft.com/office/word/2012/wordml" xmlns:wpg="http://schemas.microsoft.com/office/word/2010/wordprocessingGroup" xmlns:wpi="http://schemas.microsoft.com/office/word/2010/wordprocessingInk" xmlns:wne="http://schemas.microsoft.com/office/word/2006/wordml" xmlns:wps="http://schemas.microsoft.com/office/word/2010/wordprocessingShape" mc:Ignorable="w14 w15 wp14">
-  <w15:person w15:author="Lauren Keenan">
-    <w15:presenceInfo w15:providerId="Teamlab" w15:userId="Lauren Keenan"/>
-  </w15:person>
-  <w15:person w15:author="LOIS GRAY">
-    <w15:presenceInfo w15:providerId="Teamlab" w15:userId="S::NWH2LG@uhi.ac.uk::44d7b8eb-f629-41fd-a5c9-2d333897814a"/>
-  </w15:person>
-</w15:people>
 </file>
 
 <file path=word/styles.xml><?xml version="1.0" encoding="utf-8"?>
